--- a/docs/business/TGP-BUS-02 Functional Requirements Specification.docx
+++ b/docs/business/TGP-BUS-02 Functional Requirements Specification.docx
@@ -401,7 +401,7 @@
                                 <w:bCs/>
                                 <w:color w:val="1D74BA"/>
                               </w:rPr>
-                              <w:t xml:space="preserve">07 October 2026</w:t>
+                              <w:t xml:space="preserve">08 October 2026</w:t>
                             </w:r>
                           </w:p>
                         </w:txbxContent>
@@ -2257,7 +2257,7 @@
             <w:noProof/>
             <w:webHidden/>
           </w:rPr>
-          <w:t>22</w:t>
+          <w:t>21</w:t>
         </w:r>
         <w:r>
           <w:rPr>
@@ -2391,7 +2391,7 @@
             <w:noProof/>
             <w:webHidden/>
           </w:rPr>
-          <w:t>24</w:t>
+          <w:t>23</w:t>
         </w:r>
         <w:r>
           <w:rPr>
@@ -2659,7 +2659,7 @@
             <w:noProof/>
             <w:webHidden/>
           </w:rPr>
-          <w:t>27</w:t>
+          <w:t>28</w:t>
         </w:r>
         <w:r>
           <w:rPr>
@@ -2860,7 +2860,7 @@
             <w:noProof/>
             <w:webHidden/>
           </w:rPr>
-          <w:t>30</w:t>
+          <w:t>31</w:t>
         </w:r>
         <w:r>
           <w:rPr>
@@ -2927,7 +2927,7 @@
             <w:noProof/>
             <w:webHidden/>
           </w:rPr>
-          <w:t>32</w:t>
+          <w:t>33</w:t>
         </w:r>
         <w:r>
           <w:rPr>
@@ -3722,7 +3722,7 @@
                 <w:sz w:val="16"/>
                 <w:szCs w:val="16"/>
               </w:rPr>
-              <w:t xml:space="preserve">07/10/2026</w:t>
+              <w:t xml:space="preserve">08/10/2026</w:t>
             </w:r>
           </w:p>
         </w:tc>
@@ -3968,8 +3968,8 @@
         <w:tblLook w:val="04A0" w:firstRow="1" w:lastRow="0" w:firstColumn="0" w:lastColumn="0" w:noHBand="0" w:noVBand="1"/>
       </w:tblPr>
       <w:tblGrid>
-        <w:gridCol w:w="1557"/>
-        <w:gridCol w:w="7470"/>
+        <w:gridCol w:w="1559"/>
+        <w:gridCol w:w="7468"/>
       </w:tblGrid>
       <w:tr>
         <w:trPr>
@@ -3979,7 +3979,7 @@
         </w:trPr>
         <w:tc>
           <w:tcPr>
-            <w:tcW w:w="1557" w:type="dxa"/>
+            <w:tcW w:w="1559" w:type="dxa"/>
             <w:shd w:val="clear" w:color="auto" w:fill="0F4761"/>
             <w:vAlign w:val="center"/>
           </w:tcPr>
@@ -4010,7 +4010,7 @@
         </w:tc>
         <w:tc>
           <w:tcPr>
-            <w:tcW w:w="7470" w:type="dxa"/>
+            <w:tcW w:w="7468" w:type="dxa"/>
             <w:shd w:val="clear" w:color="auto" w:fill="0F4761"/>
             <w:vAlign w:val="center"/>
           </w:tcPr>
@@ -4047,7 +4047,7 @@
         </w:trPr>
         <w:tc>
           <w:tcPr>
-            <w:tcW w:w="1557" w:type="dxa"/>
+            <w:tcW w:w="1559" w:type="dxa"/>
             <w:vAlign w:val="top"/>
           </w:tcPr>
           <w:p>
@@ -4067,13 +4067,13 @@
                 <w:sz w:val="16"/>
                 <w:szCs w:val="16"/>
               </w:rPr>
-              <w:t xml:space="preserve">API</w:t>
-            </w:r>
-          </w:p>
-        </w:tc>
-        <w:tc>
-          <w:tcPr>
-            <w:tcW w:w="7470" w:type="dxa"/>
+              <w:t xml:space="preserve">AI</w:t>
+            </w:r>
+          </w:p>
+        </w:tc>
+        <w:tc>
+          <w:tcPr>
+            <w:tcW w:w="7468" w:type="dxa"/>
             <w:vAlign w:val="top"/>
           </w:tcPr>
           <w:p>
@@ -4093,7 +4093,7 @@
                 <w:sz w:val="16"/>
                 <w:szCs w:val="16"/>
               </w:rPr>
-              <w:t xml:space="preserve">Application Programming Interface</w:t>
+              <w:t xml:space="preserve">Artificial intelligence</w:t>
             </w:r>
           </w:p>
         </w:tc>
@@ -4105,7 +4105,7 @@
         </w:trPr>
         <w:tc>
           <w:tcPr>
-            <w:tcW w:w="1557" w:type="dxa"/>
+            <w:tcW w:w="1559" w:type="dxa"/>
             <w:vAlign w:val="top"/>
           </w:tcPr>
           <w:p>
@@ -4125,13 +4125,13 @@
                 <w:sz w:val="16"/>
                 <w:szCs w:val="16"/>
               </w:rPr>
-              <w:t xml:space="preserve">ASVS</w:t>
-            </w:r>
-          </w:p>
-        </w:tc>
-        <w:tc>
-          <w:tcPr>
-            <w:tcW w:w="7470" w:type="dxa"/>
+              <w:t xml:space="preserve">API</w:t>
+            </w:r>
+          </w:p>
+        </w:tc>
+        <w:tc>
+          <w:tcPr>
+            <w:tcW w:w="7468" w:type="dxa"/>
             <w:vAlign w:val="top"/>
           </w:tcPr>
           <w:p>
@@ -4151,7 +4151,7 @@
                 <w:sz w:val="16"/>
                 <w:szCs w:val="16"/>
               </w:rPr>
-              <w:t xml:space="preserve">Application Security Verification Standard</w:t>
+              <w:t xml:space="preserve">Application Programming Interface</w:t>
             </w:r>
           </w:p>
         </w:tc>
@@ -4163,7 +4163,7 @@
         </w:trPr>
         <w:tc>
           <w:tcPr>
-            <w:tcW w:w="1557" w:type="dxa"/>
+            <w:tcW w:w="1559" w:type="dxa"/>
             <w:vAlign w:val="top"/>
           </w:tcPr>
           <w:p>
@@ -4183,13 +4183,13 @@
                 <w:sz w:val="16"/>
                 <w:szCs w:val="16"/>
               </w:rPr>
-              <w:t xml:space="preserve">B2B</w:t>
-            </w:r>
-          </w:p>
-        </w:tc>
-        <w:tc>
-          <w:tcPr>
-            <w:tcW w:w="7470" w:type="dxa"/>
+              <w:t xml:space="preserve">ASVS</w:t>
+            </w:r>
+          </w:p>
+        </w:tc>
+        <w:tc>
+          <w:tcPr>
+            <w:tcW w:w="7468" w:type="dxa"/>
             <w:vAlign w:val="top"/>
           </w:tcPr>
           <w:p>
@@ -4209,7 +4209,7 @@
                 <w:sz w:val="16"/>
                 <w:szCs w:val="16"/>
               </w:rPr>
-              <w:t xml:space="preserve">Business to business</w:t>
+              <w:t xml:space="preserve">Application Security Verification Standard</w:t>
             </w:r>
           </w:p>
         </w:tc>
@@ -4221,7 +4221,7 @@
         </w:trPr>
         <w:tc>
           <w:tcPr>
-            <w:tcW w:w="1557" w:type="dxa"/>
+            <w:tcW w:w="1559" w:type="dxa"/>
             <w:vAlign w:val="top"/>
           </w:tcPr>
           <w:p>
@@ -4241,13 +4241,13 @@
                 <w:sz w:val="16"/>
                 <w:szCs w:val="16"/>
               </w:rPr>
-              <w:t xml:space="preserve">FR</w:t>
-            </w:r>
-          </w:p>
-        </w:tc>
-        <w:tc>
-          <w:tcPr>
-            <w:tcW w:w="7470" w:type="dxa"/>
+              <w:t xml:space="preserve">B2B</w:t>
+            </w:r>
+          </w:p>
+        </w:tc>
+        <w:tc>
+          <w:tcPr>
+            <w:tcW w:w="7468" w:type="dxa"/>
             <w:vAlign w:val="top"/>
           </w:tcPr>
           <w:p>
@@ -4267,7 +4267,7 @@
                 <w:sz w:val="16"/>
                 <w:szCs w:val="16"/>
               </w:rPr>
-              <w:t xml:space="preserve">Functional requirement</w:t>
+              <w:t xml:space="preserve">Business to business</w:t>
             </w:r>
           </w:p>
         </w:tc>
@@ -4279,7 +4279,7 @@
         </w:trPr>
         <w:tc>
           <w:tcPr>
-            <w:tcW w:w="1557" w:type="dxa"/>
+            <w:tcW w:w="1559" w:type="dxa"/>
             <w:vAlign w:val="top"/>
           </w:tcPr>
           <w:p>
@@ -4299,13 +4299,13 @@
                 <w:sz w:val="16"/>
                 <w:szCs w:val="16"/>
               </w:rPr>
-              <w:t xml:space="preserve">HMAC</w:t>
-            </w:r>
-          </w:p>
-        </w:tc>
-        <w:tc>
-          <w:tcPr>
-            <w:tcW w:w="7470" w:type="dxa"/>
+              <w:t xml:space="preserve">FR</w:t>
+            </w:r>
+          </w:p>
+        </w:tc>
+        <w:tc>
+          <w:tcPr>
+            <w:tcW w:w="7468" w:type="dxa"/>
             <w:vAlign w:val="top"/>
           </w:tcPr>
           <w:p>
@@ -4325,7 +4325,7 @@
                 <w:sz w:val="16"/>
                 <w:szCs w:val="16"/>
               </w:rPr>
-              <w:t xml:space="preserve">Hash-based message authentication code</w:t>
+              <w:t xml:space="preserve">Functional requirement</w:t>
             </w:r>
           </w:p>
         </w:tc>
@@ -4337,7 +4337,7 @@
         </w:trPr>
         <w:tc>
           <w:tcPr>
-            <w:tcW w:w="1557" w:type="dxa"/>
+            <w:tcW w:w="1559" w:type="dxa"/>
             <w:vAlign w:val="top"/>
           </w:tcPr>
           <w:p>
@@ -4357,13 +4357,13 @@
                 <w:sz w:val="16"/>
                 <w:szCs w:val="16"/>
               </w:rPr>
-              <w:t xml:space="preserve">HTTP</w:t>
-            </w:r>
-          </w:p>
-        </w:tc>
-        <w:tc>
-          <w:tcPr>
-            <w:tcW w:w="7470" w:type="dxa"/>
+              <w:t xml:space="preserve">HMAC</w:t>
+            </w:r>
+          </w:p>
+        </w:tc>
+        <w:tc>
+          <w:tcPr>
+            <w:tcW w:w="7468" w:type="dxa"/>
             <w:vAlign w:val="top"/>
           </w:tcPr>
           <w:p>
@@ -4383,7 +4383,7 @@
                 <w:sz w:val="16"/>
                 <w:szCs w:val="16"/>
               </w:rPr>
-              <w:t xml:space="preserve">Hypertext Transfer Protocol</w:t>
+              <w:t xml:space="preserve">Hash-based message authentication code</w:t>
             </w:r>
           </w:p>
         </w:tc>
@@ -4395,7 +4395,7 @@
         </w:trPr>
         <w:tc>
           <w:tcPr>
-            <w:tcW w:w="1557" w:type="dxa"/>
+            <w:tcW w:w="1559" w:type="dxa"/>
             <w:vAlign w:val="top"/>
           </w:tcPr>
           <w:p>
@@ -4415,13 +4415,13 @@
                 <w:sz w:val="16"/>
                 <w:szCs w:val="16"/>
               </w:rPr>
-              <w:t xml:space="preserve">ID</w:t>
-            </w:r>
-          </w:p>
-        </w:tc>
-        <w:tc>
-          <w:tcPr>
-            <w:tcW w:w="7470" w:type="dxa"/>
+              <w:t xml:space="preserve">HTTP</w:t>
+            </w:r>
+          </w:p>
+        </w:tc>
+        <w:tc>
+          <w:tcPr>
+            <w:tcW w:w="7468" w:type="dxa"/>
             <w:vAlign w:val="top"/>
           </w:tcPr>
           <w:p>
@@ -4441,7 +4441,7 @@
                 <w:sz w:val="16"/>
                 <w:szCs w:val="16"/>
               </w:rPr>
-              <w:t xml:space="preserve">Identifier</w:t>
+              <w:t xml:space="preserve">Hypertext Transfer Protocol</w:t>
             </w:r>
           </w:p>
         </w:tc>
@@ -4453,7 +4453,7 @@
         </w:trPr>
         <w:tc>
           <w:tcPr>
-            <w:tcW w:w="1557" w:type="dxa"/>
+            <w:tcW w:w="1559" w:type="dxa"/>
             <w:vAlign w:val="top"/>
           </w:tcPr>
           <w:p>
@@ -4473,13 +4473,13 @@
                 <w:sz w:val="16"/>
                 <w:szCs w:val="16"/>
               </w:rPr>
-              <w:t xml:space="preserve">JSON</w:t>
-            </w:r>
-          </w:p>
-        </w:tc>
-        <w:tc>
-          <w:tcPr>
-            <w:tcW w:w="7470" w:type="dxa"/>
+              <w:t xml:space="preserve">ID</w:t>
+            </w:r>
+          </w:p>
+        </w:tc>
+        <w:tc>
+          <w:tcPr>
+            <w:tcW w:w="7468" w:type="dxa"/>
             <w:vAlign w:val="top"/>
           </w:tcPr>
           <w:p>
@@ -4499,7 +4499,7 @@
                 <w:sz w:val="16"/>
                 <w:szCs w:val="16"/>
               </w:rPr>
-              <w:t xml:space="preserve">JavaScript Object Notation</w:t>
+              <w:t xml:space="preserve">Identifier</w:t>
             </w:r>
           </w:p>
         </w:tc>
@@ -4511,7 +4511,7 @@
         </w:trPr>
         <w:tc>
           <w:tcPr>
-            <w:tcW w:w="1557" w:type="dxa"/>
+            <w:tcW w:w="1559" w:type="dxa"/>
             <w:vAlign w:val="top"/>
           </w:tcPr>
           <w:p>
@@ -4531,13 +4531,13 @@
                 <w:sz w:val="16"/>
                 <w:szCs w:val="16"/>
               </w:rPr>
-              <w:t xml:space="preserve">KPI</w:t>
-            </w:r>
-          </w:p>
-        </w:tc>
-        <w:tc>
-          <w:tcPr>
-            <w:tcW w:w="7470" w:type="dxa"/>
+              <w:t xml:space="preserve">JSON</w:t>
+            </w:r>
+          </w:p>
+        </w:tc>
+        <w:tc>
+          <w:tcPr>
+            <w:tcW w:w="7468" w:type="dxa"/>
             <w:vAlign w:val="top"/>
           </w:tcPr>
           <w:p>
@@ -4557,7 +4557,7 @@
                 <w:sz w:val="16"/>
                 <w:szCs w:val="16"/>
               </w:rPr>
-              <w:t xml:space="preserve">Key performance indicator</w:t>
+              <w:t xml:space="preserve">JavaScript Object Notation</w:t>
             </w:r>
           </w:p>
         </w:tc>
@@ -4569,7 +4569,7 @@
         </w:trPr>
         <w:tc>
           <w:tcPr>
-            <w:tcW w:w="1557" w:type="dxa"/>
+            <w:tcW w:w="1559" w:type="dxa"/>
             <w:vAlign w:val="top"/>
           </w:tcPr>
           <w:p>
@@ -4589,13 +4589,13 @@
                 <w:sz w:val="16"/>
                 <w:szCs w:val="16"/>
               </w:rPr>
-              <w:t xml:space="preserve">MFA</w:t>
-            </w:r>
-          </w:p>
-        </w:tc>
-        <w:tc>
-          <w:tcPr>
-            <w:tcW w:w="7470" w:type="dxa"/>
+              <w:t xml:space="preserve">KPI</w:t>
+            </w:r>
+          </w:p>
+        </w:tc>
+        <w:tc>
+          <w:tcPr>
+            <w:tcW w:w="7468" w:type="dxa"/>
             <w:vAlign w:val="top"/>
           </w:tcPr>
           <w:p>
@@ -4615,7 +4615,7 @@
                 <w:sz w:val="16"/>
                 <w:szCs w:val="16"/>
               </w:rPr>
-              <w:t xml:space="preserve">Multi-factor authentication</w:t>
+              <w:t xml:space="preserve">Key performance indicator</w:t>
             </w:r>
           </w:p>
         </w:tc>
@@ -4627,7 +4627,7 @@
         </w:trPr>
         <w:tc>
           <w:tcPr>
-            <w:tcW w:w="1557" w:type="dxa"/>
+            <w:tcW w:w="1559" w:type="dxa"/>
             <w:vAlign w:val="top"/>
           </w:tcPr>
           <w:p>
@@ -4647,13 +4647,13 @@
                 <w:sz w:val="16"/>
                 <w:szCs w:val="16"/>
               </w:rPr>
-              <w:t xml:space="preserve">MVP</w:t>
-            </w:r>
-          </w:p>
-        </w:tc>
-        <w:tc>
-          <w:tcPr>
-            <w:tcW w:w="7470" w:type="dxa"/>
+              <w:t xml:space="preserve">MFA</w:t>
+            </w:r>
+          </w:p>
+        </w:tc>
+        <w:tc>
+          <w:tcPr>
+            <w:tcW w:w="7468" w:type="dxa"/>
             <w:vAlign w:val="top"/>
           </w:tcPr>
           <w:p>
@@ -4673,7 +4673,7 @@
                 <w:sz w:val="16"/>
                 <w:szCs w:val="16"/>
               </w:rPr>
-              <w:t xml:space="preserve">Minimum viable product</w:t>
+              <w:t xml:space="preserve">Multi-factor authentication</w:t>
             </w:r>
           </w:p>
         </w:tc>
@@ -4685,7 +4685,7 @@
         </w:trPr>
         <w:tc>
           <w:tcPr>
-            <w:tcW w:w="1557" w:type="dxa"/>
+            <w:tcW w:w="1559" w:type="dxa"/>
             <w:vAlign w:val="top"/>
           </w:tcPr>
           <w:p>
@@ -4705,13 +4705,13 @@
                 <w:sz w:val="16"/>
                 <w:szCs w:val="16"/>
               </w:rPr>
-              <w:t xml:space="preserve">NLU</w:t>
-            </w:r>
-          </w:p>
-        </w:tc>
-        <w:tc>
-          <w:tcPr>
-            <w:tcW w:w="7470" w:type="dxa"/>
+              <w:t xml:space="preserve">MVP</w:t>
+            </w:r>
+          </w:p>
+        </w:tc>
+        <w:tc>
+          <w:tcPr>
+            <w:tcW w:w="7468" w:type="dxa"/>
             <w:vAlign w:val="top"/>
           </w:tcPr>
           <w:p>
@@ -4731,7 +4731,7 @@
                 <w:sz w:val="16"/>
                 <w:szCs w:val="16"/>
               </w:rPr>
-              <w:t xml:space="preserve">Natural language understanding</w:t>
+              <w:t xml:space="preserve">Minimum viable product</w:t>
             </w:r>
           </w:p>
         </w:tc>
@@ -4743,7 +4743,7 @@
         </w:trPr>
         <w:tc>
           <w:tcPr>
-            <w:tcW w:w="1557" w:type="dxa"/>
+            <w:tcW w:w="1559" w:type="dxa"/>
             <w:vAlign w:val="top"/>
           </w:tcPr>
           <w:p>
@@ -4763,13 +4763,13 @@
                 <w:sz w:val="16"/>
                 <w:szCs w:val="16"/>
               </w:rPr>
-              <w:t xml:space="preserve">OTP</w:t>
-            </w:r>
-          </w:p>
-        </w:tc>
-        <w:tc>
-          <w:tcPr>
-            <w:tcW w:w="7470" w:type="dxa"/>
+              <w:t xml:space="preserve">NLU</w:t>
+            </w:r>
+          </w:p>
+        </w:tc>
+        <w:tc>
+          <w:tcPr>
+            <w:tcW w:w="7468" w:type="dxa"/>
             <w:vAlign w:val="top"/>
           </w:tcPr>
           <w:p>
@@ -4789,7 +4789,7 @@
                 <w:sz w:val="16"/>
                 <w:szCs w:val="16"/>
               </w:rPr>
-              <w:t xml:space="preserve">One-time password</w:t>
+              <w:t xml:space="preserve">Natural language understanding</w:t>
             </w:r>
           </w:p>
         </w:tc>
@@ -4801,7 +4801,7 @@
         </w:trPr>
         <w:tc>
           <w:tcPr>
-            <w:tcW w:w="1557" w:type="dxa"/>
+            <w:tcW w:w="1559" w:type="dxa"/>
             <w:vAlign w:val="top"/>
           </w:tcPr>
           <w:p>
@@ -4821,13 +4821,13 @@
                 <w:sz w:val="16"/>
                 <w:szCs w:val="16"/>
               </w:rPr>
-              <w:t xml:space="preserve">OWASP</w:t>
-            </w:r>
-          </w:p>
-        </w:tc>
-        <w:tc>
-          <w:tcPr>
-            <w:tcW w:w="7470" w:type="dxa"/>
+              <w:t xml:space="preserve">OTP</w:t>
+            </w:r>
+          </w:p>
+        </w:tc>
+        <w:tc>
+          <w:tcPr>
+            <w:tcW w:w="7468" w:type="dxa"/>
             <w:vAlign w:val="top"/>
           </w:tcPr>
           <w:p>
@@ -4847,7 +4847,7 @@
                 <w:sz w:val="16"/>
                 <w:szCs w:val="16"/>
               </w:rPr>
-              <w:t xml:space="preserve">Open Worldwide Application Security Project</w:t>
+              <w:t xml:space="preserve">One-time password</w:t>
             </w:r>
           </w:p>
         </w:tc>
@@ -4859,7 +4859,7 @@
         </w:trPr>
         <w:tc>
           <w:tcPr>
-            <w:tcW w:w="1557" w:type="dxa"/>
+            <w:tcW w:w="1559" w:type="dxa"/>
             <w:vAlign w:val="top"/>
           </w:tcPr>
           <w:p>
@@ -4879,13 +4879,13 @@
                 <w:sz w:val="16"/>
                 <w:szCs w:val="16"/>
               </w:rPr>
-              <w:t xml:space="preserve">QA</w:t>
-            </w:r>
-          </w:p>
-        </w:tc>
-        <w:tc>
-          <w:tcPr>
-            <w:tcW w:w="7470" w:type="dxa"/>
+              <w:t xml:space="preserve">OWASP</w:t>
+            </w:r>
+          </w:p>
+        </w:tc>
+        <w:tc>
+          <w:tcPr>
+            <w:tcW w:w="7468" w:type="dxa"/>
             <w:vAlign w:val="top"/>
           </w:tcPr>
           <w:p>
@@ -4905,7 +4905,7 @@
                 <w:sz w:val="16"/>
                 <w:szCs w:val="16"/>
               </w:rPr>
-              <w:t xml:space="preserve">Quality assurance</w:t>
+              <w:t xml:space="preserve">Open Worldwide Application Security Project</w:t>
             </w:r>
           </w:p>
         </w:tc>
@@ -4917,7 +4917,7 @@
         </w:trPr>
         <w:tc>
           <w:tcPr>
-            <w:tcW w:w="1557" w:type="dxa"/>
+            <w:tcW w:w="1559" w:type="dxa"/>
             <w:vAlign w:val="top"/>
           </w:tcPr>
           <w:p>
@@ -4937,13 +4937,13 @@
                 <w:sz w:val="16"/>
                 <w:szCs w:val="16"/>
               </w:rPr>
-              <w:t xml:space="preserve">QR</w:t>
-            </w:r>
-          </w:p>
-        </w:tc>
-        <w:tc>
-          <w:tcPr>
-            <w:tcW w:w="7470" w:type="dxa"/>
+              <w:t xml:space="preserve">QA</w:t>
+            </w:r>
+          </w:p>
+        </w:tc>
+        <w:tc>
+          <w:tcPr>
+            <w:tcW w:w="7468" w:type="dxa"/>
             <w:vAlign w:val="top"/>
           </w:tcPr>
           <w:p>
@@ -4963,7 +4963,7 @@
                 <w:sz w:val="16"/>
                 <w:szCs w:val="16"/>
               </w:rPr>
-              <w:t xml:space="preserve">Quick response (code)</w:t>
+              <w:t xml:space="preserve">Quality assurance</w:t>
             </w:r>
           </w:p>
         </w:tc>
@@ -4975,7 +4975,7 @@
         </w:trPr>
         <w:tc>
           <w:tcPr>
-            <w:tcW w:w="1557" w:type="dxa"/>
+            <w:tcW w:w="1559" w:type="dxa"/>
             <w:vAlign w:val="top"/>
           </w:tcPr>
           <w:p>
@@ -4995,13 +4995,13 @@
                 <w:sz w:val="16"/>
                 <w:szCs w:val="16"/>
               </w:rPr>
-              <w:t xml:space="preserve">SMS</w:t>
-            </w:r>
-          </w:p>
-        </w:tc>
-        <w:tc>
-          <w:tcPr>
-            <w:tcW w:w="7470" w:type="dxa"/>
+              <w:t xml:space="preserve">QR</w:t>
+            </w:r>
+          </w:p>
+        </w:tc>
+        <w:tc>
+          <w:tcPr>
+            <w:tcW w:w="7468" w:type="dxa"/>
             <w:vAlign w:val="top"/>
           </w:tcPr>
           <w:p>
@@ -5021,7 +5021,7 @@
                 <w:sz w:val="16"/>
                 <w:szCs w:val="16"/>
               </w:rPr>
-              <w:t xml:space="preserve">Short message service</w:t>
+              <w:t xml:space="preserve">Quick response (code)</w:t>
             </w:r>
           </w:p>
         </w:tc>
@@ -5033,7 +5033,7 @@
         </w:trPr>
         <w:tc>
           <w:tcPr>
-            <w:tcW w:w="1557" w:type="dxa"/>
+            <w:tcW w:w="1559" w:type="dxa"/>
             <w:vAlign w:val="top"/>
           </w:tcPr>
           <w:p>
@@ -5053,13 +5053,13 @@
                 <w:sz w:val="16"/>
                 <w:szCs w:val="16"/>
               </w:rPr>
-              <w:t xml:space="preserve">SSO</w:t>
-            </w:r>
-          </w:p>
-        </w:tc>
-        <w:tc>
-          <w:tcPr>
-            <w:tcW w:w="7470" w:type="dxa"/>
+              <w:t xml:space="preserve">SHA</w:t>
+            </w:r>
+          </w:p>
+        </w:tc>
+        <w:tc>
+          <w:tcPr>
+            <w:tcW w:w="7468" w:type="dxa"/>
             <w:vAlign w:val="top"/>
           </w:tcPr>
           <w:p>
@@ -5079,7 +5079,7 @@
                 <w:sz w:val="16"/>
                 <w:szCs w:val="16"/>
               </w:rPr>
-              <w:t xml:space="preserve">Single sign-on</w:t>
+              <w:t xml:space="preserve">Secure Hash Algorithm</w:t>
             </w:r>
           </w:p>
         </w:tc>
@@ -5091,7 +5091,7 @@
         </w:trPr>
         <w:tc>
           <w:tcPr>
-            <w:tcW w:w="1557" w:type="dxa"/>
+            <w:tcW w:w="1559" w:type="dxa"/>
             <w:vAlign w:val="top"/>
           </w:tcPr>
           <w:p>
@@ -5111,13 +5111,13 @@
                 <w:sz w:val="16"/>
                 <w:szCs w:val="16"/>
               </w:rPr>
-              <w:t xml:space="preserve">TNDS</w:t>
-            </w:r>
-          </w:p>
-        </w:tc>
-        <w:tc>
-          <w:tcPr>
-            <w:tcW w:w="7470" w:type="dxa"/>
+              <w:t xml:space="preserve">SMS</w:t>
+            </w:r>
+          </w:p>
+        </w:tc>
+        <w:tc>
+          <w:tcPr>
+            <w:tcW w:w="7468" w:type="dxa"/>
             <w:vAlign w:val="top"/>
           </w:tcPr>
           <w:p>
@@ -5137,7 +5137,7 @@
                 <w:sz w:val="16"/>
                 <w:szCs w:val="16"/>
               </w:rPr>
-              <w:t xml:space="preserve">Compulsory motor third-party liability insurance (Bảo hiểm TNDS bắt buộc)</w:t>
+              <w:t xml:space="preserve">Short message service</w:t>
             </w:r>
           </w:p>
         </w:tc>
@@ -5149,7 +5149,7 @@
         </w:trPr>
         <w:tc>
           <w:tcPr>
-            <w:tcW w:w="1557" w:type="dxa"/>
+            <w:tcW w:w="1559" w:type="dxa"/>
             <w:vAlign w:val="top"/>
           </w:tcPr>
           <w:p>
@@ -5169,13 +5169,13 @@
                 <w:sz w:val="16"/>
                 <w:szCs w:val="16"/>
               </w:rPr>
-              <w:t xml:space="preserve">UAT</w:t>
-            </w:r>
-          </w:p>
-        </w:tc>
-        <w:tc>
-          <w:tcPr>
-            <w:tcW w:w="7470" w:type="dxa"/>
+              <w:t xml:space="preserve">SSO</w:t>
+            </w:r>
+          </w:p>
+        </w:tc>
+        <w:tc>
+          <w:tcPr>
+            <w:tcW w:w="7468" w:type="dxa"/>
             <w:vAlign w:val="top"/>
           </w:tcPr>
           <w:p>
@@ -5195,7 +5195,7 @@
                 <w:sz w:val="16"/>
                 <w:szCs w:val="16"/>
               </w:rPr>
-              <w:t xml:space="preserve">User acceptance testing</w:t>
+              <w:t xml:space="preserve">Single sign-on</w:t>
             </w:r>
           </w:p>
         </w:tc>
@@ -5207,7 +5207,7 @@
         </w:trPr>
         <w:tc>
           <w:tcPr>
-            <w:tcW w:w="1557" w:type="dxa"/>
+            <w:tcW w:w="1559" w:type="dxa"/>
             <w:vAlign w:val="top"/>
           </w:tcPr>
           <w:p>
@@ -5227,13 +5227,129 @@
                 <w:sz w:val="16"/>
                 <w:szCs w:val="16"/>
               </w:rPr>
+              <w:t xml:space="preserve">TNDS</w:t>
+            </w:r>
+          </w:p>
+        </w:tc>
+        <w:tc>
+          <w:tcPr>
+            <w:tcW w:w="7468" w:type="dxa"/>
+            <w:vAlign w:val="top"/>
+          </w:tcPr>
+          <w:p>
+            <w:pPr>
+              <w:spacing w:before="60"/>
+              <w:rPr>
+                <w:rFonts w:ascii="Segoe UI" w:eastAsia="Arial" w:hAnsi="Segoe UI" w:cs="Segoe UI"/>
+                <w:color w:val="101820"/>
+                <w:sz w:val="16"/>
+                <w:szCs w:val="16"/>
+              </w:rPr>
+            </w:pPr>
+            <w:r>
+              <w:rPr>
+                <w:rFonts w:ascii="Segoe UI" w:eastAsia="Arial" w:hAnsi="Segoe UI" w:cs="Segoe UI"/>
+                <w:color w:val="101820"/>
+                <w:sz w:val="16"/>
+                <w:szCs w:val="16"/>
+              </w:rPr>
+              <w:t xml:space="preserve">Compulsory motor third-party liability insurance (Bảo hiểm TNDS bắt buộc)</w:t>
+            </w:r>
+          </w:p>
+        </w:tc>
+      </w:tr>
+      <w:tr>
+        <w:trPr>
+          <w:cantSplit/>
+          <w:trHeight w:val="449"/>
+        </w:trPr>
+        <w:tc>
+          <w:tcPr>
+            <w:tcW w:w="1559" w:type="dxa"/>
+            <w:vAlign w:val="top"/>
+          </w:tcPr>
+          <w:p>
+            <w:pPr>
+              <w:spacing w:before="60"/>
+              <w:rPr>
+                <w:rFonts w:ascii="Segoe UI" w:eastAsia="Arial" w:hAnsi="Segoe UI" w:cs="Segoe UI"/>
+                <w:color w:val="101820"/>
+                <w:sz w:val="16"/>
+                <w:szCs w:val="16"/>
+              </w:rPr>
+            </w:pPr>
+            <w:r>
+              <w:rPr>
+                <w:rFonts w:ascii="Segoe UI" w:eastAsia="Arial" w:hAnsi="Segoe UI" w:cs="Segoe UI"/>
+                <w:color w:val="101820"/>
+                <w:sz w:val="16"/>
+                <w:szCs w:val="16"/>
+              </w:rPr>
+              <w:t xml:space="preserve">UAT</w:t>
+            </w:r>
+          </w:p>
+        </w:tc>
+        <w:tc>
+          <w:tcPr>
+            <w:tcW w:w="7468" w:type="dxa"/>
+            <w:vAlign w:val="top"/>
+          </w:tcPr>
+          <w:p>
+            <w:pPr>
+              <w:spacing w:before="60"/>
+              <w:rPr>
+                <w:rFonts w:ascii="Segoe UI" w:eastAsia="Arial" w:hAnsi="Segoe UI" w:cs="Segoe UI"/>
+                <w:color w:val="101820"/>
+                <w:sz w:val="16"/>
+                <w:szCs w:val="16"/>
+              </w:rPr>
+            </w:pPr>
+            <w:r>
+              <w:rPr>
+                <w:rFonts w:ascii="Segoe UI" w:eastAsia="Arial" w:hAnsi="Segoe UI" w:cs="Segoe UI"/>
+                <w:color w:val="101820"/>
+                <w:sz w:val="16"/>
+                <w:szCs w:val="16"/>
+              </w:rPr>
+              <w:t xml:space="preserve">User acceptance testing</w:t>
+            </w:r>
+          </w:p>
+        </w:tc>
+      </w:tr>
+      <w:tr>
+        <w:trPr>
+          <w:cantSplit/>
+          <w:trHeight w:val="449"/>
+        </w:trPr>
+        <w:tc>
+          <w:tcPr>
+            <w:tcW w:w="1559" w:type="dxa"/>
+            <w:vAlign w:val="top"/>
+          </w:tcPr>
+          <w:p>
+            <w:pPr>
+              <w:spacing w:before="60"/>
+              <w:rPr>
+                <w:rFonts w:ascii="Segoe UI" w:eastAsia="Arial" w:hAnsi="Segoe UI" w:cs="Segoe UI"/>
+                <w:color w:val="101820"/>
+                <w:sz w:val="16"/>
+                <w:szCs w:val="16"/>
+              </w:rPr>
+            </w:pPr>
+            <w:r>
+              <w:rPr>
+                <w:rFonts w:ascii="Segoe UI" w:eastAsia="Arial" w:hAnsi="Segoe UI" w:cs="Segoe UI"/>
+                <w:color w:val="101820"/>
+                <w:sz w:val="16"/>
+                <w:szCs w:val="16"/>
+              </w:rPr>
               <w:t xml:space="preserve">VAT</w:t>
             </w:r>
           </w:p>
         </w:tc>
         <w:tc>
           <w:tcPr>
-            <w:tcW w:w="7470" w:type="dxa"/>
+            <w:tcW w:w="7468" w:type="dxa"/>
             <w:vAlign w:val="top"/>
           </w:tcPr>
           <w:p>
@@ -5309,7 +5425,7 @@
         <w:pStyle w:val="FirstParagraph"/>
       </w:pPr>
       <w:r>
-        <w:t xml:space="preserve">This specification states what the TASCO Growth Platform must do. Each functional requirement has a stable identifier, the business rules that govern it, a priority, the challenge track it serves and its build status on 7 October 2026. TGP-BUS-04 User Stories and Acceptance Criteria states how each requirement is accepted, and TGP-BUS-05 Requirements Traceability Matrix links each one to stories, tests and components.</w:t>
+        <w:t xml:space="preserve">This specification states what the TASCO Growth Platform must do. Each functional requirement has a stable identifier, the business rules that govern it, a priority, the challenge track it serves and its build status. TGP-BUS-04 User Stories and Acceptance Criteria states how each requirement is accepted, and TGP-BUS-05 Requirements Traceability Matrix links each one to stories, tests and components.</w:t>
       </w:r>
     </w:p>
     <w:p>
@@ -5327,7 +5443,7 @@
         <w:pStyle w:val="FirstParagraph"/>
       </w:pPr>
       <w:r>
-        <w:t xml:space="preserve">The specification covers 117 requirements in 16 capability areas: data, lead intelligence, journeys, the voice assistant, telesales, sales and issuance, products and rating, benefits, partners and fleet, claims first notice, customer self-service and privacy, rules governance, identity and access, audit, operations and user interfaces, and the TASCO core integration. Non-functional requirements are in TGP-BUS-03.</w:t>
+        <w:t xml:space="preserve">The specification covers 119 requirements in 16 capability areas: data, lead intelligence, journeys, the voice assistant, telesales, sales and issuance, products and rating, benefits, partners and fleet, claims first notice, customer self-service and privacy, rules governance, identity and access, audit, operations and user interfaces, and the TASCO core integration. Non-functional requirements are in TGP-BUS-03.</w:t>
       </w:r>
     </w:p>
     <w:p>
@@ -6898,8 +7014,8 @@
         <w:tblLook w:val="04A0" w:firstRow="1" w:lastRow="0" w:firstColumn="0" w:lastColumn="0" w:noHBand="0" w:noVBand="1"/>
       </w:tblPr>
       <w:tblGrid>
-        <w:gridCol w:w="2473"/>
-        <w:gridCol w:w="6554"/>
+        <w:gridCol w:w="2432"/>
+        <w:gridCol w:w="6595"/>
       </w:tblGrid>
       <w:tr>
         <w:trPr>
@@ -6908,7 +7024,7 @@
         </w:trPr>
         <w:tc>
           <w:tcPr>
-            <w:tcW w:w="2473" w:type="dxa"/>
+            <w:tcW w:w="2432" w:type="dxa"/>
             <w:shd w:val="clear" w:color="auto" w:fill="0F4761"/>
             <w:vAlign w:val="center"/>
           </w:tcPr>
@@ -6927,7 +7043,7 @@
         </w:tc>
         <w:tc>
           <w:tcPr>
-            <w:tcW w:w="6554" w:type="dxa"/>
+            <w:tcW w:w="6595" w:type="dxa"/>
             <w:shd w:val="clear" w:color="auto" w:fill="0F4761"/>
             <w:vAlign w:val="center"/>
           </w:tcPr>
@@ -6951,7 +7067,7 @@
         </w:trPr>
         <w:tc>
           <w:tcPr>
-            <w:tcW w:w="2473" w:type="dxa"/>
+            <w:tcW w:w="2432" w:type="dxa"/>
             <w:vAlign w:val="top"/>
           </w:tcPr>
           <w:p>
@@ -6966,7 +7082,7 @@
         </w:tc>
         <w:tc>
           <w:tcPr>
-            <w:tcW w:w="6554" w:type="dxa"/>
+            <w:tcW w:w="6595" w:type="dxa"/>
             <w:vAlign w:val="top"/>
           </w:tcPr>
           <w:p>
@@ -6986,7 +7102,7 @@
         </w:trPr>
         <w:tc>
           <w:tcPr>
-            <w:tcW w:w="2473" w:type="dxa"/>
+            <w:tcW w:w="2432" w:type="dxa"/>
             <w:shd w:val="clear" w:color="auto" w:fill="F4F7FB"/>
             <w:vAlign w:val="top"/>
           </w:tcPr>
@@ -7002,7 +7118,7 @@
         </w:tc>
         <w:tc>
           <w:tcPr>
-            <w:tcW w:w="6554" w:type="dxa"/>
+            <w:tcW w:w="6595" w:type="dxa"/>
             <w:shd w:val="clear" w:color="auto" w:fill="F4F7FB"/>
             <w:vAlign w:val="top"/>
           </w:tcPr>
@@ -7023,7 +7139,7 @@
         </w:trPr>
         <w:tc>
           <w:tcPr>
-            <w:tcW w:w="2473" w:type="dxa"/>
+            <w:tcW w:w="2432" w:type="dxa"/>
             <w:vAlign w:val="top"/>
           </w:tcPr>
           <w:p>
@@ -7038,7 +7154,7 @@
         </w:tc>
         <w:tc>
           <w:tcPr>
-            <w:tcW w:w="6554" w:type="dxa"/>
+            <w:tcW w:w="6595" w:type="dxa"/>
             <w:vAlign w:val="top"/>
           </w:tcPr>
           <w:p>
@@ -7058,7 +7174,7 @@
         </w:trPr>
         <w:tc>
           <w:tcPr>
-            <w:tcW w:w="2473" w:type="dxa"/>
+            <w:tcW w:w="2432" w:type="dxa"/>
             <w:shd w:val="clear" w:color="auto" w:fill="F4F7FB"/>
             <w:vAlign w:val="top"/>
           </w:tcPr>
@@ -7074,7 +7190,7 @@
         </w:tc>
         <w:tc>
           <w:tcPr>
-            <w:tcW w:w="6554" w:type="dxa"/>
+            <w:tcW w:w="6595" w:type="dxa"/>
             <w:shd w:val="clear" w:color="auto" w:fill="F4F7FB"/>
             <w:vAlign w:val="top"/>
           </w:tcPr>
@@ -7095,7 +7211,7 @@
         </w:trPr>
         <w:tc>
           <w:tcPr>
-            <w:tcW w:w="2473" w:type="dxa"/>
+            <w:tcW w:w="2432" w:type="dxa"/>
             <w:vAlign w:val="top"/>
           </w:tcPr>
           <w:p>
@@ -7110,7 +7226,7 @@
         </w:tc>
         <w:tc>
           <w:tcPr>
-            <w:tcW w:w="6554" w:type="dxa"/>
+            <w:tcW w:w="6595" w:type="dxa"/>
             <w:vAlign w:val="top"/>
           </w:tcPr>
           <w:p>
@@ -7130,7 +7246,7 @@
         </w:trPr>
         <w:tc>
           <w:tcPr>
-            <w:tcW w:w="2473" w:type="dxa"/>
+            <w:tcW w:w="2432" w:type="dxa"/>
             <w:shd w:val="clear" w:color="auto" w:fill="F4F7FB"/>
             <w:vAlign w:val="top"/>
           </w:tcPr>
@@ -7146,7 +7262,7 @@
         </w:tc>
         <w:tc>
           <w:tcPr>
-            <w:tcW w:w="6554" w:type="dxa"/>
+            <w:tcW w:w="6595" w:type="dxa"/>
             <w:shd w:val="clear" w:color="auto" w:fill="F4F7FB"/>
             <w:vAlign w:val="top"/>
           </w:tcPr>
@@ -7167,7 +7283,7 @@
         </w:trPr>
         <w:tc>
           <w:tcPr>
-            <w:tcW w:w="2473" w:type="dxa"/>
+            <w:tcW w:w="2432" w:type="dxa"/>
             <w:vAlign w:val="top"/>
           </w:tcPr>
           <w:p>
@@ -7182,7 +7298,7 @@
         </w:tc>
         <w:tc>
           <w:tcPr>
-            <w:tcW w:w="6554" w:type="dxa"/>
+            <w:tcW w:w="6595" w:type="dxa"/>
             <w:vAlign w:val="top"/>
           </w:tcPr>
           <w:p>
@@ -7202,7 +7318,7 @@
         </w:trPr>
         <w:tc>
           <w:tcPr>
-            <w:tcW w:w="2473" w:type="dxa"/>
+            <w:tcW w:w="2432" w:type="dxa"/>
             <w:shd w:val="clear" w:color="auto" w:fill="F4F7FB"/>
             <w:vAlign w:val="top"/>
           </w:tcPr>
@@ -7218,7 +7334,7 @@
         </w:tc>
         <w:tc>
           <w:tcPr>
-            <w:tcW w:w="6554" w:type="dxa"/>
+            <w:tcW w:w="6595" w:type="dxa"/>
             <w:shd w:val="clear" w:color="auto" w:fill="F4F7FB"/>
             <w:vAlign w:val="top"/>
           </w:tcPr>
@@ -7239,7 +7355,7 @@
         </w:trPr>
         <w:tc>
           <w:tcPr>
-            <w:tcW w:w="2473" w:type="dxa"/>
+            <w:tcW w:w="2432" w:type="dxa"/>
             <w:vAlign w:val="top"/>
           </w:tcPr>
           <w:p>
@@ -7254,7 +7370,7 @@
         </w:tc>
         <w:tc>
           <w:tcPr>
-            <w:tcW w:w="6554" w:type="dxa"/>
+            <w:tcW w:w="6595" w:type="dxa"/>
             <w:vAlign w:val="top"/>
           </w:tcPr>
           <w:p>
@@ -7274,7 +7390,7 @@
         </w:trPr>
         <w:tc>
           <w:tcPr>
-            <w:tcW w:w="2473" w:type="dxa"/>
+            <w:tcW w:w="2432" w:type="dxa"/>
             <w:shd w:val="clear" w:color="auto" w:fill="F4F7FB"/>
             <w:vAlign w:val="top"/>
           </w:tcPr>
@@ -7290,7 +7406,7 @@
         </w:tc>
         <w:tc>
           <w:tcPr>
-            <w:tcW w:w="6554" w:type="dxa"/>
+            <w:tcW w:w="6595" w:type="dxa"/>
             <w:shd w:val="clear" w:color="auto" w:fill="F4F7FB"/>
             <w:vAlign w:val="top"/>
           </w:tcPr>
@@ -7311,7 +7427,7 @@
         </w:trPr>
         <w:tc>
           <w:tcPr>
-            <w:tcW w:w="2473" w:type="dxa"/>
+            <w:tcW w:w="2432" w:type="dxa"/>
             <w:vAlign w:val="top"/>
           </w:tcPr>
           <w:p>
@@ -7326,7 +7442,7 @@
         </w:tc>
         <w:tc>
           <w:tcPr>
-            <w:tcW w:w="6554" w:type="dxa"/>
+            <w:tcW w:w="6595" w:type="dxa"/>
             <w:vAlign w:val="top"/>
           </w:tcPr>
           <w:p>
@@ -7346,7 +7462,7 @@
         </w:trPr>
         <w:tc>
           <w:tcPr>
-            <w:tcW w:w="2473" w:type="dxa"/>
+            <w:tcW w:w="2432" w:type="dxa"/>
             <w:shd w:val="clear" w:color="auto" w:fill="F4F7FB"/>
             <w:vAlign w:val="top"/>
           </w:tcPr>
@@ -7362,7 +7478,7 @@
         </w:tc>
         <w:tc>
           <w:tcPr>
-            <w:tcW w:w="6554" w:type="dxa"/>
+            <w:tcW w:w="6595" w:type="dxa"/>
             <w:shd w:val="clear" w:color="auto" w:fill="F4F7FB"/>
             <w:vAlign w:val="top"/>
           </w:tcPr>
@@ -7383,7 +7499,7 @@
         </w:trPr>
         <w:tc>
           <w:tcPr>
-            <w:tcW w:w="2473" w:type="dxa"/>
+            <w:tcW w:w="2432" w:type="dxa"/>
             <w:vAlign w:val="top"/>
           </w:tcPr>
           <w:p>
@@ -7398,16 +7514,16 @@
         </w:tc>
         <w:tc>
           <w:tcPr>
-            <w:tcW w:w="6554" w:type="dxa"/>
-            <w:vAlign w:val="top"/>
-          </w:tcPr>
-          <w:p>
-            <w:pPr>
-              <w:pStyle w:val="TableText"/>
-              <w:jc w:val="left"/>
-            </w:pPr>
-            <w:r>
-              <w:t xml:space="preserve">Customer app inside the VETC app</w:t>
+            <w:tcW w:w="6595" w:type="dxa"/>
+            <w:vAlign w:val="top"/>
+          </w:tcPr>
+          <w:p>
+            <w:pPr>
+              <w:pStyle w:val="TableText"/>
+              <w:jc w:val="left"/>
+            </w:pPr>
+            <w:r>
+              <w:t xml:space="preserve">Customer app inside the VETC app; later also TASCO’s app and website and a Zalo Mini App (FR-117)</w:t>
             </w:r>
           </w:p>
         </w:tc>
@@ -7418,7 +7534,7 @@
         </w:trPr>
         <w:tc>
           <w:tcPr>
-            <w:tcW w:w="2473" w:type="dxa"/>
+            <w:tcW w:w="2432" w:type="dxa"/>
             <w:shd w:val="clear" w:color="auto" w:fill="F4F7FB"/>
             <w:vAlign w:val="top"/>
           </w:tcPr>
@@ -7434,7 +7550,7 @@
         </w:tc>
         <w:tc>
           <w:tcPr>
-            <w:tcW w:w="6554" w:type="dxa"/>
+            <w:tcW w:w="6595" w:type="dxa"/>
             <w:shd w:val="clear" w:color="auto" w:fill="F4F7FB"/>
             <w:vAlign w:val="top"/>
           </w:tcPr>
@@ -7483,9 +7599,9 @@
         <w:tblLook w:val="04A0" w:firstRow="1" w:lastRow="0" w:firstColumn="0" w:lastColumn="0" w:noHBand="0" w:noVBand="1"/>
       </w:tblPr>
       <w:tblGrid>
-        <w:gridCol w:w="955"/>
-        <w:gridCol w:w="5082"/>
-        <w:gridCol w:w="2990"/>
+        <w:gridCol w:w="835"/>
+        <w:gridCol w:w="4443"/>
+        <w:gridCol w:w="3749"/>
       </w:tblGrid>
       <w:tr>
         <w:trPr>
@@ -7494,7 +7610,7 @@
         </w:trPr>
         <w:tc>
           <w:tcPr>
-            <w:tcW w:w="955" w:type="dxa"/>
+            <w:tcW w:w="835" w:type="dxa"/>
             <w:shd w:val="clear" w:color="auto" w:fill="0F4761"/>
             <w:vAlign w:val="center"/>
           </w:tcPr>
@@ -7513,7 +7629,7 @@
         </w:tc>
         <w:tc>
           <w:tcPr>
-            <w:tcW w:w="5082" w:type="dxa"/>
+            <w:tcW w:w="4443" w:type="dxa"/>
             <w:shd w:val="clear" w:color="auto" w:fill="0F4761"/>
             <w:vAlign w:val="center"/>
           </w:tcPr>
@@ -7532,7 +7648,7 @@
         </w:tc>
         <w:tc>
           <w:tcPr>
-            <w:tcW w:w="2990" w:type="dxa"/>
+            <w:tcW w:w="3749" w:type="dxa"/>
             <w:shd w:val="clear" w:color="auto" w:fill="0F4761"/>
             <w:vAlign w:val="center"/>
           </w:tcPr>
@@ -7556,7 +7672,7 @@
         </w:trPr>
         <w:tc>
           <w:tcPr>
-            <w:tcW w:w="955" w:type="dxa"/>
+            <w:tcW w:w="835" w:type="dxa"/>
             <w:vAlign w:val="top"/>
           </w:tcPr>
           <w:p>
@@ -7571,7 +7687,7 @@
         </w:tc>
         <w:tc>
           <w:tcPr>
-            <w:tcW w:w="5082" w:type="dxa"/>
+            <w:tcW w:w="4443" w:type="dxa"/>
             <w:vAlign w:val="top"/>
           </w:tcPr>
           <w:p>
@@ -7586,7 +7702,7 @@
         </w:tc>
         <w:tc>
           <w:tcPr>
-            <w:tcW w:w="2990" w:type="dxa"/>
+            <w:tcW w:w="3749" w:type="dxa"/>
             <w:vAlign w:val="top"/>
           </w:tcPr>
           <w:p>
@@ -7606,7 +7722,7 @@
         </w:trPr>
         <w:tc>
           <w:tcPr>
-            <w:tcW w:w="955" w:type="dxa"/>
+            <w:tcW w:w="835" w:type="dxa"/>
             <w:shd w:val="clear" w:color="auto" w:fill="F4F7FB"/>
             <w:vAlign w:val="top"/>
           </w:tcPr>
@@ -7622,7 +7738,7 @@
         </w:tc>
         <w:tc>
           <w:tcPr>
-            <w:tcW w:w="5082" w:type="dxa"/>
+            <w:tcW w:w="4443" w:type="dxa"/>
             <w:shd w:val="clear" w:color="auto" w:fill="F4F7FB"/>
             <w:vAlign w:val="top"/>
           </w:tcPr>
@@ -7638,7 +7754,7 @@
         </w:tc>
         <w:tc>
           <w:tcPr>
-            <w:tcW w:w="2990" w:type="dxa"/>
+            <w:tcW w:w="3749" w:type="dxa"/>
             <w:shd w:val="clear" w:color="auto" w:fill="F4F7FB"/>
             <w:vAlign w:val="top"/>
           </w:tcPr>
@@ -7659,7 +7775,7 @@
         </w:trPr>
         <w:tc>
           <w:tcPr>
-            <w:tcW w:w="955" w:type="dxa"/>
+            <w:tcW w:w="835" w:type="dxa"/>
             <w:vAlign w:val="top"/>
           </w:tcPr>
           <w:p>
@@ -7674,7 +7790,7 @@
         </w:tc>
         <w:tc>
           <w:tcPr>
-            <w:tcW w:w="5082" w:type="dxa"/>
+            <w:tcW w:w="4443" w:type="dxa"/>
             <w:vAlign w:val="top"/>
           </w:tcPr>
           <w:p>
@@ -7689,7 +7805,7 @@
         </w:tc>
         <w:tc>
           <w:tcPr>
-            <w:tcW w:w="2990" w:type="dxa"/>
+            <w:tcW w:w="3749" w:type="dxa"/>
             <w:vAlign w:val="top"/>
           </w:tcPr>
           <w:p>
@@ -7709,7 +7825,7 @@
         </w:trPr>
         <w:tc>
           <w:tcPr>
-            <w:tcW w:w="955" w:type="dxa"/>
+            <w:tcW w:w="835" w:type="dxa"/>
             <w:shd w:val="clear" w:color="auto" w:fill="F4F7FB"/>
             <w:vAlign w:val="top"/>
           </w:tcPr>
@@ -7725,7 +7841,7 @@
         </w:tc>
         <w:tc>
           <w:tcPr>
-            <w:tcW w:w="5082" w:type="dxa"/>
+            <w:tcW w:w="4443" w:type="dxa"/>
             <w:shd w:val="clear" w:color="auto" w:fill="F4F7FB"/>
             <w:vAlign w:val="top"/>
           </w:tcPr>
@@ -7741,7 +7857,7 @@
         </w:tc>
         <w:tc>
           <w:tcPr>
-            <w:tcW w:w="2990" w:type="dxa"/>
+            <w:tcW w:w="3749" w:type="dxa"/>
             <w:shd w:val="clear" w:color="auto" w:fill="F4F7FB"/>
             <w:vAlign w:val="top"/>
           </w:tcPr>
@@ -7762,7 +7878,7 @@
         </w:trPr>
         <w:tc>
           <w:tcPr>
-            <w:tcW w:w="955" w:type="dxa"/>
+            <w:tcW w:w="835" w:type="dxa"/>
             <w:vAlign w:val="top"/>
           </w:tcPr>
           <w:p>
@@ -7777,7 +7893,7 @@
         </w:tc>
         <w:tc>
           <w:tcPr>
-            <w:tcW w:w="5082" w:type="dxa"/>
+            <w:tcW w:w="4443" w:type="dxa"/>
             <w:vAlign w:val="top"/>
           </w:tcPr>
           <w:p>
@@ -7792,7 +7908,7 @@
         </w:tc>
         <w:tc>
           <w:tcPr>
-            <w:tcW w:w="2990" w:type="dxa"/>
+            <w:tcW w:w="3749" w:type="dxa"/>
             <w:vAlign w:val="top"/>
           </w:tcPr>
           <w:p>
@@ -7812,7 +7928,7 @@
         </w:trPr>
         <w:tc>
           <w:tcPr>
-            <w:tcW w:w="955" w:type="dxa"/>
+            <w:tcW w:w="835" w:type="dxa"/>
             <w:shd w:val="clear" w:color="auto" w:fill="F4F7FB"/>
             <w:vAlign w:val="top"/>
           </w:tcPr>
@@ -7828,7 +7944,7 @@
         </w:tc>
         <w:tc>
           <w:tcPr>
-            <w:tcW w:w="5082" w:type="dxa"/>
+            <w:tcW w:w="4443" w:type="dxa"/>
             <w:shd w:val="clear" w:color="auto" w:fill="F4F7FB"/>
             <w:vAlign w:val="top"/>
           </w:tcPr>
@@ -7844,7 +7960,7 @@
         </w:tc>
         <w:tc>
           <w:tcPr>
-            <w:tcW w:w="2990" w:type="dxa"/>
+            <w:tcW w:w="3749" w:type="dxa"/>
             <w:shd w:val="clear" w:color="auto" w:fill="F4F7FB"/>
             <w:vAlign w:val="top"/>
           </w:tcPr>
@@ -7865,7 +7981,7 @@
         </w:trPr>
         <w:tc>
           <w:tcPr>
-            <w:tcW w:w="955" w:type="dxa"/>
+            <w:tcW w:w="835" w:type="dxa"/>
             <w:vAlign w:val="top"/>
           </w:tcPr>
           <w:p>
@@ -7880,7 +7996,7 @@
         </w:tc>
         <w:tc>
           <w:tcPr>
-            <w:tcW w:w="5082" w:type="dxa"/>
+            <w:tcW w:w="4443" w:type="dxa"/>
             <w:vAlign w:val="top"/>
           </w:tcPr>
           <w:p>
@@ -7895,7 +8011,7 @@
         </w:tc>
         <w:tc>
           <w:tcPr>
-            <w:tcW w:w="2990" w:type="dxa"/>
+            <w:tcW w:w="3749" w:type="dxa"/>
             <w:vAlign w:val="top"/>
           </w:tcPr>
           <w:p>
@@ -7915,7 +8031,7 @@
         </w:trPr>
         <w:tc>
           <w:tcPr>
-            <w:tcW w:w="955" w:type="dxa"/>
+            <w:tcW w:w="835" w:type="dxa"/>
             <w:shd w:val="clear" w:color="auto" w:fill="F4F7FB"/>
             <w:vAlign w:val="top"/>
           </w:tcPr>
@@ -7931,7 +8047,7 @@
         </w:tc>
         <w:tc>
           <w:tcPr>
-            <w:tcW w:w="5082" w:type="dxa"/>
+            <w:tcW w:w="4443" w:type="dxa"/>
             <w:shd w:val="clear" w:color="auto" w:fill="F4F7FB"/>
             <w:vAlign w:val="top"/>
           </w:tcPr>
@@ -7947,7 +8063,7 @@
         </w:tc>
         <w:tc>
           <w:tcPr>
-            <w:tcW w:w="2990" w:type="dxa"/>
+            <w:tcW w:w="3749" w:type="dxa"/>
             <w:shd w:val="clear" w:color="auto" w:fill="F4F7FB"/>
             <w:vAlign w:val="top"/>
           </w:tcPr>
@@ -7968,7 +8084,7 @@
         </w:trPr>
         <w:tc>
           <w:tcPr>
-            <w:tcW w:w="955" w:type="dxa"/>
+            <w:tcW w:w="835" w:type="dxa"/>
             <w:vAlign w:val="top"/>
           </w:tcPr>
           <w:p>
@@ -7983,7 +8099,7 @@
         </w:tc>
         <w:tc>
           <w:tcPr>
-            <w:tcW w:w="5082" w:type="dxa"/>
+            <w:tcW w:w="4443" w:type="dxa"/>
             <w:vAlign w:val="top"/>
           </w:tcPr>
           <w:p>
@@ -7998,7 +8114,7 @@
         </w:tc>
         <w:tc>
           <w:tcPr>
-            <w:tcW w:w="2990" w:type="dxa"/>
+            <w:tcW w:w="3749" w:type="dxa"/>
             <w:vAlign w:val="top"/>
           </w:tcPr>
           <w:p>
@@ -8018,7 +8134,7 @@
         </w:trPr>
         <w:tc>
           <w:tcPr>
-            <w:tcW w:w="955" w:type="dxa"/>
+            <w:tcW w:w="835" w:type="dxa"/>
             <w:shd w:val="clear" w:color="auto" w:fill="F4F7FB"/>
             <w:vAlign w:val="top"/>
           </w:tcPr>
@@ -8034,7 +8150,7 @@
         </w:tc>
         <w:tc>
           <w:tcPr>
-            <w:tcW w:w="5082" w:type="dxa"/>
+            <w:tcW w:w="4443" w:type="dxa"/>
             <w:shd w:val="clear" w:color="auto" w:fill="F4F7FB"/>
             <w:vAlign w:val="top"/>
           </w:tcPr>
@@ -8050,7 +8166,7 @@
         </w:tc>
         <w:tc>
           <w:tcPr>
-            <w:tcW w:w="2990" w:type="dxa"/>
+            <w:tcW w:w="3749" w:type="dxa"/>
             <w:shd w:val="clear" w:color="auto" w:fill="F4F7FB"/>
             <w:vAlign w:val="top"/>
           </w:tcPr>
@@ -8071,7 +8187,7 @@
         </w:trPr>
         <w:tc>
           <w:tcPr>
-            <w:tcW w:w="955" w:type="dxa"/>
+            <w:tcW w:w="835" w:type="dxa"/>
             <w:vAlign w:val="top"/>
           </w:tcPr>
           <w:p>
@@ -8086,7 +8202,7 @@
         </w:tc>
         <w:tc>
           <w:tcPr>
-            <w:tcW w:w="5082" w:type="dxa"/>
+            <w:tcW w:w="4443" w:type="dxa"/>
             <w:vAlign w:val="top"/>
           </w:tcPr>
           <w:p>
@@ -8101,16 +8217,16 @@
         </w:tc>
         <w:tc>
           <w:tcPr>
-            <w:tcW w:w="2990" w:type="dxa"/>
-            <w:vAlign w:val="top"/>
-          </w:tcPr>
-          <w:p>
-            <w:pPr>
-              <w:pStyle w:val="TableText"/>
-              <w:jc w:val="left"/>
-            </w:pPr>
-            <w:r>
-              <w:t xml:space="preserve">FR-074 to FR-081</w:t>
+            <w:tcW w:w="3749" w:type="dxa"/>
+            <w:vAlign w:val="top"/>
+          </w:tcPr>
+          <w:p>
+            <w:pPr>
+              <w:pStyle w:val="TableText"/>
+              <w:jc w:val="left"/>
+            </w:pPr>
+            <w:r>
+              <w:t xml:space="preserve">FR-074 to FR-081, FR-116 to FR-119</w:t>
             </w:r>
           </w:p>
         </w:tc>
@@ -8121,7 +8237,7 @@
         </w:trPr>
         <w:tc>
           <w:tcPr>
-            <w:tcW w:w="955" w:type="dxa"/>
+            <w:tcW w:w="835" w:type="dxa"/>
             <w:shd w:val="clear" w:color="auto" w:fill="F4F7FB"/>
             <w:vAlign w:val="top"/>
           </w:tcPr>
@@ -8137,7 +8253,7 @@
         </w:tc>
         <w:tc>
           <w:tcPr>
-            <w:tcW w:w="5082" w:type="dxa"/>
+            <w:tcW w:w="4443" w:type="dxa"/>
             <w:shd w:val="clear" w:color="auto" w:fill="F4F7FB"/>
             <w:vAlign w:val="top"/>
           </w:tcPr>
@@ -8153,7 +8269,7 @@
         </w:tc>
         <w:tc>
           <w:tcPr>
-            <w:tcW w:w="2990" w:type="dxa"/>
+            <w:tcW w:w="3749" w:type="dxa"/>
             <w:shd w:val="clear" w:color="auto" w:fill="F4F7FB"/>
             <w:vAlign w:val="top"/>
           </w:tcPr>
@@ -8174,7 +8290,7 @@
         </w:trPr>
         <w:tc>
           <w:tcPr>
-            <w:tcW w:w="955" w:type="dxa"/>
+            <w:tcW w:w="835" w:type="dxa"/>
             <w:vAlign w:val="top"/>
           </w:tcPr>
           <w:p>
@@ -8189,7 +8305,7 @@
         </w:tc>
         <w:tc>
           <w:tcPr>
-            <w:tcW w:w="5082" w:type="dxa"/>
+            <w:tcW w:w="4443" w:type="dxa"/>
             <w:vAlign w:val="top"/>
           </w:tcPr>
           <w:p>
@@ -8204,7 +8320,7 @@
         </w:tc>
         <w:tc>
           <w:tcPr>
-            <w:tcW w:w="2990" w:type="dxa"/>
+            <w:tcW w:w="3749" w:type="dxa"/>
             <w:vAlign w:val="top"/>
           </w:tcPr>
           <w:p>
@@ -8224,7 +8340,7 @@
         </w:trPr>
         <w:tc>
           <w:tcPr>
-            <w:tcW w:w="955" w:type="dxa"/>
+            <w:tcW w:w="835" w:type="dxa"/>
             <w:shd w:val="clear" w:color="auto" w:fill="F4F7FB"/>
             <w:vAlign w:val="top"/>
           </w:tcPr>
@@ -8240,7 +8356,7 @@
         </w:tc>
         <w:tc>
           <w:tcPr>
-            <w:tcW w:w="5082" w:type="dxa"/>
+            <w:tcW w:w="4443" w:type="dxa"/>
             <w:shd w:val="clear" w:color="auto" w:fill="F4F7FB"/>
             <w:vAlign w:val="top"/>
           </w:tcPr>
@@ -8256,7 +8372,7 @@
         </w:tc>
         <w:tc>
           <w:tcPr>
-            <w:tcW w:w="2990" w:type="dxa"/>
+            <w:tcW w:w="3749" w:type="dxa"/>
             <w:shd w:val="clear" w:color="auto" w:fill="F4F7FB"/>
             <w:vAlign w:val="top"/>
           </w:tcPr>
@@ -8277,7 +8393,7 @@
         </w:trPr>
         <w:tc>
           <w:tcPr>
-            <w:tcW w:w="955" w:type="dxa"/>
+            <w:tcW w:w="835" w:type="dxa"/>
             <w:vAlign w:val="top"/>
           </w:tcPr>
           <w:p>
@@ -8292,7 +8408,7 @@
         </w:tc>
         <w:tc>
           <w:tcPr>
-            <w:tcW w:w="5082" w:type="dxa"/>
+            <w:tcW w:w="4443" w:type="dxa"/>
             <w:vAlign w:val="top"/>
           </w:tcPr>
           <w:p>
@@ -8307,7 +8423,7 @@
         </w:tc>
         <w:tc>
           <w:tcPr>
-            <w:tcW w:w="2990" w:type="dxa"/>
+            <w:tcW w:w="3749" w:type="dxa"/>
             <w:vAlign w:val="top"/>
           </w:tcPr>
           <w:p>
@@ -8327,7 +8443,7 @@
         </w:trPr>
         <w:tc>
           <w:tcPr>
-            <w:tcW w:w="955" w:type="dxa"/>
+            <w:tcW w:w="835" w:type="dxa"/>
             <w:shd w:val="clear" w:color="auto" w:fill="F4F7FB"/>
             <w:vAlign w:val="top"/>
           </w:tcPr>
@@ -8343,7 +8459,7 @@
         </w:tc>
         <w:tc>
           <w:tcPr>
-            <w:tcW w:w="5082" w:type="dxa"/>
+            <w:tcW w:w="4443" w:type="dxa"/>
             <w:shd w:val="clear" w:color="auto" w:fill="F4F7FB"/>
             <w:vAlign w:val="top"/>
           </w:tcPr>
@@ -8359,7 +8475,7 @@
         </w:tc>
         <w:tc>
           <w:tcPr>
-            <w:tcW w:w="2990" w:type="dxa"/>
+            <w:tcW w:w="3749" w:type="dxa"/>
             <w:shd w:val="clear" w:color="auto" w:fill="F4F7FB"/>
             <w:vAlign w:val="top"/>
           </w:tcPr>
@@ -8441,7 +8557,7 @@
               <a:graphicData uri="http://schemas.openxmlformats.org/drawingml/2006/picture">
                 <pic:pic>
                   <pic:nvPicPr>
-                    <pic:cNvPr descr="/tmp/claude-0/-home-user-TASCO/19e5534d-12b5-5956-9b60-3e77efde0f49/scratchpad/gen/.cache/mermaid/4ff8c59a405910f0.png" id="32" name="Picture"/>
+                    <pic:cNvPr descr="/home/user/TASCO/tools/docs-source/gen/.cache/mermaid/4ff8c59a405910f0.png" id="32" name="Picture"/>
                     <pic:cNvPicPr>
                       <a:picLocks noChangeArrowheads="1" noChangeAspect="1"/>
                     </pic:cNvPicPr>
@@ -8496,7 +8612,7 @@
               <a:graphicData uri="http://schemas.openxmlformats.org/drawingml/2006/picture">
                 <pic:pic>
                   <pic:nvPicPr>
-                    <pic:cNvPr descr="/tmp/claude-0/-home-user-TASCO/19e5534d-12b5-5956-9b60-3e77efde0f49/scratchpad/gen/.cache/mermaid/c344124a11b2e430.png" id="35" name="Picture"/>
+                    <pic:cNvPr descr="/home/user/TASCO/tools/docs-source/gen/.cache/mermaid/c344124a11b2e430.png" id="35" name="Picture"/>
                     <pic:cNvPicPr>
                       <a:picLocks noChangeArrowheads="1" noChangeAspect="1"/>
                     </pic:cNvPicPr>
@@ -8577,7 +8693,7 @@
               <a:graphicData uri="http://schemas.openxmlformats.org/drawingml/2006/picture">
                 <pic:pic>
                   <pic:nvPicPr>
-                    <pic:cNvPr descr="/tmp/claude-0/-home-user-TASCO/19e5534d-12b5-5956-9b60-3e77efde0f49/scratchpad/gen/.cache/mermaid/0caee9909cf682d3.png" id="39" name="Picture"/>
+                    <pic:cNvPr descr="/home/user/TASCO/tools/docs-source/gen/.cache/mermaid/0caee9909cf682d3.png" id="39" name="Picture"/>
                     <pic:cNvPicPr>
                       <a:picLocks noChangeArrowheads="1" noChangeAspect="1"/>
                     </pic:cNvPicPr>
@@ -8650,7 +8766,7 @@
               <a:graphicData uri="http://schemas.openxmlformats.org/drawingml/2006/picture">
                 <pic:pic>
                   <pic:nvPicPr>
-                    <pic:cNvPr descr="/tmp/claude-0/-home-user-TASCO/19e5534d-12b5-5956-9b60-3e77efde0f49/scratchpad/gen/.cache/mermaid/c4e5c87089036063.png" id="43" name="Picture"/>
+                    <pic:cNvPr descr="/home/user/TASCO/tools/docs-source/gen/.cache/mermaid/c4e5c87089036063.png" id="43" name="Picture"/>
                     <pic:cNvPicPr>
                       <a:picLocks noChangeArrowheads="1" noChangeAspect="1"/>
                     </pic:cNvPicPr>
@@ -8723,7 +8839,7 @@
               <a:graphicData uri="http://schemas.openxmlformats.org/drawingml/2006/picture">
                 <pic:pic>
                   <pic:nvPicPr>
-                    <pic:cNvPr descr="/tmp/claude-0/-home-user-TASCO/19e5534d-12b5-5956-9b60-3e77efde0f49/scratchpad/gen/.cache/mermaid/2852e4c254da36d3.png" id="47" name="Picture"/>
+                    <pic:cNvPr descr="/home/user/TASCO/tools/docs-source/gen/.cache/mermaid/2852e4c254da36d3.png" id="47" name="Picture"/>
                     <pic:cNvPicPr>
                       <a:picLocks noChangeArrowheads="1" noChangeAspect="1"/>
                     </pic:cNvPicPr>
@@ -8849,11 +8965,11 @@
       </w:tblPr>
       <w:tblGrid>
         <w:gridCol w:w="951"/>
-        <w:gridCol w:w="6263"/>
-        <w:gridCol w:w="2934"/>
+        <w:gridCol w:w="6464"/>
+        <w:gridCol w:w="2818"/>
         <w:gridCol w:w="606"/>
         <w:gridCol w:w="850"/>
-        <w:gridCol w:w="2355"/>
+        <w:gridCol w:w="2270"/>
       </w:tblGrid>
       <w:tr>
         <w:trPr>
@@ -8881,7 +8997,7 @@
         </w:tc>
         <w:tc>
           <w:tcPr>
-            <w:tcW w:w="6263" w:type="dxa"/>
+            <w:tcW w:w="6464" w:type="dxa"/>
             <w:shd w:val="clear" w:color="auto" w:fill="0F4761"/>
             <w:vAlign w:val="center"/>
           </w:tcPr>
@@ -8900,7 +9016,7 @@
         </w:tc>
         <w:tc>
           <w:tcPr>
-            <w:tcW w:w="2934" w:type="dxa"/>
+            <w:tcW w:w="2818" w:type="dxa"/>
             <w:shd w:val="clear" w:color="auto" w:fill="0F4761"/>
             <w:vAlign w:val="center"/>
           </w:tcPr>
@@ -8957,7 +9073,7 @@
         </w:tc>
         <w:tc>
           <w:tcPr>
-            <w:tcW w:w="2355" w:type="dxa"/>
+            <w:tcW w:w="2270" w:type="dxa"/>
             <w:shd w:val="clear" w:color="auto" w:fill="0F4761"/>
             <w:vAlign w:val="center"/>
           </w:tcPr>
@@ -8997,7 +9113,7 @@
         </w:tc>
         <w:tc>
           <w:tcPr>
-            <w:tcW w:w="6263" w:type="dxa"/>
+            <w:tcW w:w="6464" w:type="dxa"/>
             <w:vAlign w:val="top"/>
           </w:tcPr>
           <w:p>
@@ -9012,7 +9128,7 @@
         </w:tc>
         <w:tc>
           <w:tcPr>
-            <w:tcW w:w="2934" w:type="dxa"/>
+            <w:tcW w:w="2818" w:type="dxa"/>
             <w:vAlign w:val="top"/>
           </w:tcPr>
           <w:p>
@@ -9057,7 +9173,7 @@
         </w:tc>
         <w:tc>
           <w:tcPr>
-            <w:tcW w:w="2355" w:type="dxa"/>
+            <w:tcW w:w="2270" w:type="dxa"/>
             <w:vAlign w:val="top"/>
           </w:tcPr>
           <w:p>
@@ -9094,7 +9210,7 @@
         </w:tc>
         <w:tc>
           <w:tcPr>
-            <w:tcW w:w="6263" w:type="dxa"/>
+            <w:tcW w:w="6464" w:type="dxa"/>
             <w:shd w:val="clear" w:color="auto" w:fill="F4F7FB"/>
             <w:vAlign w:val="top"/>
           </w:tcPr>
@@ -9110,7 +9226,7 @@
         </w:tc>
         <w:tc>
           <w:tcPr>
-            <w:tcW w:w="2934" w:type="dxa"/>
+            <w:tcW w:w="2818" w:type="dxa"/>
             <w:shd w:val="clear" w:color="auto" w:fill="F4F7FB"/>
             <w:vAlign w:val="top"/>
           </w:tcPr>
@@ -9158,7 +9274,7 @@
         </w:tc>
         <w:tc>
           <w:tcPr>
-            <w:tcW w:w="2355" w:type="dxa"/>
+            <w:tcW w:w="2270" w:type="dxa"/>
             <w:shd w:val="clear" w:color="auto" w:fill="F4F7FB"/>
             <w:vAlign w:val="top"/>
           </w:tcPr>
@@ -9195,7 +9311,7 @@
         </w:tc>
         <w:tc>
           <w:tcPr>
-            <w:tcW w:w="6263" w:type="dxa"/>
+            <w:tcW w:w="6464" w:type="dxa"/>
             <w:vAlign w:val="top"/>
           </w:tcPr>
           <w:p>
@@ -9210,7 +9326,7 @@
         </w:tc>
         <w:tc>
           <w:tcPr>
-            <w:tcW w:w="2934" w:type="dxa"/>
+            <w:tcW w:w="2818" w:type="dxa"/>
             <w:vAlign w:val="top"/>
           </w:tcPr>
           <w:p>
@@ -9255,7 +9371,7 @@
         </w:tc>
         <w:tc>
           <w:tcPr>
-            <w:tcW w:w="2355" w:type="dxa"/>
+            <w:tcW w:w="2270" w:type="dxa"/>
             <w:vAlign w:val="top"/>
           </w:tcPr>
           <w:p>
@@ -9292,7 +9408,7 @@
         </w:tc>
         <w:tc>
           <w:tcPr>
-            <w:tcW w:w="6263" w:type="dxa"/>
+            <w:tcW w:w="6464" w:type="dxa"/>
             <w:shd w:val="clear" w:color="auto" w:fill="F4F7FB"/>
             <w:vAlign w:val="top"/>
           </w:tcPr>
@@ -9308,7 +9424,7 @@
         </w:tc>
         <w:tc>
           <w:tcPr>
-            <w:tcW w:w="2934" w:type="dxa"/>
+            <w:tcW w:w="2818" w:type="dxa"/>
             <w:shd w:val="clear" w:color="auto" w:fill="F4F7FB"/>
             <w:vAlign w:val="top"/>
           </w:tcPr>
@@ -9356,7 +9472,7 @@
         </w:tc>
         <w:tc>
           <w:tcPr>
-            <w:tcW w:w="2355" w:type="dxa"/>
+            <w:tcW w:w="2270" w:type="dxa"/>
             <w:shd w:val="clear" w:color="auto" w:fill="F4F7FB"/>
             <w:vAlign w:val="top"/>
           </w:tcPr>
@@ -9393,7 +9509,7 @@
         </w:tc>
         <w:tc>
           <w:tcPr>
-            <w:tcW w:w="6263" w:type="dxa"/>
+            <w:tcW w:w="6464" w:type="dxa"/>
             <w:vAlign w:val="top"/>
           </w:tcPr>
           <w:p>
@@ -9408,7 +9524,7 @@
         </w:tc>
         <w:tc>
           <w:tcPr>
-            <w:tcW w:w="2934" w:type="dxa"/>
+            <w:tcW w:w="2818" w:type="dxa"/>
             <w:vAlign w:val="top"/>
           </w:tcPr>
           <w:p>
@@ -9453,7 +9569,7 @@
         </w:tc>
         <w:tc>
           <w:tcPr>
-            <w:tcW w:w="2355" w:type="dxa"/>
+            <w:tcW w:w="2270" w:type="dxa"/>
             <w:vAlign w:val="top"/>
           </w:tcPr>
           <w:p>
@@ -9490,7 +9606,7 @@
         </w:tc>
         <w:tc>
           <w:tcPr>
-            <w:tcW w:w="6263" w:type="dxa"/>
+            <w:tcW w:w="6464" w:type="dxa"/>
             <w:shd w:val="clear" w:color="auto" w:fill="F4F7FB"/>
             <w:vAlign w:val="top"/>
           </w:tcPr>
@@ -9506,7 +9622,7 @@
         </w:tc>
         <w:tc>
           <w:tcPr>
-            <w:tcW w:w="2934" w:type="dxa"/>
+            <w:tcW w:w="2818" w:type="dxa"/>
             <w:shd w:val="clear" w:color="auto" w:fill="F4F7FB"/>
             <w:vAlign w:val="top"/>
           </w:tcPr>
@@ -9554,7 +9670,7 @@
         </w:tc>
         <w:tc>
           <w:tcPr>
-            <w:tcW w:w="2355" w:type="dxa"/>
+            <w:tcW w:w="2270" w:type="dxa"/>
             <w:shd w:val="clear" w:color="auto" w:fill="F4F7FB"/>
             <w:vAlign w:val="top"/>
           </w:tcPr>
@@ -9591,7 +9707,7 @@
         </w:tc>
         <w:tc>
           <w:tcPr>
-            <w:tcW w:w="6263" w:type="dxa"/>
+            <w:tcW w:w="6464" w:type="dxa"/>
             <w:vAlign w:val="top"/>
           </w:tcPr>
           <w:p>
@@ -9606,7 +9722,7 @@
         </w:tc>
         <w:tc>
           <w:tcPr>
-            <w:tcW w:w="2934" w:type="dxa"/>
+            <w:tcW w:w="2818" w:type="dxa"/>
             <w:vAlign w:val="top"/>
           </w:tcPr>
           <w:p>
@@ -9651,7 +9767,7 @@
         </w:tc>
         <w:tc>
           <w:tcPr>
-            <w:tcW w:w="2355" w:type="dxa"/>
+            <w:tcW w:w="2270" w:type="dxa"/>
             <w:vAlign w:val="top"/>
           </w:tcPr>
           <w:p>
@@ -9688,7 +9804,7 @@
         </w:tc>
         <w:tc>
           <w:tcPr>
-            <w:tcW w:w="6263" w:type="dxa"/>
+            <w:tcW w:w="6464" w:type="dxa"/>
             <w:shd w:val="clear" w:color="auto" w:fill="F4F7FB"/>
             <w:vAlign w:val="top"/>
           </w:tcPr>
@@ -9704,7 +9820,7 @@
         </w:tc>
         <w:tc>
           <w:tcPr>
-            <w:tcW w:w="2934" w:type="dxa"/>
+            <w:tcW w:w="2818" w:type="dxa"/>
             <w:shd w:val="clear" w:color="auto" w:fill="F4F7FB"/>
             <w:vAlign w:val="top"/>
           </w:tcPr>
@@ -9752,7 +9868,7 @@
         </w:tc>
         <w:tc>
           <w:tcPr>
-            <w:tcW w:w="2355" w:type="dxa"/>
+            <w:tcW w:w="2270" w:type="dxa"/>
             <w:shd w:val="clear" w:color="auto" w:fill="F4F7FB"/>
             <w:vAlign w:val="top"/>
           </w:tcPr>
@@ -9789,7 +9905,7 @@
         </w:tc>
         <w:tc>
           <w:tcPr>
-            <w:tcW w:w="6263" w:type="dxa"/>
+            <w:tcW w:w="6464" w:type="dxa"/>
             <w:vAlign w:val="top"/>
           </w:tcPr>
           <w:p>
@@ -9804,7 +9920,7 @@
         </w:tc>
         <w:tc>
           <w:tcPr>
-            <w:tcW w:w="2934" w:type="dxa"/>
+            <w:tcW w:w="2818" w:type="dxa"/>
             <w:vAlign w:val="top"/>
           </w:tcPr>
           <w:p>
@@ -9849,7 +9965,7 @@
         </w:tc>
         <w:tc>
           <w:tcPr>
-            <w:tcW w:w="2355" w:type="dxa"/>
+            <w:tcW w:w="2270" w:type="dxa"/>
             <w:vAlign w:val="top"/>
           </w:tcPr>
           <w:p>
@@ -9886,7 +10002,7 @@
         </w:tc>
         <w:tc>
           <w:tcPr>
-            <w:tcW w:w="6263" w:type="dxa"/>
+            <w:tcW w:w="6464" w:type="dxa"/>
             <w:shd w:val="clear" w:color="auto" w:fill="F4F7FB"/>
             <w:vAlign w:val="top"/>
           </w:tcPr>
@@ -9920,7 +10036,7 @@
         </w:tc>
         <w:tc>
           <w:tcPr>
-            <w:tcW w:w="2934" w:type="dxa"/>
+            <w:tcW w:w="2818" w:type="dxa"/>
             <w:shd w:val="clear" w:color="auto" w:fill="F4F7FB"/>
             <w:vAlign w:val="top"/>
           </w:tcPr>
@@ -9968,7 +10084,7 @@
         </w:tc>
         <w:tc>
           <w:tcPr>
-            <w:tcW w:w="2355" w:type="dxa"/>
+            <w:tcW w:w="2270" w:type="dxa"/>
             <w:shd w:val="clear" w:color="auto" w:fill="F4F7FB"/>
             <w:vAlign w:val="top"/>
           </w:tcPr>
@@ -10005,7 +10121,7 @@
         </w:tc>
         <w:tc>
           <w:tcPr>
-            <w:tcW w:w="6263" w:type="dxa"/>
+            <w:tcW w:w="6464" w:type="dxa"/>
             <w:vAlign w:val="top"/>
           </w:tcPr>
           <w:p>
@@ -10020,7 +10136,7 @@
         </w:tc>
         <w:tc>
           <w:tcPr>
-            <w:tcW w:w="2934" w:type="dxa"/>
+            <w:tcW w:w="2818" w:type="dxa"/>
             <w:noWrap/>
             <w:vAlign w:val="top"/>
           </w:tcPr>
@@ -10066,7 +10182,7 @@
         </w:tc>
         <w:tc>
           <w:tcPr>
-            <w:tcW w:w="2355" w:type="dxa"/>
+            <w:tcW w:w="2270" w:type="dxa"/>
             <w:vAlign w:val="top"/>
           </w:tcPr>
           <w:p>
@@ -10115,11 +10231,11 @@
       </w:tblPr>
       <w:tblGrid>
         <w:gridCol w:w="951"/>
-        <w:gridCol w:w="6263"/>
-        <w:gridCol w:w="2934"/>
+        <w:gridCol w:w="6464"/>
+        <w:gridCol w:w="2818"/>
         <w:gridCol w:w="606"/>
         <w:gridCol w:w="850"/>
-        <w:gridCol w:w="2355"/>
+        <w:gridCol w:w="2270"/>
       </w:tblGrid>
       <w:tr>
         <w:trPr>
@@ -10147,7 +10263,7 @@
         </w:tc>
         <w:tc>
           <w:tcPr>
-            <w:tcW w:w="6263" w:type="dxa"/>
+            <w:tcW w:w="6464" w:type="dxa"/>
             <w:shd w:val="clear" w:color="auto" w:fill="0F4761"/>
             <w:vAlign w:val="center"/>
           </w:tcPr>
@@ -10166,7 +10282,7 @@
         </w:tc>
         <w:tc>
           <w:tcPr>
-            <w:tcW w:w="2934" w:type="dxa"/>
+            <w:tcW w:w="2818" w:type="dxa"/>
             <w:shd w:val="clear" w:color="auto" w:fill="0F4761"/>
             <w:vAlign w:val="center"/>
           </w:tcPr>
@@ -10223,7 +10339,7 @@
         </w:tc>
         <w:tc>
           <w:tcPr>
-            <w:tcW w:w="2355" w:type="dxa"/>
+            <w:tcW w:w="2270" w:type="dxa"/>
             <w:shd w:val="clear" w:color="auto" w:fill="0F4761"/>
             <w:vAlign w:val="center"/>
           </w:tcPr>
@@ -10263,7 +10379,7 @@
         </w:tc>
         <w:tc>
           <w:tcPr>
-            <w:tcW w:w="6263" w:type="dxa"/>
+            <w:tcW w:w="6464" w:type="dxa"/>
             <w:vAlign w:val="top"/>
           </w:tcPr>
           <w:p>
@@ -10278,7 +10394,7 @@
         </w:tc>
         <w:tc>
           <w:tcPr>
-            <w:tcW w:w="2934" w:type="dxa"/>
+            <w:tcW w:w="2818" w:type="dxa"/>
             <w:vAlign w:val="top"/>
           </w:tcPr>
           <w:p>
@@ -10323,7 +10439,7 @@
         </w:tc>
         <w:tc>
           <w:tcPr>
-            <w:tcW w:w="2355" w:type="dxa"/>
+            <w:tcW w:w="2270" w:type="dxa"/>
             <w:vAlign w:val="top"/>
           </w:tcPr>
           <w:p>
@@ -10360,7 +10476,7 @@
         </w:tc>
         <w:tc>
           <w:tcPr>
-            <w:tcW w:w="6263" w:type="dxa"/>
+            <w:tcW w:w="6464" w:type="dxa"/>
             <w:shd w:val="clear" w:color="auto" w:fill="F4F7FB"/>
             <w:vAlign w:val="top"/>
           </w:tcPr>
@@ -10376,7 +10492,7 @@
         </w:tc>
         <w:tc>
           <w:tcPr>
-            <w:tcW w:w="2934" w:type="dxa"/>
+            <w:tcW w:w="2818" w:type="dxa"/>
             <w:shd w:val="clear" w:color="auto" w:fill="F4F7FB"/>
             <w:vAlign w:val="top"/>
           </w:tcPr>
@@ -10424,7 +10540,7 @@
         </w:tc>
         <w:tc>
           <w:tcPr>
-            <w:tcW w:w="2355" w:type="dxa"/>
+            <w:tcW w:w="2270" w:type="dxa"/>
             <w:shd w:val="clear" w:color="auto" w:fill="F4F7FB"/>
             <w:vAlign w:val="top"/>
           </w:tcPr>
@@ -10461,7 +10577,7 @@
         </w:tc>
         <w:tc>
           <w:tcPr>
-            <w:tcW w:w="6263" w:type="dxa"/>
+            <w:tcW w:w="6464" w:type="dxa"/>
             <w:vAlign w:val="top"/>
           </w:tcPr>
           <w:p>
@@ -10476,7 +10592,7 @@
         </w:tc>
         <w:tc>
           <w:tcPr>
-            <w:tcW w:w="2934" w:type="dxa"/>
+            <w:tcW w:w="2818" w:type="dxa"/>
             <w:vAlign w:val="top"/>
           </w:tcPr>
           <w:p>
@@ -10521,7 +10637,7 @@
         </w:tc>
         <w:tc>
           <w:tcPr>
-            <w:tcW w:w="2355" w:type="dxa"/>
+            <w:tcW w:w="2270" w:type="dxa"/>
             <w:vAlign w:val="top"/>
           </w:tcPr>
           <w:p>
@@ -10558,23 +10674,23 @@
         </w:tc>
         <w:tc>
           <w:tcPr>
-            <w:tcW w:w="6263" w:type="dxa"/>
-            <w:shd w:val="clear" w:color="auto" w:fill="F4F7FB"/>
-            <w:vAlign w:val="top"/>
-          </w:tcPr>
-          <w:p>
-            <w:pPr>
-              <w:pStyle w:val="TableText"/>
-              <w:jc w:val="left"/>
-            </w:pPr>
-            <w:r>
-              <w:t xml:space="preserve">Next best action. Choose one action per vehicle with a first-match table: do not contact; route to fleet or B2B team (company); ask customer to confirm expiry (confidence below 0.5); welcome new vehicle; schedule reminders (more than 45 days away); urgent: vehicle uninsured (lapsed); AI voice assistant then telesales (hot, call consent, phone); one-tap renew link by app or Zalo; SMS reminder; default find a contact channel. Each action has a label and a reason</w:t>
-            </w:r>
-          </w:p>
-        </w:tc>
-        <w:tc>
-          <w:tcPr>
-            <w:tcW w:w="2934" w:type="dxa"/>
+            <w:tcW w:w="6464" w:type="dxa"/>
+            <w:shd w:val="clear" w:color="auto" w:fill="F4F7FB"/>
+            <w:vAlign w:val="top"/>
+          </w:tcPr>
+          <w:p>
+            <w:pPr>
+              <w:pStyle w:val="TableText"/>
+              <w:jc w:val="left"/>
+            </w:pPr>
+            <w:r>
+              <w:t xml:space="preserve">Next best action. Choose one action per vehicle with a first-match table: do not contact; route to fleet or B2B team (company); ask customer to confirm expiry (confidence below 0.5); welcome new vehicle; schedule reminders (more than 45 days away); urgent: vehicle uninsured (lapsed); AI voice assistant then telesales (hot, call consent, phone); renewal link by app or Zalo; SMS reminder; default find a contact channel. Each action has a label and a reason</w:t>
+            </w:r>
+          </w:p>
+        </w:tc>
+        <w:tc>
+          <w:tcPr>
+            <w:tcW w:w="2818" w:type="dxa"/>
             <w:shd w:val="clear" w:color="auto" w:fill="F4F7FB"/>
             <w:vAlign w:val="top"/>
           </w:tcPr>
@@ -10622,7 +10738,7 @@
         </w:tc>
         <w:tc>
           <w:tcPr>
-            <w:tcW w:w="2355" w:type="dxa"/>
+            <w:tcW w:w="2270" w:type="dxa"/>
             <w:shd w:val="clear" w:color="auto" w:fill="F4F7FB"/>
             <w:vAlign w:val="top"/>
           </w:tcPr>
@@ -10659,7 +10775,7 @@
         </w:tc>
         <w:tc>
           <w:tcPr>
-            <w:tcW w:w="6263" w:type="dxa"/>
+            <w:tcW w:w="6464" w:type="dxa"/>
             <w:vAlign w:val="top"/>
           </w:tcPr>
           <w:p>
@@ -10674,7 +10790,7 @@
         </w:tc>
         <w:tc>
           <w:tcPr>
-            <w:tcW w:w="2934" w:type="dxa"/>
+            <w:tcW w:w="2818" w:type="dxa"/>
             <w:vAlign w:val="top"/>
           </w:tcPr>
           <w:p>
@@ -10719,7 +10835,7 @@
         </w:tc>
         <w:tc>
           <w:tcPr>
-            <w:tcW w:w="2355" w:type="dxa"/>
+            <w:tcW w:w="2270" w:type="dxa"/>
             <w:vAlign w:val="top"/>
           </w:tcPr>
           <w:p>
@@ -10756,7 +10872,7 @@
         </w:tc>
         <w:tc>
           <w:tcPr>
-            <w:tcW w:w="6263" w:type="dxa"/>
+            <w:tcW w:w="6464" w:type="dxa"/>
             <w:shd w:val="clear" w:color="auto" w:fill="F4F7FB"/>
             <w:vAlign w:val="top"/>
           </w:tcPr>
@@ -10772,7 +10888,7 @@
         </w:tc>
         <w:tc>
           <w:tcPr>
-            <w:tcW w:w="2934" w:type="dxa"/>
+            <w:tcW w:w="2818" w:type="dxa"/>
             <w:shd w:val="clear" w:color="auto" w:fill="F4F7FB"/>
             <w:vAlign w:val="top"/>
           </w:tcPr>
@@ -10820,7 +10936,7 @@
         </w:tc>
         <w:tc>
           <w:tcPr>
-            <w:tcW w:w="2355" w:type="dxa"/>
+            <w:tcW w:w="2270" w:type="dxa"/>
             <w:shd w:val="clear" w:color="auto" w:fill="F4F7FB"/>
             <w:vAlign w:val="top"/>
           </w:tcPr>
@@ -10857,7 +10973,7 @@
         </w:tc>
         <w:tc>
           <w:tcPr>
-            <w:tcW w:w="6263" w:type="dxa"/>
+            <w:tcW w:w="6464" w:type="dxa"/>
             <w:vAlign w:val="top"/>
           </w:tcPr>
           <w:p>
@@ -10872,7 +10988,7 @@
         </w:tc>
         <w:tc>
           <w:tcPr>
-            <w:tcW w:w="2934" w:type="dxa"/>
+            <w:tcW w:w="2818" w:type="dxa"/>
             <w:vAlign w:val="top"/>
           </w:tcPr>
           <w:p>
@@ -10917,7 +11033,7 @@
         </w:tc>
         <w:tc>
           <w:tcPr>
-            <w:tcW w:w="2355" w:type="dxa"/>
+            <w:tcW w:w="2270" w:type="dxa"/>
             <w:vAlign w:val="top"/>
           </w:tcPr>
           <w:p>
@@ -10954,7 +11070,7 @@
         </w:tc>
         <w:tc>
           <w:tcPr>
-            <w:tcW w:w="6263" w:type="dxa"/>
+            <w:tcW w:w="6464" w:type="dxa"/>
             <w:shd w:val="clear" w:color="auto" w:fill="F4F7FB"/>
             <w:vAlign w:val="top"/>
           </w:tcPr>
@@ -10985,7 +11101,7 @@
         </w:tc>
         <w:tc>
           <w:tcPr>
-            <w:tcW w:w="2934" w:type="dxa"/>
+            <w:tcW w:w="2818" w:type="dxa"/>
             <w:shd w:val="clear" w:color="auto" w:fill="F4F7FB"/>
             <w:vAlign w:val="top"/>
           </w:tcPr>
@@ -11033,7 +11149,7 @@
         </w:tc>
         <w:tc>
           <w:tcPr>
-            <w:tcW w:w="2355" w:type="dxa"/>
+            <w:tcW w:w="2270" w:type="dxa"/>
             <w:shd w:val="clear" w:color="auto" w:fill="F4F7FB"/>
             <w:vAlign w:val="top"/>
           </w:tcPr>
@@ -11083,11 +11199,11 @@
       </w:tblPr>
       <w:tblGrid>
         <w:gridCol w:w="951"/>
-        <w:gridCol w:w="6263"/>
-        <w:gridCol w:w="2934"/>
+        <w:gridCol w:w="6464"/>
+        <w:gridCol w:w="2818"/>
         <w:gridCol w:w="606"/>
         <w:gridCol w:w="850"/>
-        <w:gridCol w:w="2355"/>
+        <w:gridCol w:w="2270"/>
       </w:tblGrid>
       <w:tr>
         <w:trPr>
@@ -11115,7 +11231,7 @@
         </w:tc>
         <w:tc>
           <w:tcPr>
-            <w:tcW w:w="6263" w:type="dxa"/>
+            <w:tcW w:w="6464" w:type="dxa"/>
             <w:shd w:val="clear" w:color="auto" w:fill="0F4761"/>
             <w:vAlign w:val="center"/>
           </w:tcPr>
@@ -11134,7 +11250,7 @@
         </w:tc>
         <w:tc>
           <w:tcPr>
-            <w:tcW w:w="2934" w:type="dxa"/>
+            <w:tcW w:w="2818" w:type="dxa"/>
             <w:shd w:val="clear" w:color="auto" w:fill="0F4761"/>
             <w:vAlign w:val="center"/>
           </w:tcPr>
@@ -11191,7 +11307,7 @@
         </w:tc>
         <w:tc>
           <w:tcPr>
-            <w:tcW w:w="2355" w:type="dxa"/>
+            <w:tcW w:w="2270" w:type="dxa"/>
             <w:shd w:val="clear" w:color="auto" w:fill="0F4761"/>
             <w:vAlign w:val="center"/>
           </w:tcPr>
@@ -11231,7 +11347,7 @@
         </w:tc>
         <w:tc>
           <w:tcPr>
-            <w:tcW w:w="6263" w:type="dxa"/>
+            <w:tcW w:w="6464" w:type="dxa"/>
             <w:vAlign w:val="top"/>
           </w:tcPr>
           <w:p>
@@ -11246,7 +11362,7 @@
         </w:tc>
         <w:tc>
           <w:tcPr>
-            <w:tcW w:w="2934" w:type="dxa"/>
+            <w:tcW w:w="2818" w:type="dxa"/>
             <w:vAlign w:val="top"/>
           </w:tcPr>
           <w:p>
@@ -11291,7 +11407,7 @@
         </w:tc>
         <w:tc>
           <w:tcPr>
-            <w:tcW w:w="2355" w:type="dxa"/>
+            <w:tcW w:w="2270" w:type="dxa"/>
             <w:vAlign w:val="top"/>
           </w:tcPr>
           <w:p>
@@ -11328,7 +11444,7 @@
         </w:tc>
         <w:tc>
           <w:tcPr>
-            <w:tcW w:w="6263" w:type="dxa"/>
+            <w:tcW w:w="6464" w:type="dxa"/>
             <w:shd w:val="clear" w:color="auto" w:fill="F4F7FB"/>
             <w:vAlign w:val="top"/>
           </w:tcPr>
@@ -11344,7 +11460,7 @@
         </w:tc>
         <w:tc>
           <w:tcPr>
-            <w:tcW w:w="2934" w:type="dxa"/>
+            <w:tcW w:w="2818" w:type="dxa"/>
             <w:shd w:val="clear" w:color="auto" w:fill="F4F7FB"/>
             <w:vAlign w:val="top"/>
           </w:tcPr>
@@ -11392,7 +11508,7 @@
         </w:tc>
         <w:tc>
           <w:tcPr>
-            <w:tcW w:w="2355" w:type="dxa"/>
+            <w:tcW w:w="2270" w:type="dxa"/>
             <w:shd w:val="clear" w:color="auto" w:fill="F4F7FB"/>
             <w:vAlign w:val="top"/>
           </w:tcPr>
@@ -11429,7 +11545,7 @@
         </w:tc>
         <w:tc>
           <w:tcPr>
-            <w:tcW w:w="6263" w:type="dxa"/>
+            <w:tcW w:w="6464" w:type="dxa"/>
             <w:vAlign w:val="top"/>
           </w:tcPr>
           <w:p>
@@ -11444,7 +11560,7 @@
         </w:tc>
         <w:tc>
           <w:tcPr>
-            <w:tcW w:w="2934" w:type="dxa"/>
+            <w:tcW w:w="2818" w:type="dxa"/>
             <w:vAlign w:val="top"/>
           </w:tcPr>
           <w:p>
@@ -11489,7 +11605,7 @@
         </w:tc>
         <w:tc>
           <w:tcPr>
-            <w:tcW w:w="2355" w:type="dxa"/>
+            <w:tcW w:w="2270" w:type="dxa"/>
             <w:vAlign w:val="top"/>
           </w:tcPr>
           <w:p>
@@ -11526,7 +11642,7 @@
         </w:tc>
         <w:tc>
           <w:tcPr>
-            <w:tcW w:w="6263" w:type="dxa"/>
+            <w:tcW w:w="6464" w:type="dxa"/>
             <w:shd w:val="clear" w:color="auto" w:fill="F4F7FB"/>
             <w:vAlign w:val="top"/>
           </w:tcPr>
@@ -11542,7 +11658,7 @@
         </w:tc>
         <w:tc>
           <w:tcPr>
-            <w:tcW w:w="2934" w:type="dxa"/>
+            <w:tcW w:w="2818" w:type="dxa"/>
             <w:shd w:val="clear" w:color="auto" w:fill="F4F7FB"/>
             <w:vAlign w:val="top"/>
           </w:tcPr>
@@ -11590,7 +11706,7 @@
         </w:tc>
         <w:tc>
           <w:tcPr>
-            <w:tcW w:w="2355" w:type="dxa"/>
+            <w:tcW w:w="2270" w:type="dxa"/>
             <w:shd w:val="clear" w:color="auto" w:fill="F4F7FB"/>
             <w:vAlign w:val="top"/>
           </w:tcPr>
@@ -11627,7 +11743,7 @@
         </w:tc>
         <w:tc>
           <w:tcPr>
-            <w:tcW w:w="6263" w:type="dxa"/>
+            <w:tcW w:w="6464" w:type="dxa"/>
             <w:vAlign w:val="top"/>
           </w:tcPr>
           <w:p>
@@ -11669,7 +11785,7 @@
         </w:tc>
         <w:tc>
           <w:tcPr>
-            <w:tcW w:w="2934" w:type="dxa"/>
+            <w:tcW w:w="2818" w:type="dxa"/>
             <w:vAlign w:val="top"/>
           </w:tcPr>
           <w:p>
@@ -11714,7 +11830,7 @@
         </w:tc>
         <w:tc>
           <w:tcPr>
-            <w:tcW w:w="2355" w:type="dxa"/>
+            <w:tcW w:w="2270" w:type="dxa"/>
             <w:vAlign w:val="top"/>
           </w:tcPr>
           <w:p>
@@ -11751,7 +11867,7 @@
         </w:tc>
         <w:tc>
           <w:tcPr>
-            <w:tcW w:w="6263" w:type="dxa"/>
+            <w:tcW w:w="6464" w:type="dxa"/>
             <w:shd w:val="clear" w:color="auto" w:fill="F4F7FB"/>
             <w:vAlign w:val="top"/>
           </w:tcPr>
@@ -11767,7 +11883,7 @@
         </w:tc>
         <w:tc>
           <w:tcPr>
-            <w:tcW w:w="2934" w:type="dxa"/>
+            <w:tcW w:w="2818" w:type="dxa"/>
             <w:shd w:val="clear" w:color="auto" w:fill="F4F7FB"/>
             <w:vAlign w:val="top"/>
           </w:tcPr>
@@ -11815,7 +11931,7 @@
         </w:tc>
         <w:tc>
           <w:tcPr>
-            <w:tcW w:w="2355" w:type="dxa"/>
+            <w:tcW w:w="2270" w:type="dxa"/>
             <w:shd w:val="clear" w:color="auto" w:fill="F4F7FB"/>
             <w:vAlign w:val="top"/>
           </w:tcPr>
@@ -11852,7 +11968,7 @@
         </w:tc>
         <w:tc>
           <w:tcPr>
-            <w:tcW w:w="6263" w:type="dxa"/>
+            <w:tcW w:w="6464" w:type="dxa"/>
             <w:vAlign w:val="top"/>
           </w:tcPr>
           <w:p>
@@ -11867,7 +11983,7 @@
         </w:tc>
         <w:tc>
           <w:tcPr>
-            <w:tcW w:w="2934" w:type="dxa"/>
+            <w:tcW w:w="2818" w:type="dxa"/>
             <w:vAlign w:val="top"/>
           </w:tcPr>
           <w:p>
@@ -11912,7 +12028,7 @@
         </w:tc>
         <w:tc>
           <w:tcPr>
-            <w:tcW w:w="2355" w:type="dxa"/>
+            <w:tcW w:w="2270" w:type="dxa"/>
             <w:vAlign w:val="top"/>
           </w:tcPr>
           <w:p>
@@ -11949,7 +12065,7 @@
         </w:tc>
         <w:tc>
           <w:tcPr>
-            <w:tcW w:w="6263" w:type="dxa"/>
+            <w:tcW w:w="6464" w:type="dxa"/>
             <w:shd w:val="clear" w:color="auto" w:fill="F4F7FB"/>
             <w:vAlign w:val="top"/>
           </w:tcPr>
@@ -11965,7 +12081,7 @@
         </w:tc>
         <w:tc>
           <w:tcPr>
-            <w:tcW w:w="2934" w:type="dxa"/>
+            <w:tcW w:w="2818" w:type="dxa"/>
             <w:shd w:val="clear" w:color="auto" w:fill="F4F7FB"/>
             <w:vAlign w:val="top"/>
           </w:tcPr>
@@ -12013,7 +12129,7 @@
         </w:tc>
         <w:tc>
           <w:tcPr>
-            <w:tcW w:w="2355" w:type="dxa"/>
+            <w:tcW w:w="2270" w:type="dxa"/>
             <w:shd w:val="clear" w:color="auto" w:fill="F4F7FB"/>
             <w:vAlign w:val="top"/>
           </w:tcPr>
@@ -12050,7 +12166,7 @@
         </w:tc>
         <w:tc>
           <w:tcPr>
-            <w:tcW w:w="6263" w:type="dxa"/>
+            <w:tcW w:w="6464" w:type="dxa"/>
             <w:vAlign w:val="top"/>
           </w:tcPr>
           <w:p>
@@ -12065,7 +12181,7 @@
         </w:tc>
         <w:tc>
           <w:tcPr>
-            <w:tcW w:w="2934" w:type="dxa"/>
+            <w:tcW w:w="2818" w:type="dxa"/>
             <w:vAlign w:val="top"/>
           </w:tcPr>
           <w:p>
@@ -12110,7 +12226,7 @@
         </w:tc>
         <w:tc>
           <w:tcPr>
-            <w:tcW w:w="2355" w:type="dxa"/>
+            <w:tcW w:w="2270" w:type="dxa"/>
             <w:vAlign w:val="top"/>
           </w:tcPr>
           <w:p>
@@ -12147,7 +12263,7 @@
         </w:tc>
         <w:tc>
           <w:tcPr>
-            <w:tcW w:w="6263" w:type="dxa"/>
+            <w:tcW w:w="6464" w:type="dxa"/>
             <w:shd w:val="clear" w:color="auto" w:fill="F4F7FB"/>
             <w:vAlign w:val="top"/>
           </w:tcPr>
@@ -12163,7 +12279,7 @@
         </w:tc>
         <w:tc>
           <w:tcPr>
-            <w:tcW w:w="2934" w:type="dxa"/>
+            <w:tcW w:w="2818" w:type="dxa"/>
             <w:shd w:val="clear" w:color="auto" w:fill="F4F7FB"/>
             <w:vAlign w:val="top"/>
           </w:tcPr>
@@ -12211,7 +12327,7 @@
         </w:tc>
         <w:tc>
           <w:tcPr>
-            <w:tcW w:w="2355" w:type="dxa"/>
+            <w:tcW w:w="2270" w:type="dxa"/>
             <w:shd w:val="clear" w:color="auto" w:fill="F4F7FB"/>
             <w:vAlign w:val="top"/>
           </w:tcPr>
@@ -12248,7 +12364,7 @@
         </w:tc>
         <w:tc>
           <w:tcPr>
-            <w:tcW w:w="6263" w:type="dxa"/>
+            <w:tcW w:w="6464" w:type="dxa"/>
             <w:vAlign w:val="top"/>
           </w:tcPr>
           <w:p>
@@ -12263,7 +12379,7 @@
         </w:tc>
         <w:tc>
           <w:tcPr>
-            <w:tcW w:w="2934" w:type="dxa"/>
+            <w:tcW w:w="2818" w:type="dxa"/>
             <w:vAlign w:val="top"/>
           </w:tcPr>
           <w:p>
@@ -12308,7 +12424,7 @@
         </w:tc>
         <w:tc>
           <w:tcPr>
-            <w:tcW w:w="2355" w:type="dxa"/>
+            <w:tcW w:w="2270" w:type="dxa"/>
             <w:vAlign w:val="top"/>
           </w:tcPr>
           <w:p>
@@ -12357,11 +12473,11 @@
       </w:tblPr>
       <w:tblGrid>
         <w:gridCol w:w="951"/>
-        <w:gridCol w:w="6263"/>
-        <w:gridCol w:w="2934"/>
+        <w:gridCol w:w="6464"/>
+        <w:gridCol w:w="2818"/>
         <w:gridCol w:w="606"/>
         <w:gridCol w:w="850"/>
-        <w:gridCol w:w="2355"/>
+        <w:gridCol w:w="2270"/>
       </w:tblGrid>
       <w:tr>
         <w:trPr>
@@ -12389,7 +12505,7 @@
         </w:tc>
         <w:tc>
           <w:tcPr>
-            <w:tcW w:w="6263" w:type="dxa"/>
+            <w:tcW w:w="6464" w:type="dxa"/>
             <w:shd w:val="clear" w:color="auto" w:fill="0F4761"/>
             <w:vAlign w:val="center"/>
           </w:tcPr>
@@ -12408,7 +12524,7 @@
         </w:tc>
         <w:tc>
           <w:tcPr>
-            <w:tcW w:w="2934" w:type="dxa"/>
+            <w:tcW w:w="2818" w:type="dxa"/>
             <w:shd w:val="clear" w:color="auto" w:fill="0F4761"/>
             <w:vAlign w:val="center"/>
           </w:tcPr>
@@ -12465,7 +12581,7 @@
         </w:tc>
         <w:tc>
           <w:tcPr>
-            <w:tcW w:w="2355" w:type="dxa"/>
+            <w:tcW w:w="2270" w:type="dxa"/>
             <w:shd w:val="clear" w:color="auto" w:fill="0F4761"/>
             <w:vAlign w:val="center"/>
           </w:tcPr>
@@ -12505,7 +12621,7 @@
         </w:tc>
         <w:tc>
           <w:tcPr>
-            <w:tcW w:w="6263" w:type="dxa"/>
+            <w:tcW w:w="6464" w:type="dxa"/>
             <w:vAlign w:val="top"/>
           </w:tcPr>
           <w:p>
@@ -12520,7 +12636,7 @@
         </w:tc>
         <w:tc>
           <w:tcPr>
-            <w:tcW w:w="2934" w:type="dxa"/>
+            <w:tcW w:w="2818" w:type="dxa"/>
             <w:vAlign w:val="top"/>
           </w:tcPr>
           <w:p>
@@ -12565,7 +12681,7 @@
         </w:tc>
         <w:tc>
           <w:tcPr>
-            <w:tcW w:w="2355" w:type="dxa"/>
+            <w:tcW w:w="2270" w:type="dxa"/>
             <w:vAlign w:val="top"/>
           </w:tcPr>
           <w:p>
@@ -12602,7 +12718,7 @@
         </w:tc>
         <w:tc>
           <w:tcPr>
-            <w:tcW w:w="6263" w:type="dxa"/>
+            <w:tcW w:w="6464" w:type="dxa"/>
             <w:shd w:val="clear" w:color="auto" w:fill="F4F7FB"/>
             <w:vAlign w:val="top"/>
           </w:tcPr>
@@ -12666,7 +12782,7 @@
         </w:tc>
         <w:tc>
           <w:tcPr>
-            <w:tcW w:w="2934" w:type="dxa"/>
+            <w:tcW w:w="2818" w:type="dxa"/>
             <w:shd w:val="clear" w:color="auto" w:fill="F4F7FB"/>
             <w:vAlign w:val="top"/>
           </w:tcPr>
@@ -12714,7 +12830,7 @@
         </w:tc>
         <w:tc>
           <w:tcPr>
-            <w:tcW w:w="2355" w:type="dxa"/>
+            <w:tcW w:w="2270" w:type="dxa"/>
             <w:shd w:val="clear" w:color="auto" w:fill="F4F7FB"/>
             <w:vAlign w:val="top"/>
           </w:tcPr>
@@ -12751,7 +12867,7 @@
         </w:tc>
         <w:tc>
           <w:tcPr>
-            <w:tcW w:w="6263" w:type="dxa"/>
+            <w:tcW w:w="6464" w:type="dxa"/>
             <w:vAlign w:val="top"/>
           </w:tcPr>
           <w:p>
@@ -12778,7 +12894,7 @@
         </w:tc>
         <w:tc>
           <w:tcPr>
-            <w:tcW w:w="2934" w:type="dxa"/>
+            <w:tcW w:w="2818" w:type="dxa"/>
             <w:vAlign w:val="top"/>
           </w:tcPr>
           <w:p>
@@ -12823,7 +12939,7 @@
         </w:tc>
         <w:tc>
           <w:tcPr>
-            <w:tcW w:w="2355" w:type="dxa"/>
+            <w:tcW w:w="2270" w:type="dxa"/>
             <w:vAlign w:val="top"/>
           </w:tcPr>
           <w:p>
@@ -12860,7 +12976,7 @@
         </w:tc>
         <w:tc>
           <w:tcPr>
-            <w:tcW w:w="6263" w:type="dxa"/>
+            <w:tcW w:w="6464" w:type="dxa"/>
             <w:shd w:val="clear" w:color="auto" w:fill="F4F7FB"/>
             <w:vAlign w:val="top"/>
           </w:tcPr>
@@ -12876,7 +12992,7 @@
         </w:tc>
         <w:tc>
           <w:tcPr>
-            <w:tcW w:w="2934" w:type="dxa"/>
+            <w:tcW w:w="2818" w:type="dxa"/>
             <w:shd w:val="clear" w:color="auto" w:fill="F4F7FB"/>
             <w:vAlign w:val="top"/>
           </w:tcPr>
@@ -12924,7 +13040,7 @@
         </w:tc>
         <w:tc>
           <w:tcPr>
-            <w:tcW w:w="2355" w:type="dxa"/>
+            <w:tcW w:w="2270" w:type="dxa"/>
             <w:shd w:val="clear" w:color="auto" w:fill="F4F7FB"/>
             <w:vAlign w:val="top"/>
           </w:tcPr>
@@ -12961,7 +13077,7 @@
         </w:tc>
         <w:tc>
           <w:tcPr>
-            <w:tcW w:w="6263" w:type="dxa"/>
+            <w:tcW w:w="6464" w:type="dxa"/>
             <w:vAlign w:val="top"/>
           </w:tcPr>
           <w:p>
@@ -12976,7 +13092,7 @@
         </w:tc>
         <w:tc>
           <w:tcPr>
-            <w:tcW w:w="2934" w:type="dxa"/>
+            <w:tcW w:w="2818" w:type="dxa"/>
             <w:vAlign w:val="top"/>
           </w:tcPr>
           <w:p>
@@ -13021,7 +13137,7 @@
         </w:tc>
         <w:tc>
           <w:tcPr>
-            <w:tcW w:w="2355" w:type="dxa"/>
+            <w:tcW w:w="2270" w:type="dxa"/>
             <w:vAlign w:val="top"/>
           </w:tcPr>
           <w:p>
@@ -13058,7 +13174,7 @@
         </w:tc>
         <w:tc>
           <w:tcPr>
-            <w:tcW w:w="6263" w:type="dxa"/>
+            <w:tcW w:w="6464" w:type="dxa"/>
             <w:shd w:val="clear" w:color="auto" w:fill="F4F7FB"/>
             <w:vAlign w:val="top"/>
           </w:tcPr>
@@ -13089,7 +13205,7 @@
         </w:tc>
         <w:tc>
           <w:tcPr>
-            <w:tcW w:w="2934" w:type="dxa"/>
+            <w:tcW w:w="2818" w:type="dxa"/>
             <w:shd w:val="clear" w:color="auto" w:fill="F4F7FB"/>
             <w:vAlign w:val="top"/>
           </w:tcPr>
@@ -13137,7 +13253,7 @@
         </w:tc>
         <w:tc>
           <w:tcPr>
-            <w:tcW w:w="2355" w:type="dxa"/>
+            <w:tcW w:w="2270" w:type="dxa"/>
             <w:shd w:val="clear" w:color="auto" w:fill="F4F7FB"/>
             <w:vAlign w:val="top"/>
           </w:tcPr>
@@ -13174,7 +13290,7 @@
         </w:tc>
         <w:tc>
           <w:tcPr>
-            <w:tcW w:w="6263" w:type="dxa"/>
+            <w:tcW w:w="6464" w:type="dxa"/>
             <w:vAlign w:val="top"/>
           </w:tcPr>
           <w:p>
@@ -13189,7 +13305,7 @@
         </w:tc>
         <w:tc>
           <w:tcPr>
-            <w:tcW w:w="2934" w:type="dxa"/>
+            <w:tcW w:w="2818" w:type="dxa"/>
             <w:vAlign w:val="top"/>
           </w:tcPr>
           <w:p>
@@ -13234,7 +13350,7 @@
         </w:tc>
         <w:tc>
           <w:tcPr>
-            <w:tcW w:w="2355" w:type="dxa"/>
+            <w:tcW w:w="2270" w:type="dxa"/>
             <w:vAlign w:val="top"/>
           </w:tcPr>
           <w:p>
@@ -13271,7 +13387,7 @@
         </w:tc>
         <w:tc>
           <w:tcPr>
-            <w:tcW w:w="6263" w:type="dxa"/>
+            <w:tcW w:w="6464" w:type="dxa"/>
             <w:shd w:val="clear" w:color="auto" w:fill="F4F7FB"/>
             <w:vAlign w:val="top"/>
           </w:tcPr>
@@ -13287,7 +13403,7 @@
         </w:tc>
         <w:tc>
           <w:tcPr>
-            <w:tcW w:w="2934" w:type="dxa"/>
+            <w:tcW w:w="2818" w:type="dxa"/>
             <w:shd w:val="clear" w:color="auto" w:fill="F4F7FB"/>
             <w:vAlign w:val="top"/>
           </w:tcPr>
@@ -13335,7 +13451,7 @@
         </w:tc>
         <w:tc>
           <w:tcPr>
-            <w:tcW w:w="2355" w:type="dxa"/>
+            <w:tcW w:w="2270" w:type="dxa"/>
             <w:shd w:val="clear" w:color="auto" w:fill="F4F7FB"/>
             <w:vAlign w:val="top"/>
           </w:tcPr>
@@ -13372,7 +13488,7 @@
         </w:tc>
         <w:tc>
           <w:tcPr>
-            <w:tcW w:w="6263" w:type="dxa"/>
+            <w:tcW w:w="6464" w:type="dxa"/>
             <w:vAlign w:val="top"/>
           </w:tcPr>
           <w:p>
@@ -13387,7 +13503,7 @@
         </w:tc>
         <w:tc>
           <w:tcPr>
-            <w:tcW w:w="2934" w:type="dxa"/>
+            <w:tcW w:w="2818" w:type="dxa"/>
             <w:vAlign w:val="top"/>
           </w:tcPr>
           <w:p>
@@ -13432,7 +13548,7 @@
         </w:tc>
         <w:tc>
           <w:tcPr>
-            <w:tcW w:w="2355" w:type="dxa"/>
+            <w:tcW w:w="2270" w:type="dxa"/>
             <w:vAlign w:val="top"/>
           </w:tcPr>
           <w:p>
@@ -13481,11 +13597,11 @@
       </w:tblPr>
       <w:tblGrid>
         <w:gridCol w:w="951"/>
-        <w:gridCol w:w="6263"/>
-        <w:gridCol w:w="2934"/>
+        <w:gridCol w:w="6464"/>
+        <w:gridCol w:w="2818"/>
         <w:gridCol w:w="606"/>
         <w:gridCol w:w="850"/>
-        <w:gridCol w:w="2355"/>
+        <w:gridCol w:w="2270"/>
       </w:tblGrid>
       <w:tr>
         <w:trPr>
@@ -13513,7 +13629,7 @@
         </w:tc>
         <w:tc>
           <w:tcPr>
-            <w:tcW w:w="6263" w:type="dxa"/>
+            <w:tcW w:w="6464" w:type="dxa"/>
             <w:shd w:val="clear" w:color="auto" w:fill="0F4761"/>
             <w:vAlign w:val="center"/>
           </w:tcPr>
@@ -13532,7 +13648,7 @@
         </w:tc>
         <w:tc>
           <w:tcPr>
-            <w:tcW w:w="2934" w:type="dxa"/>
+            <w:tcW w:w="2818" w:type="dxa"/>
             <w:shd w:val="clear" w:color="auto" w:fill="0F4761"/>
             <w:vAlign w:val="center"/>
           </w:tcPr>
@@ -13589,7 +13705,7 @@
         </w:tc>
         <w:tc>
           <w:tcPr>
-            <w:tcW w:w="2355" w:type="dxa"/>
+            <w:tcW w:w="2270" w:type="dxa"/>
             <w:shd w:val="clear" w:color="auto" w:fill="0F4761"/>
             <w:vAlign w:val="center"/>
           </w:tcPr>
@@ -13629,7 +13745,7 @@
         </w:tc>
         <w:tc>
           <w:tcPr>
-            <w:tcW w:w="6263" w:type="dxa"/>
+            <w:tcW w:w="6464" w:type="dxa"/>
             <w:vAlign w:val="top"/>
           </w:tcPr>
           <w:p>
@@ -13644,7 +13760,7 @@
         </w:tc>
         <w:tc>
           <w:tcPr>
-            <w:tcW w:w="2934" w:type="dxa"/>
+            <w:tcW w:w="2818" w:type="dxa"/>
             <w:vAlign w:val="top"/>
           </w:tcPr>
           <w:p>
@@ -13689,7 +13805,7 @@
         </w:tc>
         <w:tc>
           <w:tcPr>
-            <w:tcW w:w="2355" w:type="dxa"/>
+            <w:tcW w:w="2270" w:type="dxa"/>
             <w:vAlign w:val="top"/>
           </w:tcPr>
           <w:p>
@@ -13726,7 +13842,7 @@
         </w:tc>
         <w:tc>
           <w:tcPr>
-            <w:tcW w:w="6263" w:type="dxa"/>
+            <w:tcW w:w="6464" w:type="dxa"/>
             <w:shd w:val="clear" w:color="auto" w:fill="F4F7FB"/>
             <w:vAlign w:val="top"/>
           </w:tcPr>
@@ -13760,7 +13876,7 @@
         </w:tc>
         <w:tc>
           <w:tcPr>
-            <w:tcW w:w="2934" w:type="dxa"/>
+            <w:tcW w:w="2818" w:type="dxa"/>
             <w:shd w:val="clear" w:color="auto" w:fill="F4F7FB"/>
             <w:vAlign w:val="top"/>
           </w:tcPr>
@@ -13808,7 +13924,7 @@
         </w:tc>
         <w:tc>
           <w:tcPr>
-            <w:tcW w:w="2355" w:type="dxa"/>
+            <w:tcW w:w="2270" w:type="dxa"/>
             <w:shd w:val="clear" w:color="auto" w:fill="F4F7FB"/>
             <w:vAlign w:val="top"/>
           </w:tcPr>
@@ -13845,7 +13961,7 @@
         </w:tc>
         <w:tc>
           <w:tcPr>
-            <w:tcW w:w="6263" w:type="dxa"/>
+            <w:tcW w:w="6464" w:type="dxa"/>
             <w:vAlign w:val="top"/>
           </w:tcPr>
           <w:p>
@@ -13860,7 +13976,7 @@
         </w:tc>
         <w:tc>
           <w:tcPr>
-            <w:tcW w:w="2934" w:type="dxa"/>
+            <w:tcW w:w="2818" w:type="dxa"/>
             <w:vAlign w:val="top"/>
           </w:tcPr>
           <w:p>
@@ -13905,7 +14021,7 @@
         </w:tc>
         <w:tc>
           <w:tcPr>
-            <w:tcW w:w="2355" w:type="dxa"/>
+            <w:tcW w:w="2270" w:type="dxa"/>
             <w:vAlign w:val="top"/>
           </w:tcPr>
           <w:p>
@@ -13942,7 +14058,7 @@
         </w:tc>
         <w:tc>
           <w:tcPr>
-            <w:tcW w:w="6263" w:type="dxa"/>
+            <w:tcW w:w="6464" w:type="dxa"/>
             <w:shd w:val="clear" w:color="auto" w:fill="F4F7FB"/>
             <w:vAlign w:val="top"/>
           </w:tcPr>
@@ -13958,7 +14074,7 @@
         </w:tc>
         <w:tc>
           <w:tcPr>
-            <w:tcW w:w="2934" w:type="dxa"/>
+            <w:tcW w:w="2818" w:type="dxa"/>
             <w:shd w:val="clear" w:color="auto" w:fill="F4F7FB"/>
             <w:vAlign w:val="top"/>
           </w:tcPr>
@@ -14006,7 +14122,7 @@
         </w:tc>
         <w:tc>
           <w:tcPr>
-            <w:tcW w:w="2355" w:type="dxa"/>
+            <w:tcW w:w="2270" w:type="dxa"/>
             <w:shd w:val="clear" w:color="auto" w:fill="F4F7FB"/>
             <w:vAlign w:val="top"/>
           </w:tcPr>
@@ -14043,7 +14159,7 @@
         </w:tc>
         <w:tc>
           <w:tcPr>
-            <w:tcW w:w="6263" w:type="dxa"/>
+            <w:tcW w:w="6464" w:type="dxa"/>
             <w:vAlign w:val="top"/>
           </w:tcPr>
           <w:p>
@@ -14058,7 +14174,7 @@
         </w:tc>
         <w:tc>
           <w:tcPr>
-            <w:tcW w:w="2934" w:type="dxa"/>
+            <w:tcW w:w="2818" w:type="dxa"/>
             <w:vAlign w:val="top"/>
           </w:tcPr>
           <w:p>
@@ -14103,7 +14219,7 @@
         </w:tc>
         <w:tc>
           <w:tcPr>
-            <w:tcW w:w="2355" w:type="dxa"/>
+            <w:tcW w:w="2270" w:type="dxa"/>
             <w:vAlign w:val="top"/>
           </w:tcPr>
           <w:p>
@@ -14152,11 +14268,11 @@
       </w:tblPr>
       <w:tblGrid>
         <w:gridCol w:w="951"/>
-        <w:gridCol w:w="6263"/>
-        <w:gridCol w:w="2934"/>
+        <w:gridCol w:w="6464"/>
+        <w:gridCol w:w="2818"/>
         <w:gridCol w:w="606"/>
         <w:gridCol w:w="850"/>
-        <w:gridCol w:w="2355"/>
+        <w:gridCol w:w="2270"/>
       </w:tblGrid>
       <w:tr>
         <w:trPr>
@@ -14184,7 +14300,7 @@
         </w:tc>
         <w:tc>
           <w:tcPr>
-            <w:tcW w:w="6263" w:type="dxa"/>
+            <w:tcW w:w="6464" w:type="dxa"/>
             <w:shd w:val="clear" w:color="auto" w:fill="0F4761"/>
             <w:vAlign w:val="center"/>
           </w:tcPr>
@@ -14203,7 +14319,7 @@
         </w:tc>
         <w:tc>
           <w:tcPr>
-            <w:tcW w:w="2934" w:type="dxa"/>
+            <w:tcW w:w="2818" w:type="dxa"/>
             <w:shd w:val="clear" w:color="auto" w:fill="0F4761"/>
             <w:vAlign w:val="center"/>
           </w:tcPr>
@@ -14260,7 +14376,7 @@
         </w:tc>
         <w:tc>
           <w:tcPr>
-            <w:tcW w:w="2355" w:type="dxa"/>
+            <w:tcW w:w="2270" w:type="dxa"/>
             <w:shd w:val="clear" w:color="auto" w:fill="0F4761"/>
             <w:vAlign w:val="center"/>
           </w:tcPr>
@@ -14300,7 +14416,7 @@
         </w:tc>
         <w:tc>
           <w:tcPr>
-            <w:tcW w:w="6263" w:type="dxa"/>
+            <w:tcW w:w="6464" w:type="dxa"/>
             <w:vAlign w:val="top"/>
           </w:tcPr>
           <w:p>
@@ -14315,7 +14431,7 @@
         </w:tc>
         <w:tc>
           <w:tcPr>
-            <w:tcW w:w="2934" w:type="dxa"/>
+            <w:tcW w:w="2818" w:type="dxa"/>
             <w:vAlign w:val="top"/>
           </w:tcPr>
           <w:p>
@@ -14360,7 +14476,7 @@
         </w:tc>
         <w:tc>
           <w:tcPr>
-            <w:tcW w:w="2355" w:type="dxa"/>
+            <w:tcW w:w="2270" w:type="dxa"/>
             <w:vAlign w:val="top"/>
           </w:tcPr>
           <w:p>
@@ -14397,7 +14513,7 @@
         </w:tc>
         <w:tc>
           <w:tcPr>
-            <w:tcW w:w="6263" w:type="dxa"/>
+            <w:tcW w:w="6464" w:type="dxa"/>
             <w:shd w:val="clear" w:color="auto" w:fill="F4F7FB"/>
             <w:vAlign w:val="top"/>
           </w:tcPr>
@@ -14413,7 +14529,7 @@
         </w:tc>
         <w:tc>
           <w:tcPr>
-            <w:tcW w:w="2934" w:type="dxa"/>
+            <w:tcW w:w="2818" w:type="dxa"/>
             <w:shd w:val="clear" w:color="auto" w:fill="F4F7FB"/>
             <w:vAlign w:val="top"/>
           </w:tcPr>
@@ -14461,7 +14577,7 @@
         </w:tc>
         <w:tc>
           <w:tcPr>
-            <w:tcW w:w="2355" w:type="dxa"/>
+            <w:tcW w:w="2270" w:type="dxa"/>
             <w:shd w:val="clear" w:color="auto" w:fill="F4F7FB"/>
             <w:vAlign w:val="top"/>
           </w:tcPr>
@@ -14496,7 +14612,7 @@
         </w:tc>
         <w:tc>
           <w:tcPr>
-            <w:tcW w:w="6263" w:type="dxa"/>
+            <w:tcW w:w="6464" w:type="dxa"/>
             <w:vAlign w:val="top"/>
           </w:tcPr>
           <w:p>
@@ -14511,7 +14627,7 @@
         </w:tc>
         <w:tc>
           <w:tcPr>
-            <w:tcW w:w="2934" w:type="dxa"/>
+            <w:tcW w:w="2818" w:type="dxa"/>
             <w:vAlign w:val="top"/>
           </w:tcPr>
           <w:p>
@@ -14556,7 +14672,7 @@
         </w:tc>
         <w:tc>
           <w:tcPr>
-            <w:tcW w:w="2355" w:type="dxa"/>
+            <w:tcW w:w="2270" w:type="dxa"/>
             <w:vAlign w:val="top"/>
           </w:tcPr>
           <w:p>
@@ -14593,7 +14709,7 @@
         </w:tc>
         <w:tc>
           <w:tcPr>
-            <w:tcW w:w="6263" w:type="dxa"/>
+            <w:tcW w:w="6464" w:type="dxa"/>
             <w:shd w:val="clear" w:color="auto" w:fill="F4F7FB"/>
             <w:vAlign w:val="top"/>
           </w:tcPr>
@@ -14657,7 +14773,7 @@
         </w:tc>
         <w:tc>
           <w:tcPr>
-            <w:tcW w:w="2934" w:type="dxa"/>
+            <w:tcW w:w="2818" w:type="dxa"/>
             <w:shd w:val="clear" w:color="auto" w:fill="F4F7FB"/>
             <w:vAlign w:val="top"/>
           </w:tcPr>
@@ -14705,7 +14821,7 @@
         </w:tc>
         <w:tc>
           <w:tcPr>
-            <w:tcW w:w="2355" w:type="dxa"/>
+            <w:tcW w:w="2270" w:type="dxa"/>
             <w:shd w:val="clear" w:color="auto" w:fill="F4F7FB"/>
             <w:vAlign w:val="top"/>
           </w:tcPr>
@@ -14742,7 +14858,7 @@
         </w:tc>
         <w:tc>
           <w:tcPr>
-            <w:tcW w:w="6263" w:type="dxa"/>
+            <w:tcW w:w="6464" w:type="dxa"/>
             <w:vAlign w:val="top"/>
           </w:tcPr>
           <w:p>
@@ -14757,7 +14873,7 @@
         </w:tc>
         <w:tc>
           <w:tcPr>
-            <w:tcW w:w="2934" w:type="dxa"/>
+            <w:tcW w:w="2818" w:type="dxa"/>
             <w:vAlign w:val="top"/>
           </w:tcPr>
           <w:p>
@@ -14802,7 +14918,7 @@
         </w:tc>
         <w:tc>
           <w:tcPr>
-            <w:tcW w:w="2355" w:type="dxa"/>
+            <w:tcW w:w="2270" w:type="dxa"/>
             <w:vAlign w:val="top"/>
           </w:tcPr>
           <w:p>
@@ -14839,7 +14955,7 @@
         </w:tc>
         <w:tc>
           <w:tcPr>
-            <w:tcW w:w="6263" w:type="dxa"/>
+            <w:tcW w:w="6464" w:type="dxa"/>
             <w:shd w:val="clear" w:color="auto" w:fill="F4F7FB"/>
             <w:vAlign w:val="top"/>
           </w:tcPr>
@@ -14855,7 +14971,7 @@
         </w:tc>
         <w:tc>
           <w:tcPr>
-            <w:tcW w:w="2934" w:type="dxa"/>
+            <w:tcW w:w="2818" w:type="dxa"/>
             <w:shd w:val="clear" w:color="auto" w:fill="F4F7FB"/>
             <w:vAlign w:val="top"/>
           </w:tcPr>
@@ -14903,7 +15019,7 @@
         </w:tc>
         <w:tc>
           <w:tcPr>
-            <w:tcW w:w="2355" w:type="dxa"/>
+            <w:tcW w:w="2270" w:type="dxa"/>
             <w:shd w:val="clear" w:color="auto" w:fill="F4F7FB"/>
             <w:vAlign w:val="top"/>
           </w:tcPr>
@@ -14940,7 +15056,7 @@
         </w:tc>
         <w:tc>
           <w:tcPr>
-            <w:tcW w:w="6263" w:type="dxa"/>
+            <w:tcW w:w="6464" w:type="dxa"/>
             <w:vAlign w:val="top"/>
           </w:tcPr>
           <w:p>
@@ -14955,7 +15071,7 @@
         </w:tc>
         <w:tc>
           <w:tcPr>
-            <w:tcW w:w="2934" w:type="dxa"/>
+            <w:tcW w:w="2818" w:type="dxa"/>
             <w:vAlign w:val="top"/>
           </w:tcPr>
           <w:p>
@@ -15000,7 +15116,7 @@
         </w:tc>
         <w:tc>
           <w:tcPr>
-            <w:tcW w:w="2355" w:type="dxa"/>
+            <w:tcW w:w="2270" w:type="dxa"/>
             <w:vAlign w:val="top"/>
           </w:tcPr>
           <w:p>
@@ -15037,7 +15153,7 @@
         </w:tc>
         <w:tc>
           <w:tcPr>
-            <w:tcW w:w="6263" w:type="dxa"/>
+            <w:tcW w:w="6464" w:type="dxa"/>
             <w:shd w:val="clear" w:color="auto" w:fill="F4F7FB"/>
             <w:vAlign w:val="top"/>
           </w:tcPr>
@@ -15053,7 +15169,7 @@
         </w:tc>
         <w:tc>
           <w:tcPr>
-            <w:tcW w:w="2934" w:type="dxa"/>
+            <w:tcW w:w="2818" w:type="dxa"/>
             <w:shd w:val="clear" w:color="auto" w:fill="F4F7FB"/>
             <w:vAlign w:val="top"/>
           </w:tcPr>
@@ -15101,7 +15217,7 @@
         </w:tc>
         <w:tc>
           <w:tcPr>
-            <w:tcW w:w="2355" w:type="dxa"/>
+            <w:tcW w:w="2270" w:type="dxa"/>
             <w:shd w:val="clear" w:color="auto" w:fill="F4F7FB"/>
             <w:vAlign w:val="top"/>
           </w:tcPr>
@@ -15151,11 +15267,11 @@
       </w:tblPr>
       <w:tblGrid>
         <w:gridCol w:w="951"/>
-        <w:gridCol w:w="6263"/>
-        <w:gridCol w:w="2934"/>
+        <w:gridCol w:w="6464"/>
+        <w:gridCol w:w="2818"/>
         <w:gridCol w:w="606"/>
         <w:gridCol w:w="850"/>
-        <w:gridCol w:w="2355"/>
+        <w:gridCol w:w="2270"/>
       </w:tblGrid>
       <w:tr>
         <w:trPr>
@@ -15183,7 +15299,7 @@
         </w:tc>
         <w:tc>
           <w:tcPr>
-            <w:tcW w:w="6263" w:type="dxa"/>
+            <w:tcW w:w="6464" w:type="dxa"/>
             <w:shd w:val="clear" w:color="auto" w:fill="0F4761"/>
             <w:vAlign w:val="center"/>
           </w:tcPr>
@@ -15202,7 +15318,7 @@
         </w:tc>
         <w:tc>
           <w:tcPr>
-            <w:tcW w:w="2934" w:type="dxa"/>
+            <w:tcW w:w="2818" w:type="dxa"/>
             <w:shd w:val="clear" w:color="auto" w:fill="0F4761"/>
             <w:vAlign w:val="center"/>
           </w:tcPr>
@@ -15259,7 +15375,7 @@
         </w:tc>
         <w:tc>
           <w:tcPr>
-            <w:tcW w:w="2355" w:type="dxa"/>
+            <w:tcW w:w="2270" w:type="dxa"/>
             <w:shd w:val="clear" w:color="auto" w:fill="0F4761"/>
             <w:vAlign w:val="center"/>
           </w:tcPr>
@@ -15299,7 +15415,7 @@
         </w:tc>
         <w:tc>
           <w:tcPr>
-            <w:tcW w:w="6263" w:type="dxa"/>
+            <w:tcW w:w="6464" w:type="dxa"/>
             <w:vAlign w:val="top"/>
           </w:tcPr>
           <w:p>
@@ -15314,7 +15430,7 @@
         </w:tc>
         <w:tc>
           <w:tcPr>
-            <w:tcW w:w="2934" w:type="dxa"/>
+            <w:tcW w:w="2818" w:type="dxa"/>
             <w:vAlign w:val="top"/>
           </w:tcPr>
           <w:p>
@@ -15359,7 +15475,7 @@
         </w:tc>
         <w:tc>
           <w:tcPr>
-            <w:tcW w:w="2355" w:type="dxa"/>
+            <w:tcW w:w="2270" w:type="dxa"/>
             <w:vAlign w:val="top"/>
           </w:tcPr>
           <w:p>
@@ -15396,23 +15512,23 @@
         </w:tc>
         <w:tc>
           <w:tcPr>
-            <w:tcW w:w="6263" w:type="dxa"/>
-            <w:shd w:val="clear" w:color="auto" w:fill="F4F7FB"/>
-            <w:vAlign w:val="top"/>
-          </w:tcPr>
-          <w:p>
-            <w:pPr>
-              <w:pStyle w:val="TableText"/>
-              <w:jc w:val="left"/>
-            </w:pPr>
-            <w:r>
-              <w:t xml:space="preserve">Physical damage cover. Premium = sum insured × rate (by usage and vehicle age) × (1 − deductible relief), minimum VND 1,000,000. Sums insured above VND 5 billion are referred to an underwriter. Deductibles VND 0, 500,000 or 1,000,000. A recorded vehicle inspection (passed, with evidence) is required before payment; one-tap purchase is blocked until then</w:t>
-            </w:r>
-          </w:p>
-        </w:tc>
-        <w:tc>
-          <w:tcPr>
-            <w:tcW w:w="2934" w:type="dxa"/>
+            <w:tcW w:w="6464" w:type="dxa"/>
+            <w:shd w:val="clear" w:color="auto" w:fill="F4F7FB"/>
+            <w:vAlign w:val="top"/>
+          </w:tcPr>
+          <w:p>
+            <w:pPr>
+              <w:pStyle w:val="TableText"/>
+              <w:jc w:val="left"/>
+            </w:pPr>
+            <w:r>
+              <w:t xml:space="preserve">Physical damage cover. Premium = sum insured × rate (by usage and vehicle age) × (1 − deductible relief), minimum VND 1,000,000. Sums insured above VND 5 billion are referred to an underwriter. Deductibles VND 0, 500,000 or 1,000,000. A recorded vehicle inspection (passed, with evidence) is required before payment; purchase is blocked until then</w:t>
+            </w:r>
+          </w:p>
+        </w:tc>
+        <w:tc>
+          <w:tcPr>
+            <w:tcW w:w="2818" w:type="dxa"/>
             <w:shd w:val="clear" w:color="auto" w:fill="F4F7FB"/>
             <w:vAlign w:val="top"/>
           </w:tcPr>
@@ -15460,7 +15576,7 @@
         </w:tc>
         <w:tc>
           <w:tcPr>
-            <w:tcW w:w="2355" w:type="dxa"/>
+            <w:tcW w:w="2270" w:type="dxa"/>
             <w:shd w:val="clear" w:color="auto" w:fill="F4F7FB"/>
             <w:vAlign w:val="top"/>
           </w:tcPr>
@@ -15497,7 +15613,7 @@
         </w:tc>
         <w:tc>
           <w:tcPr>
-            <w:tcW w:w="6263" w:type="dxa"/>
+            <w:tcW w:w="6464" w:type="dxa"/>
             <w:vAlign w:val="top"/>
           </w:tcPr>
           <w:p>
@@ -15512,7 +15628,7 @@
         </w:tc>
         <w:tc>
           <w:tcPr>
-            <w:tcW w:w="2934" w:type="dxa"/>
+            <w:tcW w:w="2818" w:type="dxa"/>
             <w:vAlign w:val="top"/>
           </w:tcPr>
           <w:p>
@@ -15557,7 +15673,7 @@
         </w:tc>
         <w:tc>
           <w:tcPr>
-            <w:tcW w:w="2355" w:type="dxa"/>
+            <w:tcW w:w="2270" w:type="dxa"/>
             <w:vAlign w:val="top"/>
           </w:tcPr>
           <w:p>
@@ -15594,7 +15710,7 @@
         </w:tc>
         <w:tc>
           <w:tcPr>
-            <w:tcW w:w="6263" w:type="dxa"/>
+            <w:tcW w:w="6464" w:type="dxa"/>
             <w:shd w:val="clear" w:color="auto" w:fill="F4F7FB"/>
             <w:vAlign w:val="top"/>
           </w:tcPr>
@@ -15622,7 +15738,7 @@
         </w:tc>
         <w:tc>
           <w:tcPr>
-            <w:tcW w:w="2934" w:type="dxa"/>
+            <w:tcW w:w="2818" w:type="dxa"/>
             <w:shd w:val="clear" w:color="auto" w:fill="F4F7FB"/>
             <w:vAlign w:val="top"/>
           </w:tcPr>
@@ -15670,7 +15786,7 @@
         </w:tc>
         <w:tc>
           <w:tcPr>
-            <w:tcW w:w="2355" w:type="dxa"/>
+            <w:tcW w:w="2270" w:type="dxa"/>
             <w:shd w:val="clear" w:color="auto" w:fill="F4F7FB"/>
             <w:vAlign w:val="top"/>
           </w:tcPr>
@@ -15707,7 +15823,7 @@
         </w:tc>
         <w:tc>
           <w:tcPr>
-            <w:tcW w:w="6263" w:type="dxa"/>
+            <w:tcW w:w="6464" w:type="dxa"/>
             <w:vAlign w:val="top"/>
           </w:tcPr>
           <w:p>
@@ -15722,7 +15838,7 @@
         </w:tc>
         <w:tc>
           <w:tcPr>
-            <w:tcW w:w="2934" w:type="dxa"/>
+            <w:tcW w:w="2818" w:type="dxa"/>
             <w:vAlign w:val="top"/>
           </w:tcPr>
           <w:p>
@@ -15767,7 +15883,7 @@
         </w:tc>
         <w:tc>
           <w:tcPr>
-            <w:tcW w:w="2355" w:type="dxa"/>
+            <w:tcW w:w="2270" w:type="dxa"/>
             <w:vAlign w:val="top"/>
           </w:tcPr>
           <w:p>
@@ -15816,11 +15932,11 @@
       </w:tblPr>
       <w:tblGrid>
         <w:gridCol w:w="951"/>
-        <w:gridCol w:w="6263"/>
-        <w:gridCol w:w="2934"/>
+        <w:gridCol w:w="6464"/>
+        <w:gridCol w:w="2818"/>
         <w:gridCol w:w="606"/>
         <w:gridCol w:w="850"/>
-        <w:gridCol w:w="2355"/>
+        <w:gridCol w:w="2270"/>
       </w:tblGrid>
       <w:tr>
         <w:trPr>
@@ -15848,7 +15964,7 @@
         </w:tc>
         <w:tc>
           <w:tcPr>
-            <w:tcW w:w="6263" w:type="dxa"/>
+            <w:tcW w:w="6464" w:type="dxa"/>
             <w:shd w:val="clear" w:color="auto" w:fill="0F4761"/>
             <w:vAlign w:val="center"/>
           </w:tcPr>
@@ -15867,7 +15983,7 @@
         </w:tc>
         <w:tc>
           <w:tcPr>
-            <w:tcW w:w="2934" w:type="dxa"/>
+            <w:tcW w:w="2818" w:type="dxa"/>
             <w:shd w:val="clear" w:color="auto" w:fill="0F4761"/>
             <w:vAlign w:val="center"/>
           </w:tcPr>
@@ -15924,7 +16040,7 @@
         </w:tc>
         <w:tc>
           <w:tcPr>
-            <w:tcW w:w="2355" w:type="dxa"/>
+            <w:tcW w:w="2270" w:type="dxa"/>
             <w:shd w:val="clear" w:color="auto" w:fill="0F4761"/>
             <w:vAlign w:val="center"/>
           </w:tcPr>
@@ -15964,7 +16080,7 @@
         </w:tc>
         <w:tc>
           <w:tcPr>
-            <w:tcW w:w="6263" w:type="dxa"/>
+            <w:tcW w:w="6464" w:type="dxa"/>
             <w:vAlign w:val="top"/>
           </w:tcPr>
           <w:p>
@@ -15979,7 +16095,7 @@
         </w:tc>
         <w:tc>
           <w:tcPr>
-            <w:tcW w:w="2934" w:type="dxa"/>
+            <w:tcW w:w="2818" w:type="dxa"/>
             <w:vAlign w:val="top"/>
           </w:tcPr>
           <w:p>
@@ -16024,7 +16140,7 @@
         </w:tc>
         <w:tc>
           <w:tcPr>
-            <w:tcW w:w="2355" w:type="dxa"/>
+            <w:tcW w:w="2270" w:type="dxa"/>
             <w:vAlign w:val="top"/>
           </w:tcPr>
           <w:p>
@@ -16061,7 +16177,7 @@
         </w:tc>
         <w:tc>
           <w:tcPr>
-            <w:tcW w:w="6263" w:type="dxa"/>
+            <w:tcW w:w="6464" w:type="dxa"/>
             <w:shd w:val="clear" w:color="auto" w:fill="F4F7FB"/>
             <w:vAlign w:val="top"/>
           </w:tcPr>
@@ -16089,7 +16205,7 @@
         </w:tc>
         <w:tc>
           <w:tcPr>
-            <w:tcW w:w="2934" w:type="dxa"/>
+            <w:tcW w:w="2818" w:type="dxa"/>
             <w:shd w:val="clear" w:color="auto" w:fill="F4F7FB"/>
             <w:vAlign w:val="top"/>
           </w:tcPr>
@@ -16137,7 +16253,7 @@
         </w:tc>
         <w:tc>
           <w:tcPr>
-            <w:tcW w:w="2355" w:type="dxa"/>
+            <w:tcW w:w="2270" w:type="dxa"/>
             <w:shd w:val="clear" w:color="auto" w:fill="F4F7FB"/>
             <w:vAlign w:val="top"/>
           </w:tcPr>
@@ -16174,7 +16290,7 @@
         </w:tc>
         <w:tc>
           <w:tcPr>
-            <w:tcW w:w="6263" w:type="dxa"/>
+            <w:tcW w:w="6464" w:type="dxa"/>
             <w:vAlign w:val="top"/>
           </w:tcPr>
           <w:p>
@@ -16189,7 +16305,7 @@
         </w:tc>
         <w:tc>
           <w:tcPr>
-            <w:tcW w:w="2934" w:type="dxa"/>
+            <w:tcW w:w="2818" w:type="dxa"/>
             <w:vAlign w:val="top"/>
           </w:tcPr>
           <w:p>
@@ -16234,7 +16350,7 @@
         </w:tc>
         <w:tc>
           <w:tcPr>
-            <w:tcW w:w="2355" w:type="dxa"/>
+            <w:tcW w:w="2270" w:type="dxa"/>
             <w:vAlign w:val="top"/>
           </w:tcPr>
           <w:p>
@@ -16271,7 +16387,7 @@
         </w:tc>
         <w:tc>
           <w:tcPr>
-            <w:tcW w:w="6263" w:type="dxa"/>
+            <w:tcW w:w="6464" w:type="dxa"/>
             <w:shd w:val="clear" w:color="auto" w:fill="F4F7FB"/>
             <w:vAlign w:val="top"/>
           </w:tcPr>
@@ -16287,7 +16403,7 @@
         </w:tc>
         <w:tc>
           <w:tcPr>
-            <w:tcW w:w="2934" w:type="dxa"/>
+            <w:tcW w:w="2818" w:type="dxa"/>
             <w:shd w:val="clear" w:color="auto" w:fill="F4F7FB"/>
             <w:vAlign w:val="top"/>
           </w:tcPr>
@@ -16335,7 +16451,7 @@
         </w:tc>
         <w:tc>
           <w:tcPr>
-            <w:tcW w:w="2355" w:type="dxa"/>
+            <w:tcW w:w="2270" w:type="dxa"/>
             <w:shd w:val="clear" w:color="auto" w:fill="F4F7FB"/>
             <w:vAlign w:val="top"/>
           </w:tcPr>
@@ -16372,7 +16488,7 @@
         </w:tc>
         <w:tc>
           <w:tcPr>
-            <w:tcW w:w="6263" w:type="dxa"/>
+            <w:tcW w:w="6464" w:type="dxa"/>
             <w:vAlign w:val="top"/>
           </w:tcPr>
           <w:p>
@@ -16387,7 +16503,7 @@
         </w:tc>
         <w:tc>
           <w:tcPr>
-            <w:tcW w:w="2934" w:type="dxa"/>
+            <w:tcW w:w="2818" w:type="dxa"/>
             <w:vAlign w:val="top"/>
           </w:tcPr>
           <w:p>
@@ -16432,7 +16548,7 @@
         </w:tc>
         <w:tc>
           <w:tcPr>
-            <w:tcW w:w="2355" w:type="dxa"/>
+            <w:tcW w:w="2270" w:type="dxa"/>
             <w:vAlign w:val="top"/>
           </w:tcPr>
           <w:p>
@@ -16481,11 +16597,11 @@
       </w:tblPr>
       <w:tblGrid>
         <w:gridCol w:w="951"/>
-        <w:gridCol w:w="6263"/>
-        <w:gridCol w:w="2934"/>
+        <w:gridCol w:w="6464"/>
+        <w:gridCol w:w="2818"/>
         <w:gridCol w:w="606"/>
         <w:gridCol w:w="850"/>
-        <w:gridCol w:w="2355"/>
+        <w:gridCol w:w="2270"/>
       </w:tblGrid>
       <w:tr>
         <w:trPr>
@@ -16513,7 +16629,7 @@
         </w:tc>
         <w:tc>
           <w:tcPr>
-            <w:tcW w:w="6263" w:type="dxa"/>
+            <w:tcW w:w="6464" w:type="dxa"/>
             <w:shd w:val="clear" w:color="auto" w:fill="0F4761"/>
             <w:vAlign w:val="center"/>
           </w:tcPr>
@@ -16532,7 +16648,7 @@
         </w:tc>
         <w:tc>
           <w:tcPr>
-            <w:tcW w:w="2934" w:type="dxa"/>
+            <w:tcW w:w="2818" w:type="dxa"/>
             <w:shd w:val="clear" w:color="auto" w:fill="0F4761"/>
             <w:vAlign w:val="center"/>
           </w:tcPr>
@@ -16589,7 +16705,7 @@
         </w:tc>
         <w:tc>
           <w:tcPr>
-            <w:tcW w:w="2355" w:type="dxa"/>
+            <w:tcW w:w="2270" w:type="dxa"/>
             <w:shd w:val="clear" w:color="auto" w:fill="0F4761"/>
             <w:vAlign w:val="center"/>
           </w:tcPr>
@@ -16629,7 +16745,7 @@
         </w:tc>
         <w:tc>
           <w:tcPr>
-            <w:tcW w:w="6263" w:type="dxa"/>
+            <w:tcW w:w="6464" w:type="dxa"/>
             <w:vAlign w:val="top"/>
           </w:tcPr>
           <w:p>
@@ -16644,7 +16760,7 @@
         </w:tc>
         <w:tc>
           <w:tcPr>
-            <w:tcW w:w="2934" w:type="dxa"/>
+            <w:tcW w:w="2818" w:type="dxa"/>
             <w:vAlign w:val="top"/>
           </w:tcPr>
           <w:p>
@@ -16689,7 +16805,7 @@
         </w:tc>
         <w:tc>
           <w:tcPr>
-            <w:tcW w:w="2355" w:type="dxa"/>
+            <w:tcW w:w="2270" w:type="dxa"/>
             <w:vAlign w:val="top"/>
           </w:tcPr>
           <w:p>
@@ -16726,7 +16842,7 @@
         </w:tc>
         <w:tc>
           <w:tcPr>
-            <w:tcW w:w="6263" w:type="dxa"/>
+            <w:tcW w:w="6464" w:type="dxa"/>
             <w:shd w:val="clear" w:color="auto" w:fill="F4F7FB"/>
             <w:vAlign w:val="top"/>
           </w:tcPr>
@@ -16742,7 +16858,7 @@
         </w:tc>
         <w:tc>
           <w:tcPr>
-            <w:tcW w:w="2934" w:type="dxa"/>
+            <w:tcW w:w="2818" w:type="dxa"/>
             <w:shd w:val="clear" w:color="auto" w:fill="F4F7FB"/>
             <w:vAlign w:val="top"/>
           </w:tcPr>
@@ -16790,7 +16906,7 @@
         </w:tc>
         <w:tc>
           <w:tcPr>
-            <w:tcW w:w="2355" w:type="dxa"/>
+            <w:tcW w:w="2270" w:type="dxa"/>
             <w:shd w:val="clear" w:color="auto" w:fill="F4F7FB"/>
             <w:vAlign w:val="top"/>
           </w:tcPr>
@@ -16827,7 +16943,7 @@
         </w:tc>
         <w:tc>
           <w:tcPr>
-            <w:tcW w:w="6263" w:type="dxa"/>
+            <w:tcW w:w="6464" w:type="dxa"/>
             <w:vAlign w:val="top"/>
           </w:tcPr>
           <w:p>
@@ -16842,7 +16958,7 @@
         </w:tc>
         <w:tc>
           <w:tcPr>
-            <w:tcW w:w="2934" w:type="dxa"/>
+            <w:tcW w:w="2818" w:type="dxa"/>
             <w:vAlign w:val="top"/>
           </w:tcPr>
           <w:p>
@@ -16887,7 +17003,7 @@
         </w:tc>
         <w:tc>
           <w:tcPr>
-            <w:tcW w:w="2355" w:type="dxa"/>
+            <w:tcW w:w="2270" w:type="dxa"/>
             <w:vAlign w:val="top"/>
           </w:tcPr>
           <w:p>
@@ -16924,7 +17040,7 @@
         </w:tc>
         <w:tc>
           <w:tcPr>
-            <w:tcW w:w="6263" w:type="dxa"/>
+            <w:tcW w:w="6464" w:type="dxa"/>
             <w:shd w:val="clear" w:color="auto" w:fill="F4F7FB"/>
             <w:vAlign w:val="top"/>
           </w:tcPr>
@@ -16940,7 +17056,7 @@
         </w:tc>
         <w:tc>
           <w:tcPr>
-            <w:tcW w:w="2934" w:type="dxa"/>
+            <w:tcW w:w="2818" w:type="dxa"/>
             <w:shd w:val="clear" w:color="auto" w:fill="F4F7FB"/>
             <w:vAlign w:val="top"/>
           </w:tcPr>
@@ -16988,7 +17104,7 @@
         </w:tc>
         <w:tc>
           <w:tcPr>
-            <w:tcW w:w="2355" w:type="dxa"/>
+            <w:tcW w:w="2270" w:type="dxa"/>
             <w:shd w:val="clear" w:color="auto" w:fill="F4F7FB"/>
             <w:vAlign w:val="top"/>
           </w:tcPr>
@@ -17025,7 +17141,7 @@
         </w:tc>
         <w:tc>
           <w:tcPr>
-            <w:tcW w:w="6263" w:type="dxa"/>
+            <w:tcW w:w="6464" w:type="dxa"/>
             <w:vAlign w:val="top"/>
           </w:tcPr>
           <w:p>
@@ -17040,7 +17156,7 @@
         </w:tc>
         <w:tc>
           <w:tcPr>
-            <w:tcW w:w="2934" w:type="dxa"/>
+            <w:tcW w:w="2818" w:type="dxa"/>
             <w:vAlign w:val="top"/>
           </w:tcPr>
           <w:p>
@@ -17085,7 +17201,7 @@
         </w:tc>
         <w:tc>
           <w:tcPr>
-            <w:tcW w:w="2355" w:type="dxa"/>
+            <w:tcW w:w="2270" w:type="dxa"/>
             <w:vAlign w:val="top"/>
           </w:tcPr>
           <w:p>
@@ -17122,7 +17238,7 @@
         </w:tc>
         <w:tc>
           <w:tcPr>
-            <w:tcW w:w="6263" w:type="dxa"/>
+            <w:tcW w:w="6464" w:type="dxa"/>
             <w:shd w:val="clear" w:color="auto" w:fill="F4F7FB"/>
             <w:vAlign w:val="top"/>
           </w:tcPr>
@@ -17138,7 +17254,7 @@
         </w:tc>
         <w:tc>
           <w:tcPr>
-            <w:tcW w:w="2934" w:type="dxa"/>
+            <w:tcW w:w="2818" w:type="dxa"/>
             <w:shd w:val="clear" w:color="auto" w:fill="F4F7FB"/>
             <w:vAlign w:val="top"/>
           </w:tcPr>
@@ -17186,7 +17302,7 @@
         </w:tc>
         <w:tc>
           <w:tcPr>
-            <w:tcW w:w="2355" w:type="dxa"/>
+            <w:tcW w:w="2270" w:type="dxa"/>
             <w:shd w:val="clear" w:color="auto" w:fill="F4F7FB"/>
             <w:vAlign w:val="top"/>
           </w:tcPr>
@@ -17223,7 +17339,7 @@
         </w:tc>
         <w:tc>
           <w:tcPr>
-            <w:tcW w:w="6263" w:type="dxa"/>
+            <w:tcW w:w="6464" w:type="dxa"/>
             <w:vAlign w:val="top"/>
           </w:tcPr>
           <w:p>
@@ -17238,7 +17354,7 @@
         </w:tc>
         <w:tc>
           <w:tcPr>
-            <w:tcW w:w="2934" w:type="dxa"/>
+            <w:tcW w:w="2818" w:type="dxa"/>
             <w:vAlign w:val="top"/>
           </w:tcPr>
           <w:p>
@@ -17283,7 +17399,7 @@
         </w:tc>
         <w:tc>
           <w:tcPr>
-            <w:tcW w:w="2355" w:type="dxa"/>
+            <w:tcW w:w="2270" w:type="dxa"/>
             <w:vAlign w:val="top"/>
           </w:tcPr>
           <w:p>
@@ -17320,7 +17436,7 @@
         </w:tc>
         <w:tc>
           <w:tcPr>
-            <w:tcW w:w="6263" w:type="dxa"/>
+            <w:tcW w:w="6464" w:type="dxa"/>
             <w:shd w:val="clear" w:color="auto" w:fill="F4F7FB"/>
             <w:vAlign w:val="top"/>
           </w:tcPr>
@@ -17336,7 +17452,7 @@
         </w:tc>
         <w:tc>
           <w:tcPr>
-            <w:tcW w:w="2934" w:type="dxa"/>
+            <w:tcW w:w="2818" w:type="dxa"/>
             <w:shd w:val="clear" w:color="auto" w:fill="F4F7FB"/>
             <w:vAlign w:val="top"/>
           </w:tcPr>
@@ -17384,7 +17500,7 @@
         </w:tc>
         <w:tc>
           <w:tcPr>
-            <w:tcW w:w="2355" w:type="dxa"/>
+            <w:tcW w:w="2270" w:type="dxa"/>
             <w:shd w:val="clear" w:color="auto" w:fill="F4F7FB"/>
             <w:vAlign w:val="top"/>
           </w:tcPr>
@@ -17434,11 +17550,11 @@
       </w:tblPr>
       <w:tblGrid>
         <w:gridCol w:w="951"/>
-        <w:gridCol w:w="6263"/>
-        <w:gridCol w:w="2934"/>
+        <w:gridCol w:w="6464"/>
+        <w:gridCol w:w="2818"/>
         <w:gridCol w:w="606"/>
         <w:gridCol w:w="850"/>
-        <w:gridCol w:w="2355"/>
+        <w:gridCol w:w="2270"/>
       </w:tblGrid>
       <w:tr>
         <w:trPr>
@@ -17466,7 +17582,7 @@
         </w:tc>
         <w:tc>
           <w:tcPr>
-            <w:tcW w:w="6263" w:type="dxa"/>
+            <w:tcW w:w="6464" w:type="dxa"/>
             <w:shd w:val="clear" w:color="auto" w:fill="0F4761"/>
             <w:vAlign w:val="center"/>
           </w:tcPr>
@@ -17485,7 +17601,7 @@
         </w:tc>
         <w:tc>
           <w:tcPr>
-            <w:tcW w:w="2934" w:type="dxa"/>
+            <w:tcW w:w="2818" w:type="dxa"/>
             <w:shd w:val="clear" w:color="auto" w:fill="0F4761"/>
             <w:vAlign w:val="center"/>
           </w:tcPr>
@@ -17542,7 +17658,7 @@
         </w:tc>
         <w:tc>
           <w:tcPr>
-            <w:tcW w:w="2355" w:type="dxa"/>
+            <w:tcW w:w="2270" w:type="dxa"/>
             <w:shd w:val="clear" w:color="auto" w:fill="0F4761"/>
             <w:vAlign w:val="center"/>
           </w:tcPr>
@@ -17582,7 +17698,7 @@
         </w:tc>
         <w:tc>
           <w:tcPr>
-            <w:tcW w:w="6263" w:type="dxa"/>
+            <w:tcW w:w="6464" w:type="dxa"/>
             <w:vAlign w:val="top"/>
           </w:tcPr>
           <w:p>
@@ -17597,7 +17713,7 @@
         </w:tc>
         <w:tc>
           <w:tcPr>
-            <w:tcW w:w="2934" w:type="dxa"/>
+            <w:tcW w:w="2818" w:type="dxa"/>
             <w:vAlign w:val="top"/>
           </w:tcPr>
           <w:p>
@@ -17642,7 +17758,7 @@
         </w:tc>
         <w:tc>
           <w:tcPr>
-            <w:tcW w:w="2355" w:type="dxa"/>
+            <w:tcW w:w="2270" w:type="dxa"/>
             <w:vAlign w:val="top"/>
           </w:tcPr>
           <w:p>
@@ -17679,7 +17795,7 @@
         </w:tc>
         <w:tc>
           <w:tcPr>
-            <w:tcW w:w="6263" w:type="dxa"/>
+            <w:tcW w:w="6464" w:type="dxa"/>
             <w:shd w:val="clear" w:color="auto" w:fill="F4F7FB"/>
             <w:vAlign w:val="top"/>
           </w:tcPr>
@@ -17695,7 +17811,7 @@
         </w:tc>
         <w:tc>
           <w:tcPr>
-            <w:tcW w:w="2934" w:type="dxa"/>
+            <w:tcW w:w="2818" w:type="dxa"/>
             <w:shd w:val="clear" w:color="auto" w:fill="F4F7FB"/>
             <w:vAlign w:val="top"/>
           </w:tcPr>
@@ -17743,7 +17859,7 @@
         </w:tc>
         <w:tc>
           <w:tcPr>
-            <w:tcW w:w="2355" w:type="dxa"/>
+            <w:tcW w:w="2270" w:type="dxa"/>
             <w:shd w:val="clear" w:color="auto" w:fill="F4F7FB"/>
             <w:vAlign w:val="top"/>
           </w:tcPr>
@@ -17780,7 +17896,7 @@
         </w:tc>
         <w:tc>
           <w:tcPr>
-            <w:tcW w:w="6263" w:type="dxa"/>
+            <w:tcW w:w="6464" w:type="dxa"/>
             <w:vAlign w:val="top"/>
           </w:tcPr>
           <w:p>
@@ -17795,7 +17911,7 @@
         </w:tc>
         <w:tc>
           <w:tcPr>
-            <w:tcW w:w="2934" w:type="dxa"/>
+            <w:tcW w:w="2818" w:type="dxa"/>
             <w:vAlign w:val="top"/>
           </w:tcPr>
           <w:p>
@@ -17840,7 +17956,7 @@
         </w:tc>
         <w:tc>
           <w:tcPr>
-            <w:tcW w:w="2355" w:type="dxa"/>
+            <w:tcW w:w="2270" w:type="dxa"/>
             <w:vAlign w:val="top"/>
           </w:tcPr>
           <w:p>
@@ -17889,11 +18005,11 @@
       </w:tblPr>
       <w:tblGrid>
         <w:gridCol w:w="951"/>
-        <w:gridCol w:w="6263"/>
-        <w:gridCol w:w="2934"/>
+        <w:gridCol w:w="6464"/>
+        <w:gridCol w:w="2818"/>
         <w:gridCol w:w="606"/>
         <w:gridCol w:w="850"/>
-        <w:gridCol w:w="2355"/>
+        <w:gridCol w:w="2270"/>
       </w:tblGrid>
       <w:tr>
         <w:trPr>
@@ -17921,7 +18037,7 @@
         </w:tc>
         <w:tc>
           <w:tcPr>
-            <w:tcW w:w="6263" w:type="dxa"/>
+            <w:tcW w:w="6464" w:type="dxa"/>
             <w:shd w:val="clear" w:color="auto" w:fill="0F4761"/>
             <w:vAlign w:val="center"/>
           </w:tcPr>
@@ -17940,7 +18056,7 @@
         </w:tc>
         <w:tc>
           <w:tcPr>
-            <w:tcW w:w="2934" w:type="dxa"/>
+            <w:tcW w:w="2818" w:type="dxa"/>
             <w:shd w:val="clear" w:color="auto" w:fill="0F4761"/>
             <w:vAlign w:val="center"/>
           </w:tcPr>
@@ -17997,7 +18113,7 @@
         </w:tc>
         <w:tc>
           <w:tcPr>
-            <w:tcW w:w="2355" w:type="dxa"/>
+            <w:tcW w:w="2270" w:type="dxa"/>
             <w:shd w:val="clear" w:color="auto" w:fill="0F4761"/>
             <w:vAlign w:val="center"/>
           </w:tcPr>
@@ -18037,22 +18153,22 @@
         </w:tc>
         <w:tc>
           <w:tcPr>
-            <w:tcW w:w="6263" w:type="dxa"/>
-            <w:vAlign w:val="top"/>
-          </w:tcPr>
-          <w:p>
-            <w:pPr>
-              <w:pStyle w:val="TableText"/>
-              <w:jc w:val="left"/>
-            </w:pPr>
-            <w:r>
-              <w:t xml:space="preserve">Customer session. The customer app (VETC app web view or Zalo mini app) exchanges a signed renewal link (HMAC, no guessable IDs) or a VETC single sign-on token for a one-hour session limited to one vehicle. Links expire after 30 days by default. Sign-in is rate-limited</w:t>
-            </w:r>
-          </w:p>
-        </w:tc>
-        <w:tc>
-          <w:tcPr>
-            <w:tcW w:w="2934" w:type="dxa"/>
+            <w:tcW w:w="6464" w:type="dxa"/>
+            <w:vAlign w:val="top"/>
+          </w:tcPr>
+          <w:p>
+            <w:pPr>
+              <w:pStyle w:val="TableText"/>
+              <w:jc w:val="left"/>
+            </w:pPr>
+            <w:r>
+              <w:t xml:space="preserve">Customer session. The customer app, in whichever host it runs (FR-117), exchanges a signed renewal link (HMAC, no guessable IDs) or a VETC single sign-on token for a one-hour session limited to one vehicle. Links expire after 30 days by default. Sign-in is rate-limited</w:t>
+            </w:r>
+          </w:p>
+        </w:tc>
+        <w:tc>
+          <w:tcPr>
+            <w:tcW w:w="2818" w:type="dxa"/>
             <w:vAlign w:val="top"/>
           </w:tcPr>
           <w:p>
@@ -18097,7 +18213,7 @@
         </w:tc>
         <w:tc>
           <w:tcPr>
-            <w:tcW w:w="2355" w:type="dxa"/>
+            <w:tcW w:w="2270" w:type="dxa"/>
             <w:vAlign w:val="top"/>
           </w:tcPr>
           <w:p>
@@ -18134,7 +18250,7 @@
         </w:tc>
         <w:tc>
           <w:tcPr>
-            <w:tcW w:w="6263" w:type="dxa"/>
+            <w:tcW w:w="6464" w:type="dxa"/>
             <w:shd w:val="clear" w:color="auto" w:fill="F4F7FB"/>
             <w:vAlign w:val="top"/>
           </w:tcPr>
@@ -18168,7 +18284,7 @@
         </w:tc>
         <w:tc>
           <w:tcPr>
-            <w:tcW w:w="2934" w:type="dxa"/>
+            <w:tcW w:w="2818" w:type="dxa"/>
             <w:shd w:val="clear" w:color="auto" w:fill="F4F7FB"/>
             <w:vAlign w:val="top"/>
           </w:tcPr>
@@ -18216,7 +18332,7 @@
         </w:tc>
         <w:tc>
           <w:tcPr>
-            <w:tcW w:w="2355" w:type="dxa"/>
+            <w:tcW w:w="2270" w:type="dxa"/>
             <w:shd w:val="clear" w:color="auto" w:fill="F4F7FB"/>
             <w:vAlign w:val="top"/>
           </w:tcPr>
@@ -18253,7 +18369,7 @@
         </w:tc>
         <w:tc>
           <w:tcPr>
-            <w:tcW w:w="6263" w:type="dxa"/>
+            <w:tcW w:w="6464" w:type="dxa"/>
             <w:vAlign w:val="top"/>
           </w:tcPr>
           <w:p>
@@ -18268,7 +18384,7 @@
         </w:tc>
         <w:tc>
           <w:tcPr>
-            <w:tcW w:w="2934" w:type="dxa"/>
+            <w:tcW w:w="2818" w:type="dxa"/>
             <w:vAlign w:val="top"/>
           </w:tcPr>
           <w:p>
@@ -18313,7 +18429,7 @@
         </w:tc>
         <w:tc>
           <w:tcPr>
-            <w:tcW w:w="2355" w:type="dxa"/>
+            <w:tcW w:w="2270" w:type="dxa"/>
             <w:vAlign w:val="top"/>
           </w:tcPr>
           <w:p>
@@ -18350,33 +18466,48 @@
         </w:tc>
         <w:tc>
           <w:tcPr>
-            <w:tcW w:w="6263" w:type="dxa"/>
-            <w:shd w:val="clear" w:color="auto" w:fill="F4F7FB"/>
-            <w:vAlign w:val="top"/>
-          </w:tcPr>
-          <w:p>
-            <w:pPr>
-              <w:pStyle w:val="TableText"/>
-              <w:jc w:val="left"/>
-            </w:pPr>
-            <w:r>
-              <w:t xml:space="preserve">Purchase with add-ons. The customer gets a quote (TNDS, optionally personal accident or physical damage cover, term one to three years) and pays with an idempotency key, from the VETC wallet or through TASCO’s payment gateway depending on the host (FR-117). Quotes sent by telesales appear for confirmation. Physical damage needs a recorded inspection first. An indicative quote must be re-rated before payment. The e-certificate with QR is shown at once</w:t>
-            </w:r>
-          </w:p>
-        </w:tc>
-        <w:tc>
-          <w:tcPr>
-            <w:tcW w:w="2934" w:type="dxa"/>
-            <w:shd w:val="clear" w:color="auto" w:fill="F4F7FB"/>
-            <w:vAlign w:val="top"/>
-          </w:tcPr>
-          <w:p>
-            <w:pPr>
-              <w:pStyle w:val="TableText"/>
-              <w:jc w:val="left"/>
-            </w:pPr>
-            <w:r>
-              <w:t xml:space="preserve">VETC app channel</w:t>
+            <w:tcW w:w="6464" w:type="dxa"/>
+            <w:shd w:val="clear" w:color="auto" w:fill="F4F7FB"/>
+            <w:vAlign w:val="top"/>
+          </w:tcPr>
+          <w:p>
+            <w:pPr>
+              <w:pStyle w:val="TableText"/>
+              <w:jc w:val="left"/>
+            </w:pPr>
+            <w:r>
+              <w:t xml:space="preserve">Purchase with add-ons. The customer gets a quote (TNDS, optionally personal accident or physical damage cover, term one to three years) and pays with an idempotency key, from the VETC wallet or through TASCO’s payment gateway depending on the host (FR-117). Renewal has two paths: quick renewal in three steps when the case allows it (FR-119), and the full six-step flow, which is always available as</w:t>
+            </w:r>
+            <w:r>
+              <w:t xml:space="preserve"> </w:t>
+            </w:r>
+            <w:r>
+              <w:t xml:space="preserve">“</w:t>
+            </w:r>
+            <w:r>
+              <w:t xml:space="preserve">Tùy chỉnh gói bảo hiểm</w:t>
+            </w:r>
+            <w:r>
+              <w:t xml:space="preserve">”</w:t>
+            </w:r>
+            <w:r>
+              <w:t xml:space="preserve">. Quotes sent by telesales appear for confirmation. Physical damage needs a recorded inspection first. An indicative quote must be re-rated before payment. The e-certificate with QR is shown at once</w:t>
+            </w:r>
+          </w:p>
+        </w:tc>
+        <w:tc>
+          <w:tcPr>
+            <w:tcW w:w="2818" w:type="dxa"/>
+            <w:shd w:val="clear" w:color="auto" w:fill="F4F7FB"/>
+            <w:vAlign w:val="top"/>
+          </w:tcPr>
+          <w:p>
+            <w:pPr>
+              <w:pStyle w:val="TableText"/>
+              <w:jc w:val="left"/>
+            </w:pPr>
+            <w:r>
+              <w:t xml:space="preserve">Product channels by host</w:t>
             </w:r>
           </w:p>
         </w:tc>
@@ -18414,7 +18545,7 @@
         </w:tc>
         <w:tc>
           <w:tcPr>
-            <w:tcW w:w="2355" w:type="dxa"/>
+            <w:tcW w:w="2270" w:type="dxa"/>
             <w:shd w:val="clear" w:color="auto" w:fill="F4F7FB"/>
             <w:vAlign w:val="top"/>
           </w:tcPr>
@@ -18451,7 +18582,7 @@
         </w:tc>
         <w:tc>
           <w:tcPr>
-            <w:tcW w:w="6263" w:type="dxa"/>
+            <w:tcW w:w="6464" w:type="dxa"/>
             <w:vAlign w:val="top"/>
           </w:tcPr>
           <w:p>
@@ -18466,7 +18597,7 @@
         </w:tc>
         <w:tc>
           <w:tcPr>
-            <w:tcW w:w="2934" w:type="dxa"/>
+            <w:tcW w:w="2818" w:type="dxa"/>
             <w:vAlign w:val="top"/>
           </w:tcPr>
           <w:p>
@@ -18511,7 +18642,7 @@
         </w:tc>
         <w:tc>
           <w:tcPr>
-            <w:tcW w:w="2355" w:type="dxa"/>
+            <w:tcW w:w="2270" w:type="dxa"/>
             <w:vAlign w:val="top"/>
           </w:tcPr>
           <w:p>
@@ -18548,7 +18679,7 @@
         </w:tc>
         <w:tc>
           <w:tcPr>
-            <w:tcW w:w="6263" w:type="dxa"/>
+            <w:tcW w:w="6464" w:type="dxa"/>
             <w:shd w:val="clear" w:color="auto" w:fill="F4F7FB"/>
             <w:vAlign w:val="top"/>
           </w:tcPr>
@@ -18564,7 +18695,7 @@
         </w:tc>
         <w:tc>
           <w:tcPr>
-            <w:tcW w:w="2934" w:type="dxa"/>
+            <w:tcW w:w="2818" w:type="dxa"/>
             <w:shd w:val="clear" w:color="auto" w:fill="F4F7FB"/>
             <w:vAlign w:val="top"/>
           </w:tcPr>
@@ -18612,7 +18743,7 @@
         </w:tc>
         <w:tc>
           <w:tcPr>
-            <w:tcW w:w="2355" w:type="dxa"/>
+            <w:tcW w:w="2270" w:type="dxa"/>
             <w:shd w:val="clear" w:color="auto" w:fill="F4F7FB"/>
             <w:vAlign w:val="top"/>
           </w:tcPr>
@@ -18649,22 +18780,22 @@
         </w:tc>
         <w:tc>
           <w:tcPr>
-            <w:tcW w:w="6263" w:type="dxa"/>
-            <w:vAlign w:val="top"/>
-          </w:tcPr>
-          <w:p>
-            <w:pPr>
-              <w:pStyle w:val="TableText"/>
-              <w:jc w:val="left"/>
-            </w:pPr>
-            <w:r>
-              <w:t xml:space="preserve">Data-subject requests by staff. A compliance officer exports a data subject’s data and erases it by anonymisation. Erasure is refused while a policy is in force. Messages, transcripts, assistant signals, handoffs and claim text are scrubbed, source personal data is removed and the subject’s sessions end</w:t>
-            </w:r>
-          </w:p>
-        </w:tc>
-        <w:tc>
-          <w:tcPr>
-            <w:tcW w:w="2934" w:type="dxa"/>
+            <w:tcW w:w="6464" w:type="dxa"/>
+            <w:vAlign w:val="top"/>
+          </w:tcPr>
+          <w:p>
+            <w:pPr>
+              <w:pStyle w:val="TableText"/>
+              <w:jc w:val="left"/>
+            </w:pPr>
+            <w:r>
+              <w:t xml:space="preserve">Export and erasure by staff. A compliance officer exports a data subject’s data and erases it by anonymisation, normally from a logged request in the data-request register (FR-118). Erasure is refused while a policy is in force. Messages, transcripts, assistant signals, handoffs and claim text are scrubbed, source personal data is removed and the subject’s sessions end</w:t>
+            </w:r>
+          </w:p>
+        </w:tc>
+        <w:tc>
+          <w:tcPr>
+            <w:tcW w:w="2818" w:type="dxa"/>
             <w:vAlign w:val="top"/>
           </w:tcPr>
           <w:p>
@@ -18709,7 +18840,7 @@
         </w:tc>
         <w:tc>
           <w:tcPr>
-            <w:tcW w:w="2355" w:type="dxa"/>
+            <w:tcW w:w="2270" w:type="dxa"/>
             <w:vAlign w:val="top"/>
           </w:tcPr>
           <w:p>
@@ -18746,7 +18877,7 @@
         </w:tc>
         <w:tc>
           <w:tcPr>
-            <w:tcW w:w="6263" w:type="dxa"/>
+            <w:tcW w:w="6464" w:type="dxa"/>
             <w:shd w:val="clear" w:color="auto" w:fill="F4F7FB"/>
             <w:vAlign w:val="top"/>
           </w:tcPr>
@@ -18762,7 +18893,7 @@
         </w:tc>
         <w:tc>
           <w:tcPr>
-            <w:tcW w:w="2934" w:type="dxa"/>
+            <w:tcW w:w="2818" w:type="dxa"/>
             <w:shd w:val="clear" w:color="auto" w:fill="F4F7FB"/>
             <w:vAlign w:val="top"/>
           </w:tcPr>
@@ -18810,7 +18941,7 @@
         </w:tc>
         <w:tc>
           <w:tcPr>
-            <w:tcW w:w="2355" w:type="dxa"/>
+            <w:tcW w:w="2270" w:type="dxa"/>
             <w:shd w:val="clear" w:color="auto" w:fill="F4F7FB"/>
             <w:vAlign w:val="top"/>
           </w:tcPr>
@@ -18847,7 +18978,7 @@
         </w:tc>
         <w:tc>
           <w:tcPr>
-            <w:tcW w:w="6263" w:type="dxa"/>
+            <w:tcW w:w="6464" w:type="dxa"/>
             <w:vAlign w:val="top"/>
           </w:tcPr>
           <w:p>
@@ -18862,7 +18993,7 @@
         </w:tc>
         <w:tc>
           <w:tcPr>
-            <w:tcW w:w="2934" w:type="dxa"/>
+            <w:tcW w:w="2818" w:type="dxa"/>
             <w:vAlign w:val="top"/>
           </w:tcPr>
           <w:p>
@@ -18907,7 +19038,7 @@
         </w:tc>
         <w:tc>
           <w:tcPr>
-            <w:tcW w:w="2355" w:type="dxa"/>
+            <w:tcW w:w="2270" w:type="dxa"/>
             <w:vAlign w:val="top"/>
           </w:tcPr>
           <w:p>
@@ -18944,7 +19075,7 @@
         </w:tc>
         <w:tc>
           <w:tcPr>
-            <w:tcW w:w="6263" w:type="dxa"/>
+            <w:tcW w:w="6464" w:type="dxa"/>
             <w:shd w:val="clear" w:color="auto" w:fill="F4F7FB"/>
             <w:vAlign w:val="top"/>
           </w:tcPr>
@@ -18960,7 +19091,7 @@
         </w:tc>
         <w:tc>
           <w:tcPr>
-            <w:tcW w:w="2934" w:type="dxa"/>
+            <w:tcW w:w="2818" w:type="dxa"/>
             <w:shd w:val="clear" w:color="auto" w:fill="F4F7FB"/>
             <w:vAlign w:val="top"/>
           </w:tcPr>
@@ -19008,7 +19139,7 @@
         </w:tc>
         <w:tc>
           <w:tcPr>
-            <w:tcW w:w="2355" w:type="dxa"/>
+            <w:tcW w:w="2270" w:type="dxa"/>
             <w:shd w:val="clear" w:color="auto" w:fill="F4F7FB"/>
             <w:vAlign w:val="top"/>
           </w:tcPr>
@@ -19019,6 +19150,320 @@
             </w:pPr>
             <w:r>
               <w:t xml:space="preserve">Built (TASCO payment gateway on a sandbox connector)</w:t>
+            </w:r>
+          </w:p>
+        </w:tc>
+      </w:tr>
+      <w:tr>
+        <w:trPr/>
+        <w:tc>
+          <w:tcPr>
+            <w:tcW w:w="951" w:type="dxa"/>
+            <w:noWrap/>
+            <w:vAlign w:val="top"/>
+          </w:tcPr>
+          <w:p>
+            <w:pPr>
+              <w:pStyle w:val="TableText"/>
+              <w:jc w:val="left"/>
+            </w:pPr>
+            <w:r>
+              <w:t xml:space="preserve">FR-118</w:t>
+            </w:r>
+          </w:p>
+        </w:tc>
+        <w:tc>
+          <w:tcPr>
+            <w:tcW w:w="6464" w:type="dxa"/>
+            <w:vAlign w:val="top"/>
+          </w:tcPr>
+          <w:p>
+            <w:pPr>
+              <w:pStyle w:val="TableText"/>
+              <w:jc w:val="left"/>
+            </w:pPr>
+            <w:r>
+              <w:t xml:space="preserve">Data-subject request register. Compliance logs every access or erasure request with the customer (found by plate, phone or profile), the channel (hotline, email, app, branch or letter) and the time received. The due time is the received time plus the response time in the service levels rule set (72 hours, to be confirmed by TASCO legal). Statuses: received, in progress, completed, refused. Identity must be recorded as verified before any export or erasure. Export downloads a file named TASCO-data-plate-date.json. Erasure needs a reason and the typed plate, and is refused, with the reason recorded, while a policy is in force. A refusal always carries a reason. The</w:t>
+            </w:r>
+            <w:r>
+              <w:t xml:space="preserve"> </w:t>
+            </w:r>
+            <w:r>
+              <w:t xml:space="preserve">“</w:t>
+            </w:r>
+            <w:r>
+              <w:t xml:space="preserve">Data requests</w:t>
+            </w:r>
+            <w:r>
+              <w:t xml:space="preserve">”</w:t>
+            </w:r>
+            <w:r>
+              <w:t xml:space="preserve"> </w:t>
+            </w:r>
+            <w:r>
+              <w:t xml:space="preserve">screen in the Governance group shows open requests, those due within 24 hours, overdue requests and those completed in the last 30 days, and a timeline for each request. The customer’s own download in the app (FR-079) is recorded as a completed access request on channel app. Every action is audited</w:t>
+            </w:r>
+          </w:p>
+        </w:tc>
+        <w:tc>
+          <w:tcPr>
+            <w:tcW w:w="2818" w:type="dxa"/>
+            <w:vAlign w:val="top"/>
+          </w:tcPr>
+          <w:p>
+            <w:pPr>
+              <w:pStyle w:val="TableText"/>
+              <w:jc w:val="left"/>
+            </w:pPr>
+            <w:r>
+              <w:t xml:space="preserve">Service levels rule set; permission to manage data requests (compliance officer only)</w:t>
+            </w:r>
+          </w:p>
+        </w:tc>
+        <w:tc>
+          <w:tcPr>
+            <w:tcW w:w="606" w:type="dxa"/>
+            <w:vAlign w:val="top"/>
+          </w:tcPr>
+          <w:p>
+            <w:pPr>
+              <w:pStyle w:val="TableText"/>
+              <w:jc w:val="left"/>
+            </w:pPr>
+            <w:r>
+              <w:t xml:space="preserve">M</w:t>
+            </w:r>
+          </w:p>
+        </w:tc>
+        <w:tc>
+          <w:tcPr>
+            <w:tcW w:w="850" w:type="dxa"/>
+            <w:vAlign w:val="top"/>
+          </w:tcPr>
+          <w:p>
+            <w:pPr>
+              <w:pStyle w:val="TableText"/>
+              <w:jc w:val="left"/>
+            </w:pPr>
+            <w:r>
+              <w:t xml:space="preserve">PL</w:t>
+            </w:r>
+          </w:p>
+        </w:tc>
+        <w:tc>
+          <w:tcPr>
+            <w:tcW w:w="2270" w:type="dxa"/>
+            <w:vAlign w:val="top"/>
+          </w:tcPr>
+          <w:p>
+            <w:pPr>
+              <w:pStyle w:val="TableText"/>
+              <w:jc w:val="left"/>
+            </w:pPr>
+            <w:r>
+              <w:t xml:space="preserve">Built</w:t>
+            </w:r>
+          </w:p>
+        </w:tc>
+      </w:tr>
+      <w:tr>
+        <w:trPr/>
+        <w:tc>
+          <w:tcPr>
+            <w:tcW w:w="951" w:type="dxa"/>
+            <w:shd w:val="clear" w:color="auto" w:fill="F4F7FB"/>
+            <w:noWrap/>
+            <w:vAlign w:val="top"/>
+          </w:tcPr>
+          <w:p>
+            <w:pPr>
+              <w:pStyle w:val="TableText"/>
+              <w:jc w:val="left"/>
+            </w:pPr>
+            <w:r>
+              <w:t xml:space="preserve">FR-119</w:t>
+            </w:r>
+          </w:p>
+        </w:tc>
+        <w:tc>
+          <w:tcPr>
+            <w:tcW w:w="6464" w:type="dxa"/>
+            <w:shd w:val="clear" w:color="auto" w:fill="F4F7FB"/>
+            <w:vAlign w:val="top"/>
+          </w:tcPr>
+          <w:p>
+            <w:pPr>
+              <w:pStyle w:val="TableText"/>
+              <w:jc w:val="left"/>
+            </w:pPr>
+            <w:r>
+              <w:t xml:space="preserve">Quick renewal. The server decides, case by case, whether the customer app offers quick renewal (</w:t>
+            </w:r>
+            <w:r>
+              <w:t xml:space="preserve">“</w:t>
+            </w:r>
+            <w:r>
+              <w:t xml:space="preserve">Gia hạn nhanh</w:t>
+            </w:r>
+            <w:r>
+              <w:t xml:space="preserve">”</w:t>
+            </w:r>
+            <w:r>
+              <w:t xml:space="preserve">): open, tick the declaration, then</w:t>
+            </w:r>
+            <w:r>
+              <w:t xml:space="preserve"> </w:t>
+            </w:r>
+            <w:r>
+              <w:t xml:space="preserve">“</w:t>
+            </w:r>
+            <w:r>
+              <w:t xml:space="preserve">Xác nhận thanh toán</w:t>
+            </w:r>
+            <w:r>
+              <w:t xml:space="preserve">”</w:t>
+            </w:r>
+            <w:r>
+              <w:t xml:space="preserve">. The declaration stays an explicit step. Otherwise, or whenever the customer prefers, the full flow applies:</w:t>
+            </w:r>
+            <w:r>
+              <w:t xml:space="preserve"> </w:t>
+            </w:r>
+            <w:r>
+              <w:t xml:space="preserve">“</w:t>
+            </w:r>
+            <w:r>
+              <w:t xml:space="preserve">Gia hạn ngay</w:t>
+            </w:r>
+            <w:r>
+              <w:t xml:space="preserve">”</w:t>
+            </w:r>
+            <w:r>
+              <w:t xml:space="preserve">,</w:t>
+            </w:r>
+            <w:r>
+              <w:t xml:space="preserve"> </w:t>
+            </w:r>
+            <w:r>
+              <w:t xml:space="preserve">“</w:t>
+            </w:r>
+            <w:r>
+              <w:t xml:space="preserve">Xem phí bảo hiểm</w:t>
+            </w:r>
+            <w:r>
+              <w:t xml:space="preserve">”</w:t>
+            </w:r>
+            <w:r>
+              <w:t xml:space="preserve">,</w:t>
+            </w:r>
+            <w:r>
+              <w:t xml:space="preserve"> </w:t>
+            </w:r>
+            <w:r>
+              <w:t xml:space="preserve">“</w:t>
+            </w:r>
+            <w:r>
+              <w:t xml:space="preserve">Tiếp tục</w:t>
+            </w:r>
+            <w:r>
+              <w:t xml:space="preserve">”</w:t>
+            </w:r>
+            <w:r>
+              <w:t xml:space="preserve">, declaration,</w:t>
+            </w:r>
+            <w:r>
+              <w:t xml:space="preserve"> </w:t>
+            </w:r>
+            <w:r>
+              <w:t xml:space="preserve">“</w:t>
+            </w:r>
+            <w:r>
+              <w:t xml:space="preserve">Thanh toán</w:t>
+            </w:r>
+            <w:r>
+              <w:t xml:space="preserve">”</w:t>
+            </w:r>
+            <w:r>
+              <w:t xml:space="preserve">,</w:t>
+            </w:r>
+            <w:r>
+              <w:t xml:space="preserve"> </w:t>
+            </w:r>
+            <w:r>
+              <w:t xml:space="preserve">“</w:t>
+            </w:r>
+            <w:r>
+              <w:t xml:space="preserve">Xác nhận thanh toán</w:t>
+            </w:r>
+            <w:r>
+              <w:t xml:space="preserve">”</w:t>
+            </w:r>
+            <w:r>
+              <w:t xml:space="preserve">. A customer qualifies when the journey is renewal or they are renewing a TASCO TNDS policy; the vehicle is not already renewed; vehicle use and seats are confirmed by TASCO core, a matching TASCO policy or the customer within 365 days (FR-116); the cover is TNDS with no physical damage; the product is sold in the host; the price will not be indicative; and, in VETC hosts, the wallet covers the premium. The home screen states whether the customer qualifies and, if not, why, in plain Vietnamese. The server sets the cover; the app cannot change it</w:t>
+            </w:r>
+          </w:p>
+        </w:tc>
+        <w:tc>
+          <w:tcPr>
+            <w:tcW w:w="2818" w:type="dxa"/>
+            <w:shd w:val="clear" w:color="auto" w:fill="F4F7FB"/>
+            <w:vAlign w:val="top"/>
+          </w:tcPr>
+          <w:p>
+            <w:pPr>
+              <w:pStyle w:val="TableText"/>
+              <w:jc w:val="left"/>
+            </w:pPr>
+            <w:r>
+              <w:t xml:space="preserve">Quick renewal settings in the service levels rule set</w:t>
+            </w:r>
+          </w:p>
+        </w:tc>
+        <w:tc>
+          <w:tcPr>
+            <w:tcW w:w="606" w:type="dxa"/>
+            <w:shd w:val="clear" w:color="auto" w:fill="F4F7FB"/>
+            <w:vAlign w:val="top"/>
+          </w:tcPr>
+          <w:p>
+            <w:pPr>
+              <w:pStyle w:val="TableText"/>
+              <w:jc w:val="left"/>
+            </w:pPr>
+            <w:r>
+              <w:t xml:space="preserve">S</w:t>
+            </w:r>
+          </w:p>
+        </w:tc>
+        <w:tc>
+          <w:tcPr>
+            <w:tcW w:w="850" w:type="dxa"/>
+            <w:shd w:val="clear" w:color="auto" w:fill="F4F7FB"/>
+            <w:vAlign w:val="top"/>
+          </w:tcPr>
+          <w:p>
+            <w:pPr>
+              <w:pStyle w:val="TableText"/>
+              <w:jc w:val="left"/>
+            </w:pPr>
+            <w:r>
+              <w:t xml:space="preserve">T3</w:t>
+            </w:r>
+          </w:p>
+        </w:tc>
+        <w:tc>
+          <w:tcPr>
+            <w:tcW w:w="2270" w:type="dxa"/>
+            <w:shd w:val="clear" w:color="auto" w:fill="F4F7FB"/>
+            <w:vAlign w:val="top"/>
+          </w:tcPr>
+          <w:p>
+            <w:pPr>
+              <w:pStyle w:val="TableText"/>
+              <w:jc w:val="left"/>
+            </w:pPr>
+            <w:r>
+              <w:t xml:space="preserve">Built</w:t>
             </w:r>
           </w:p>
         </w:tc>
@@ -19058,11 +19503,11 @@
       </w:tblPr>
       <w:tblGrid>
         <w:gridCol w:w="951"/>
-        <w:gridCol w:w="6263"/>
-        <w:gridCol w:w="2934"/>
+        <w:gridCol w:w="6464"/>
+        <w:gridCol w:w="2818"/>
         <w:gridCol w:w="606"/>
         <w:gridCol w:w="850"/>
-        <w:gridCol w:w="2355"/>
+        <w:gridCol w:w="2270"/>
       </w:tblGrid>
       <w:tr>
         <w:trPr>
@@ -19090,7 +19535,7 @@
         </w:tc>
         <w:tc>
           <w:tcPr>
-            <w:tcW w:w="6263" w:type="dxa"/>
+            <w:tcW w:w="6464" w:type="dxa"/>
             <w:shd w:val="clear" w:color="auto" w:fill="0F4761"/>
             <w:vAlign w:val="center"/>
           </w:tcPr>
@@ -19109,7 +19554,7 @@
         </w:tc>
         <w:tc>
           <w:tcPr>
-            <w:tcW w:w="2934" w:type="dxa"/>
+            <w:tcW w:w="2818" w:type="dxa"/>
             <w:shd w:val="clear" w:color="auto" w:fill="0F4761"/>
             <w:vAlign w:val="center"/>
           </w:tcPr>
@@ -19166,7 +19611,7 @@
         </w:tc>
         <w:tc>
           <w:tcPr>
-            <w:tcW w:w="2355" w:type="dxa"/>
+            <w:tcW w:w="2270" w:type="dxa"/>
             <w:shd w:val="clear" w:color="auto" w:fill="0F4761"/>
             <w:vAlign w:val="center"/>
           </w:tcPr>
@@ -19206,7 +19651,7 @@
         </w:tc>
         <w:tc>
           <w:tcPr>
-            <w:tcW w:w="6263" w:type="dxa"/>
+            <w:tcW w:w="6464" w:type="dxa"/>
             <w:vAlign w:val="top"/>
           </w:tcPr>
           <w:p>
@@ -19221,7 +19666,7 @@
         </w:tc>
         <w:tc>
           <w:tcPr>
-            <w:tcW w:w="2934" w:type="dxa"/>
+            <w:tcW w:w="2818" w:type="dxa"/>
             <w:vAlign w:val="top"/>
           </w:tcPr>
           <w:p>
@@ -19266,7 +19711,7 @@
         </w:tc>
         <w:tc>
           <w:tcPr>
-            <w:tcW w:w="2355" w:type="dxa"/>
+            <w:tcW w:w="2270" w:type="dxa"/>
             <w:vAlign w:val="top"/>
           </w:tcPr>
           <w:p>
@@ -19303,7 +19748,7 @@
         </w:tc>
         <w:tc>
           <w:tcPr>
-            <w:tcW w:w="6263" w:type="dxa"/>
+            <w:tcW w:w="6464" w:type="dxa"/>
             <w:shd w:val="clear" w:color="auto" w:fill="F4F7FB"/>
             <w:vAlign w:val="top"/>
           </w:tcPr>
@@ -19319,7 +19764,7 @@
         </w:tc>
         <w:tc>
           <w:tcPr>
-            <w:tcW w:w="2934" w:type="dxa"/>
+            <w:tcW w:w="2818" w:type="dxa"/>
             <w:shd w:val="clear" w:color="auto" w:fill="F4F7FB"/>
             <w:vAlign w:val="top"/>
           </w:tcPr>
@@ -19367,7 +19812,7 @@
         </w:tc>
         <w:tc>
           <w:tcPr>
-            <w:tcW w:w="2355" w:type="dxa"/>
+            <w:tcW w:w="2270" w:type="dxa"/>
             <w:shd w:val="clear" w:color="auto" w:fill="F4F7FB"/>
             <w:vAlign w:val="top"/>
           </w:tcPr>
@@ -19404,7 +19849,7 @@
         </w:tc>
         <w:tc>
           <w:tcPr>
-            <w:tcW w:w="6263" w:type="dxa"/>
+            <w:tcW w:w="6464" w:type="dxa"/>
             <w:vAlign w:val="top"/>
           </w:tcPr>
           <w:p>
@@ -19419,7 +19864,7 @@
         </w:tc>
         <w:tc>
           <w:tcPr>
-            <w:tcW w:w="2934" w:type="dxa"/>
+            <w:tcW w:w="2818" w:type="dxa"/>
             <w:vAlign w:val="top"/>
           </w:tcPr>
           <w:p>
@@ -19464,7 +19909,7 @@
         </w:tc>
         <w:tc>
           <w:tcPr>
-            <w:tcW w:w="2355" w:type="dxa"/>
+            <w:tcW w:w="2270" w:type="dxa"/>
             <w:vAlign w:val="top"/>
           </w:tcPr>
           <w:p>
@@ -19501,7 +19946,7 @@
         </w:tc>
         <w:tc>
           <w:tcPr>
-            <w:tcW w:w="6263" w:type="dxa"/>
+            <w:tcW w:w="6464" w:type="dxa"/>
             <w:shd w:val="clear" w:color="auto" w:fill="F4F7FB"/>
             <w:vAlign w:val="top"/>
           </w:tcPr>
@@ -19517,7 +19962,7 @@
         </w:tc>
         <w:tc>
           <w:tcPr>
-            <w:tcW w:w="2934" w:type="dxa"/>
+            <w:tcW w:w="2818" w:type="dxa"/>
             <w:shd w:val="clear" w:color="auto" w:fill="F4F7FB"/>
             <w:vAlign w:val="top"/>
           </w:tcPr>
@@ -19565,7 +20010,7 @@
         </w:tc>
         <w:tc>
           <w:tcPr>
-            <w:tcW w:w="2355" w:type="dxa"/>
+            <w:tcW w:w="2270" w:type="dxa"/>
             <w:shd w:val="clear" w:color="auto" w:fill="F4F7FB"/>
             <w:vAlign w:val="top"/>
           </w:tcPr>
@@ -19602,7 +20047,7 @@
         </w:tc>
         <w:tc>
           <w:tcPr>
-            <w:tcW w:w="6263" w:type="dxa"/>
+            <w:tcW w:w="6464" w:type="dxa"/>
             <w:vAlign w:val="top"/>
           </w:tcPr>
           <w:p>
@@ -19617,7 +20062,7 @@
         </w:tc>
         <w:tc>
           <w:tcPr>
-            <w:tcW w:w="2934" w:type="dxa"/>
+            <w:tcW w:w="2818" w:type="dxa"/>
             <w:vAlign w:val="top"/>
           </w:tcPr>
           <w:p>
@@ -19662,7 +20107,7 @@
         </w:tc>
         <w:tc>
           <w:tcPr>
-            <w:tcW w:w="2355" w:type="dxa"/>
+            <w:tcW w:w="2270" w:type="dxa"/>
             <w:vAlign w:val="top"/>
           </w:tcPr>
           <w:p>
@@ -19699,7 +20144,7 @@
         </w:tc>
         <w:tc>
           <w:tcPr>
-            <w:tcW w:w="6263" w:type="dxa"/>
+            <w:tcW w:w="6464" w:type="dxa"/>
             <w:shd w:val="clear" w:color="auto" w:fill="F4F7FB"/>
             <w:vAlign w:val="top"/>
           </w:tcPr>
@@ -19715,7 +20160,7 @@
         </w:tc>
         <w:tc>
           <w:tcPr>
-            <w:tcW w:w="2934" w:type="dxa"/>
+            <w:tcW w:w="2818" w:type="dxa"/>
             <w:shd w:val="clear" w:color="auto" w:fill="F4F7FB"/>
             <w:vAlign w:val="top"/>
           </w:tcPr>
@@ -19763,7 +20208,7 @@
         </w:tc>
         <w:tc>
           <w:tcPr>
-            <w:tcW w:w="2355" w:type="dxa"/>
+            <w:tcW w:w="2270" w:type="dxa"/>
             <w:shd w:val="clear" w:color="auto" w:fill="F4F7FB"/>
             <w:vAlign w:val="top"/>
           </w:tcPr>
@@ -19800,7 +20245,7 @@
         </w:tc>
         <w:tc>
           <w:tcPr>
-            <w:tcW w:w="6263" w:type="dxa"/>
+            <w:tcW w:w="6464" w:type="dxa"/>
             <w:vAlign w:val="top"/>
           </w:tcPr>
           <w:p>
@@ -19815,7 +20260,7 @@
         </w:tc>
         <w:tc>
           <w:tcPr>
-            <w:tcW w:w="2934" w:type="dxa"/>
+            <w:tcW w:w="2818" w:type="dxa"/>
             <w:vAlign w:val="top"/>
           </w:tcPr>
           <w:p>
@@ -19860,7 +20305,7 @@
         </w:tc>
         <w:tc>
           <w:tcPr>
-            <w:tcW w:w="2355" w:type="dxa"/>
+            <w:tcW w:w="2270" w:type="dxa"/>
             <w:vAlign w:val="top"/>
           </w:tcPr>
           <w:p>
@@ -19918,11 +20363,11 @@
       </w:tblPr>
       <w:tblGrid>
         <w:gridCol w:w="951"/>
-        <w:gridCol w:w="6263"/>
-        <w:gridCol w:w="2934"/>
+        <w:gridCol w:w="6464"/>
+        <w:gridCol w:w="2818"/>
         <w:gridCol w:w="606"/>
         <w:gridCol w:w="850"/>
-        <w:gridCol w:w="2355"/>
+        <w:gridCol w:w="2270"/>
       </w:tblGrid>
       <w:tr>
         <w:trPr>
@@ -19950,7 +20395,7 @@
         </w:tc>
         <w:tc>
           <w:tcPr>
-            <w:tcW w:w="6263" w:type="dxa"/>
+            <w:tcW w:w="6464" w:type="dxa"/>
             <w:shd w:val="clear" w:color="auto" w:fill="0F4761"/>
             <w:vAlign w:val="center"/>
           </w:tcPr>
@@ -19969,7 +20414,7 @@
         </w:tc>
         <w:tc>
           <w:tcPr>
-            <w:tcW w:w="2934" w:type="dxa"/>
+            <w:tcW w:w="2818" w:type="dxa"/>
             <w:shd w:val="clear" w:color="auto" w:fill="0F4761"/>
             <w:vAlign w:val="center"/>
           </w:tcPr>
@@ -20026,7 +20471,7 @@
         </w:tc>
         <w:tc>
           <w:tcPr>
-            <w:tcW w:w="2355" w:type="dxa"/>
+            <w:tcW w:w="2270" w:type="dxa"/>
             <w:shd w:val="clear" w:color="auto" w:fill="0F4761"/>
             <w:vAlign w:val="center"/>
           </w:tcPr>
@@ -20066,7 +20511,7 @@
         </w:tc>
         <w:tc>
           <w:tcPr>
-            <w:tcW w:w="6263" w:type="dxa"/>
+            <w:tcW w:w="6464" w:type="dxa"/>
             <w:vAlign w:val="top"/>
           </w:tcPr>
           <w:p>
@@ -20081,7 +20526,7 @@
         </w:tc>
         <w:tc>
           <w:tcPr>
-            <w:tcW w:w="2934" w:type="dxa"/>
+            <w:tcW w:w="2818" w:type="dxa"/>
             <w:vAlign w:val="top"/>
           </w:tcPr>
           <w:p>
@@ -20126,7 +20571,7 @@
         </w:tc>
         <w:tc>
           <w:tcPr>
-            <w:tcW w:w="2355" w:type="dxa"/>
+            <w:tcW w:w="2270" w:type="dxa"/>
             <w:vAlign w:val="top"/>
           </w:tcPr>
           <w:p>
@@ -20163,7 +20608,7 @@
         </w:tc>
         <w:tc>
           <w:tcPr>
-            <w:tcW w:w="6263" w:type="dxa"/>
+            <w:tcW w:w="6464" w:type="dxa"/>
             <w:shd w:val="clear" w:color="auto" w:fill="F4F7FB"/>
             <w:vAlign w:val="top"/>
           </w:tcPr>
@@ -20179,7 +20624,7 @@
         </w:tc>
         <w:tc>
           <w:tcPr>
-            <w:tcW w:w="2934" w:type="dxa"/>
+            <w:tcW w:w="2818" w:type="dxa"/>
             <w:shd w:val="clear" w:color="auto" w:fill="F4F7FB"/>
             <w:vAlign w:val="top"/>
           </w:tcPr>
@@ -20227,7 +20672,7 @@
         </w:tc>
         <w:tc>
           <w:tcPr>
-            <w:tcW w:w="2355" w:type="dxa"/>
+            <w:tcW w:w="2270" w:type="dxa"/>
             <w:shd w:val="clear" w:color="auto" w:fill="F4F7FB"/>
             <w:vAlign w:val="top"/>
           </w:tcPr>
@@ -20264,7 +20709,7 @@
         </w:tc>
         <w:tc>
           <w:tcPr>
-            <w:tcW w:w="6263" w:type="dxa"/>
+            <w:tcW w:w="6464" w:type="dxa"/>
             <w:vAlign w:val="top"/>
           </w:tcPr>
           <w:p>
@@ -20279,7 +20724,7 @@
         </w:tc>
         <w:tc>
           <w:tcPr>
-            <w:tcW w:w="2934" w:type="dxa"/>
+            <w:tcW w:w="2818" w:type="dxa"/>
             <w:vAlign w:val="top"/>
           </w:tcPr>
           <w:p>
@@ -20324,7 +20769,7 @@
         </w:tc>
         <w:tc>
           <w:tcPr>
-            <w:tcW w:w="2355" w:type="dxa"/>
+            <w:tcW w:w="2270" w:type="dxa"/>
             <w:vAlign w:val="top"/>
           </w:tcPr>
           <w:p>
@@ -20361,23 +20806,23 @@
         </w:tc>
         <w:tc>
           <w:tcPr>
-            <w:tcW w:w="6263" w:type="dxa"/>
-            <w:shd w:val="clear" w:color="auto" w:fill="F4F7FB"/>
-            <w:vAlign w:val="top"/>
-          </w:tcPr>
-          <w:p>
-            <w:pPr>
-              <w:pStyle w:val="TableText"/>
-              <w:jc w:val="left"/>
-            </w:pPr>
-            <w:r>
-              <w:t xml:space="preserve">Role-based access. 15 roles mapped to permissions, deny by default. Forbidden role pairs (for example admin with rule approver, rule author with rule approver) enforce separation of duties. The admin cannot author or approve rules or see customer personal data</w:t>
-            </w:r>
-          </w:p>
-        </w:tc>
-        <w:tc>
-          <w:tcPr>
-            <w:tcW w:w="2934" w:type="dxa"/>
+            <w:tcW w:w="6464" w:type="dxa"/>
+            <w:shd w:val="clear" w:color="auto" w:fill="F4F7FB"/>
+            <w:vAlign w:val="top"/>
+          </w:tcPr>
+          <w:p>
+            <w:pPr>
+              <w:pStyle w:val="TableText"/>
+              <w:jc w:val="left"/>
+            </w:pPr>
+            <w:r>
+              <w:t xml:space="preserve">Role-based access. 15 roles (13 staff roles, the customer and the partner system) mapped to permissions, deny by default. Forbidden role pairs (for example admin with rule approver, rule author with rule approver) enforce separation of duties. The admin cannot author or approve rules or see customer personal data</w:t>
+            </w:r>
+          </w:p>
+        </w:tc>
+        <w:tc>
+          <w:tcPr>
+            <w:tcW w:w="2818" w:type="dxa"/>
             <w:shd w:val="clear" w:color="auto" w:fill="F4F7FB"/>
             <w:vAlign w:val="top"/>
           </w:tcPr>
@@ -20425,7 +20870,7 @@
         </w:tc>
         <w:tc>
           <w:tcPr>
-            <w:tcW w:w="2355" w:type="dxa"/>
+            <w:tcW w:w="2270" w:type="dxa"/>
             <w:shd w:val="clear" w:color="auto" w:fill="F4F7FB"/>
             <w:vAlign w:val="top"/>
           </w:tcPr>
@@ -20462,7 +20907,7 @@
         </w:tc>
         <w:tc>
           <w:tcPr>
-            <w:tcW w:w="6263" w:type="dxa"/>
+            <w:tcW w:w="6464" w:type="dxa"/>
             <w:vAlign w:val="top"/>
           </w:tcPr>
           <w:p>
@@ -20477,7 +20922,7 @@
         </w:tc>
         <w:tc>
           <w:tcPr>
-            <w:tcW w:w="2934" w:type="dxa"/>
+            <w:tcW w:w="2818" w:type="dxa"/>
             <w:vAlign w:val="top"/>
           </w:tcPr>
           <w:p>
@@ -20522,7 +20967,7 @@
         </w:tc>
         <w:tc>
           <w:tcPr>
-            <w:tcW w:w="2355" w:type="dxa"/>
+            <w:tcW w:w="2270" w:type="dxa"/>
             <w:vAlign w:val="top"/>
           </w:tcPr>
           <w:p>
@@ -20559,7 +21004,7 @@
         </w:tc>
         <w:tc>
           <w:tcPr>
-            <w:tcW w:w="6263" w:type="dxa"/>
+            <w:tcW w:w="6464" w:type="dxa"/>
             <w:shd w:val="clear" w:color="auto" w:fill="F4F7FB"/>
             <w:vAlign w:val="top"/>
           </w:tcPr>
@@ -20575,7 +21020,7 @@
         </w:tc>
         <w:tc>
           <w:tcPr>
-            <w:tcW w:w="2934" w:type="dxa"/>
+            <w:tcW w:w="2818" w:type="dxa"/>
             <w:shd w:val="clear" w:color="auto" w:fill="F4F7FB"/>
             <w:vAlign w:val="top"/>
           </w:tcPr>
@@ -20623,7 +21068,7 @@
         </w:tc>
         <w:tc>
           <w:tcPr>
-            <w:tcW w:w="2355" w:type="dxa"/>
+            <w:tcW w:w="2270" w:type="dxa"/>
             <w:shd w:val="clear" w:color="auto" w:fill="F4F7FB"/>
             <w:vAlign w:val="top"/>
           </w:tcPr>
@@ -20660,7 +21105,7 @@
         </w:tc>
         <w:tc>
           <w:tcPr>
-            <w:tcW w:w="6263" w:type="dxa"/>
+            <w:tcW w:w="6464" w:type="dxa"/>
             <w:vAlign w:val="top"/>
           </w:tcPr>
           <w:p>
@@ -20675,7 +21120,7 @@
         </w:tc>
         <w:tc>
           <w:tcPr>
-            <w:tcW w:w="2934" w:type="dxa"/>
+            <w:tcW w:w="2818" w:type="dxa"/>
             <w:vAlign w:val="top"/>
           </w:tcPr>
           <w:p>
@@ -20720,7 +21165,7 @@
         </w:tc>
         <w:tc>
           <w:tcPr>
-            <w:tcW w:w="2355" w:type="dxa"/>
+            <w:tcW w:w="2270" w:type="dxa"/>
             <w:vAlign w:val="top"/>
           </w:tcPr>
           <w:p>
@@ -20757,7 +21202,7 @@
         </w:tc>
         <w:tc>
           <w:tcPr>
-            <w:tcW w:w="6263" w:type="dxa"/>
+            <w:tcW w:w="6464" w:type="dxa"/>
             <w:shd w:val="clear" w:color="auto" w:fill="F4F7FB"/>
             <w:vAlign w:val="top"/>
           </w:tcPr>
@@ -20773,7 +21218,7 @@
         </w:tc>
         <w:tc>
           <w:tcPr>
-            <w:tcW w:w="2934" w:type="dxa"/>
+            <w:tcW w:w="2818" w:type="dxa"/>
             <w:shd w:val="clear" w:color="auto" w:fill="F4F7FB"/>
             <w:vAlign w:val="top"/>
           </w:tcPr>
@@ -20821,7 +21266,7 @@
         </w:tc>
         <w:tc>
           <w:tcPr>
-            <w:tcW w:w="2355" w:type="dxa"/>
+            <w:tcW w:w="2270" w:type="dxa"/>
             <w:shd w:val="clear" w:color="auto" w:fill="F4F7FB"/>
             <w:vAlign w:val="top"/>
           </w:tcPr>
@@ -20871,11 +21316,11 @@
       </w:tblPr>
       <w:tblGrid>
         <w:gridCol w:w="951"/>
-        <w:gridCol w:w="6263"/>
-        <w:gridCol w:w="2934"/>
+        <w:gridCol w:w="6464"/>
+        <w:gridCol w:w="2818"/>
         <w:gridCol w:w="606"/>
         <w:gridCol w:w="850"/>
-        <w:gridCol w:w="2355"/>
+        <w:gridCol w:w="2270"/>
       </w:tblGrid>
       <w:tr>
         <w:trPr>
@@ -20903,7 +21348,7 @@
         </w:tc>
         <w:tc>
           <w:tcPr>
-            <w:tcW w:w="6263" w:type="dxa"/>
+            <w:tcW w:w="6464" w:type="dxa"/>
             <w:shd w:val="clear" w:color="auto" w:fill="0F4761"/>
             <w:vAlign w:val="center"/>
           </w:tcPr>
@@ -20922,7 +21367,7 @@
         </w:tc>
         <w:tc>
           <w:tcPr>
-            <w:tcW w:w="2934" w:type="dxa"/>
+            <w:tcW w:w="2818" w:type="dxa"/>
             <w:shd w:val="clear" w:color="auto" w:fill="0F4761"/>
             <w:vAlign w:val="center"/>
           </w:tcPr>
@@ -20979,7 +21424,7 @@
         </w:tc>
         <w:tc>
           <w:tcPr>
-            <w:tcW w:w="2355" w:type="dxa"/>
+            <w:tcW w:w="2270" w:type="dxa"/>
             <w:shd w:val="clear" w:color="auto" w:fill="0F4761"/>
             <w:vAlign w:val="center"/>
           </w:tcPr>
@@ -21019,7 +21464,7 @@
         </w:tc>
         <w:tc>
           <w:tcPr>
-            <w:tcW w:w="6263" w:type="dxa"/>
+            <w:tcW w:w="6464" w:type="dxa"/>
             <w:vAlign w:val="top"/>
           </w:tcPr>
           <w:p>
@@ -21034,7 +21479,7 @@
         </w:tc>
         <w:tc>
           <w:tcPr>
-            <w:tcW w:w="2934" w:type="dxa"/>
+            <w:tcW w:w="2818" w:type="dxa"/>
             <w:vAlign w:val="top"/>
           </w:tcPr>
           <w:p>
@@ -21079,7 +21524,7 @@
         </w:tc>
         <w:tc>
           <w:tcPr>
-            <w:tcW w:w="2355" w:type="dxa"/>
+            <w:tcW w:w="2270" w:type="dxa"/>
             <w:vAlign w:val="top"/>
           </w:tcPr>
           <w:p>
@@ -21116,7 +21561,7 @@
         </w:tc>
         <w:tc>
           <w:tcPr>
-            <w:tcW w:w="6263" w:type="dxa"/>
+            <w:tcW w:w="6464" w:type="dxa"/>
             <w:shd w:val="clear" w:color="auto" w:fill="F4F7FB"/>
             <w:vAlign w:val="top"/>
           </w:tcPr>
@@ -21132,7 +21577,7 @@
         </w:tc>
         <w:tc>
           <w:tcPr>
-            <w:tcW w:w="2934" w:type="dxa"/>
+            <w:tcW w:w="2818" w:type="dxa"/>
             <w:shd w:val="clear" w:color="auto" w:fill="F4F7FB"/>
             <w:vAlign w:val="top"/>
           </w:tcPr>
@@ -21180,7 +21625,7 @@
         </w:tc>
         <w:tc>
           <w:tcPr>
-            <w:tcW w:w="2355" w:type="dxa"/>
+            <w:tcW w:w="2270" w:type="dxa"/>
             <w:shd w:val="clear" w:color="auto" w:fill="F4F7FB"/>
             <w:vAlign w:val="top"/>
           </w:tcPr>
@@ -21217,7 +21662,7 @@
         </w:tc>
         <w:tc>
           <w:tcPr>
-            <w:tcW w:w="6263" w:type="dxa"/>
+            <w:tcW w:w="6464" w:type="dxa"/>
             <w:vAlign w:val="top"/>
           </w:tcPr>
           <w:p>
@@ -21250,7 +21695,7 @@
         </w:tc>
         <w:tc>
           <w:tcPr>
-            <w:tcW w:w="2934" w:type="dxa"/>
+            <w:tcW w:w="2818" w:type="dxa"/>
             <w:vAlign w:val="top"/>
           </w:tcPr>
           <w:p>
@@ -21295,7 +21740,7 @@
         </w:tc>
         <w:tc>
           <w:tcPr>
-            <w:tcW w:w="2355" w:type="dxa"/>
+            <w:tcW w:w="2270" w:type="dxa"/>
             <w:vAlign w:val="top"/>
           </w:tcPr>
           <w:p>
@@ -21344,11 +21789,11 @@
       </w:tblPr>
       <w:tblGrid>
         <w:gridCol w:w="951"/>
-        <w:gridCol w:w="6263"/>
-        <w:gridCol w:w="2934"/>
+        <w:gridCol w:w="6464"/>
+        <w:gridCol w:w="2818"/>
         <w:gridCol w:w="606"/>
         <w:gridCol w:w="850"/>
-        <w:gridCol w:w="2355"/>
+        <w:gridCol w:w="2270"/>
       </w:tblGrid>
       <w:tr>
         <w:trPr>
@@ -21376,7 +21821,7 @@
         </w:tc>
         <w:tc>
           <w:tcPr>
-            <w:tcW w:w="6263" w:type="dxa"/>
+            <w:tcW w:w="6464" w:type="dxa"/>
             <w:shd w:val="clear" w:color="auto" w:fill="0F4761"/>
             <w:vAlign w:val="center"/>
           </w:tcPr>
@@ -21395,7 +21840,7 @@
         </w:tc>
         <w:tc>
           <w:tcPr>
-            <w:tcW w:w="2934" w:type="dxa"/>
+            <w:tcW w:w="2818" w:type="dxa"/>
             <w:shd w:val="clear" w:color="auto" w:fill="0F4761"/>
             <w:vAlign w:val="center"/>
           </w:tcPr>
@@ -21452,7 +21897,7 @@
         </w:tc>
         <w:tc>
           <w:tcPr>
-            <w:tcW w:w="2355" w:type="dxa"/>
+            <w:tcW w:w="2270" w:type="dxa"/>
             <w:shd w:val="clear" w:color="auto" w:fill="0F4761"/>
             <w:vAlign w:val="center"/>
           </w:tcPr>
@@ -21492,7 +21937,7 @@
         </w:tc>
         <w:tc>
           <w:tcPr>
-            <w:tcW w:w="6263" w:type="dxa"/>
+            <w:tcW w:w="6464" w:type="dxa"/>
             <w:vAlign w:val="top"/>
           </w:tcPr>
           <w:p>
@@ -21507,7 +21952,7 @@
         </w:tc>
         <w:tc>
           <w:tcPr>
-            <w:tcW w:w="2934" w:type="dxa"/>
+            <w:tcW w:w="2818" w:type="dxa"/>
             <w:vAlign w:val="top"/>
           </w:tcPr>
           <w:p>
@@ -21552,7 +21997,7 @@
         </w:tc>
         <w:tc>
           <w:tcPr>
-            <w:tcW w:w="2355" w:type="dxa"/>
+            <w:tcW w:w="2270" w:type="dxa"/>
             <w:vAlign w:val="top"/>
           </w:tcPr>
           <w:p>
@@ -21589,7 +22034,7 @@
         </w:tc>
         <w:tc>
           <w:tcPr>
-            <w:tcW w:w="6263" w:type="dxa"/>
+            <w:tcW w:w="6464" w:type="dxa"/>
             <w:shd w:val="clear" w:color="auto" w:fill="F4F7FB"/>
             <w:vAlign w:val="top"/>
           </w:tcPr>
@@ -21605,7 +22050,7 @@
         </w:tc>
         <w:tc>
           <w:tcPr>
-            <w:tcW w:w="2934" w:type="dxa"/>
+            <w:tcW w:w="2818" w:type="dxa"/>
             <w:shd w:val="clear" w:color="auto" w:fill="F4F7FB"/>
             <w:vAlign w:val="top"/>
           </w:tcPr>
@@ -21653,7 +22098,7 @@
         </w:tc>
         <w:tc>
           <w:tcPr>
-            <w:tcW w:w="2355" w:type="dxa"/>
+            <w:tcW w:w="2270" w:type="dxa"/>
             <w:shd w:val="clear" w:color="auto" w:fill="F4F7FB"/>
             <w:vAlign w:val="top"/>
           </w:tcPr>
@@ -21690,7 +22135,7 @@
         </w:tc>
         <w:tc>
           <w:tcPr>
-            <w:tcW w:w="6263" w:type="dxa"/>
+            <w:tcW w:w="6464" w:type="dxa"/>
             <w:vAlign w:val="top"/>
           </w:tcPr>
           <w:p>
@@ -21705,7 +22150,7 @@
         </w:tc>
         <w:tc>
           <w:tcPr>
-            <w:tcW w:w="2934" w:type="dxa"/>
+            <w:tcW w:w="2818" w:type="dxa"/>
             <w:vAlign w:val="top"/>
           </w:tcPr>
           <w:p>
@@ -21750,7 +22195,7 @@
         </w:tc>
         <w:tc>
           <w:tcPr>
-            <w:tcW w:w="2355" w:type="dxa"/>
+            <w:tcW w:w="2270" w:type="dxa"/>
             <w:vAlign w:val="top"/>
           </w:tcPr>
           <w:p>
@@ -21787,7 +22232,7 @@
         </w:tc>
         <w:tc>
           <w:tcPr>
-            <w:tcW w:w="6263" w:type="dxa"/>
+            <w:tcW w:w="6464" w:type="dxa"/>
             <w:shd w:val="clear" w:color="auto" w:fill="F4F7FB"/>
             <w:vAlign w:val="top"/>
           </w:tcPr>
@@ -21803,7 +22248,7 @@
         </w:tc>
         <w:tc>
           <w:tcPr>
-            <w:tcW w:w="2934" w:type="dxa"/>
+            <w:tcW w:w="2818" w:type="dxa"/>
             <w:shd w:val="clear" w:color="auto" w:fill="F4F7FB"/>
             <w:vAlign w:val="top"/>
           </w:tcPr>
@@ -21851,7 +22296,7 @@
         </w:tc>
         <w:tc>
           <w:tcPr>
-            <w:tcW w:w="2355" w:type="dxa"/>
+            <w:tcW w:w="2270" w:type="dxa"/>
             <w:shd w:val="clear" w:color="auto" w:fill="F4F7FB"/>
             <w:vAlign w:val="top"/>
           </w:tcPr>
@@ -21888,7 +22333,7 @@
         </w:tc>
         <w:tc>
           <w:tcPr>
-            <w:tcW w:w="6263" w:type="dxa"/>
+            <w:tcW w:w="6464" w:type="dxa"/>
             <w:vAlign w:val="top"/>
           </w:tcPr>
           <w:p>
@@ -21903,7 +22348,7 @@
         </w:tc>
         <w:tc>
           <w:tcPr>
-            <w:tcW w:w="2934" w:type="dxa"/>
+            <w:tcW w:w="2818" w:type="dxa"/>
             <w:vAlign w:val="top"/>
           </w:tcPr>
           <w:p>
@@ -21948,7 +22393,7 @@
         </w:tc>
         <w:tc>
           <w:tcPr>
-            <w:tcW w:w="2355" w:type="dxa"/>
+            <w:tcW w:w="2270" w:type="dxa"/>
             <w:vAlign w:val="top"/>
           </w:tcPr>
           <w:p>
@@ -21985,7 +22430,7 @@
         </w:tc>
         <w:tc>
           <w:tcPr>
-            <w:tcW w:w="6263" w:type="dxa"/>
+            <w:tcW w:w="6464" w:type="dxa"/>
             <w:shd w:val="clear" w:color="auto" w:fill="F4F7FB"/>
             <w:vAlign w:val="top"/>
           </w:tcPr>
@@ -22001,7 +22446,7 @@
         </w:tc>
         <w:tc>
           <w:tcPr>
-            <w:tcW w:w="2934" w:type="dxa"/>
+            <w:tcW w:w="2818" w:type="dxa"/>
             <w:shd w:val="clear" w:color="auto" w:fill="F4F7FB"/>
             <w:vAlign w:val="top"/>
           </w:tcPr>
@@ -22049,7 +22494,7 @@
         </w:tc>
         <w:tc>
           <w:tcPr>
-            <w:tcW w:w="2355" w:type="dxa"/>
+            <w:tcW w:w="2270" w:type="dxa"/>
             <w:shd w:val="clear" w:color="auto" w:fill="F4F7FB"/>
             <w:vAlign w:val="top"/>
           </w:tcPr>
@@ -22086,7 +22531,7 @@
         </w:tc>
         <w:tc>
           <w:tcPr>
-            <w:tcW w:w="6263" w:type="dxa"/>
+            <w:tcW w:w="6464" w:type="dxa"/>
             <w:vAlign w:val="top"/>
           </w:tcPr>
           <w:p>
@@ -22101,7 +22546,7 @@
         </w:tc>
         <w:tc>
           <w:tcPr>
-            <w:tcW w:w="2934" w:type="dxa"/>
+            <w:tcW w:w="2818" w:type="dxa"/>
             <w:vAlign w:val="top"/>
           </w:tcPr>
           <w:p>
@@ -22146,7 +22591,7 @@
         </w:tc>
         <w:tc>
           <w:tcPr>
-            <w:tcW w:w="2355" w:type="dxa"/>
+            <w:tcW w:w="2270" w:type="dxa"/>
             <w:vAlign w:val="top"/>
           </w:tcPr>
           <w:p>
@@ -22183,7 +22628,7 @@
         </w:tc>
         <w:tc>
           <w:tcPr>
-            <w:tcW w:w="6263" w:type="dxa"/>
+            <w:tcW w:w="6464" w:type="dxa"/>
             <w:shd w:val="clear" w:color="auto" w:fill="F4F7FB"/>
             <w:vAlign w:val="top"/>
           </w:tcPr>
@@ -22199,7 +22644,7 @@
         </w:tc>
         <w:tc>
           <w:tcPr>
-            <w:tcW w:w="2934" w:type="dxa"/>
+            <w:tcW w:w="2818" w:type="dxa"/>
             <w:shd w:val="clear" w:color="auto" w:fill="F4F7FB"/>
             <w:vAlign w:val="top"/>
           </w:tcPr>
@@ -22247,7 +22692,7 @@
         </w:tc>
         <w:tc>
           <w:tcPr>
-            <w:tcW w:w="2355" w:type="dxa"/>
+            <w:tcW w:w="2270" w:type="dxa"/>
             <w:shd w:val="clear" w:color="auto" w:fill="F4F7FB"/>
             <w:vAlign w:val="top"/>
           </w:tcPr>
@@ -22284,22 +22729,22 @@
         </w:tc>
         <w:tc>
           <w:tcPr>
-            <w:tcW w:w="6263" w:type="dxa"/>
-            <w:vAlign w:val="top"/>
-          </w:tcPr>
-          <w:p>
-            <w:pPr>
-              <w:pStyle w:val="TableText"/>
-              <w:jc w:val="left"/>
-            </w:pPr>
-            <w:r>
-              <w:t xml:space="preserve">Staff console. Sign-in with two-factor authentication; grouped sidebar, global search, notifications and user menu; role-based home; lead queue with explainable score and action; Customer 360 (lineage, journey, messages, policies, benefits, Sell tab); voice assistant console; telesales inbox; journeys and event simulator; rules studio and approvals; partners; claims; data quality; audit; users; operations; contextual help</w:t>
-            </w:r>
-          </w:p>
-        </w:tc>
-        <w:tc>
-          <w:tcPr>
-            <w:tcW w:w="2934" w:type="dxa"/>
+            <w:tcW w:w="6464" w:type="dxa"/>
+            <w:vAlign w:val="top"/>
+          </w:tcPr>
+          <w:p>
+            <w:pPr>
+              <w:pStyle w:val="TableText"/>
+              <w:jc w:val="left"/>
+            </w:pPr>
+            <w:r>
+              <w:t xml:space="preserve">Staff console. Sign-in with two-factor authentication; grouped sidebar, global search, notifications and user menu; role-based home; lead queue with explainable score and action; Customer 360 (lineage, journey, messages, policies, benefits, Sell tab); voice assistant console; telesales inbox; journeys and event simulator; rules studio and approvals; partners; claims; data quality; audit; data requests; users; operations; contextual help</w:t>
+            </w:r>
+          </w:p>
+        </w:tc>
+        <w:tc>
+          <w:tcPr>
+            <w:tcW w:w="2818" w:type="dxa"/>
             <w:vAlign w:val="top"/>
           </w:tcPr>
           <w:p>
@@ -22344,16 +22789,16 @@
         </w:tc>
         <w:tc>
           <w:tcPr>
-            <w:tcW w:w="2355" w:type="dxa"/>
-            <w:vAlign w:val="top"/>
-          </w:tcPr>
-          <w:p>
-            <w:pPr>
-              <w:pStyle w:val="TableText"/>
-              <w:jc w:val="left"/>
-            </w:pPr>
-            <w:r>
-              <w:t xml:space="preserve">Built; redesign in progress</w:t>
+            <w:tcW w:w="2270" w:type="dxa"/>
+            <w:vAlign w:val="top"/>
+          </w:tcPr>
+          <w:p>
+            <w:pPr>
+              <w:pStyle w:val="TableText"/>
+              <w:jc w:val="left"/>
+            </w:pPr>
+            <w:r>
+              <w:t xml:space="preserve">Built</w:t>
             </w:r>
           </w:p>
         </w:tc>
@@ -22381,23 +22826,23 @@
         </w:tc>
         <w:tc>
           <w:tcPr>
-            <w:tcW w:w="6263" w:type="dxa"/>
-            <w:shd w:val="clear" w:color="auto" w:fill="F4F7FB"/>
-            <w:vAlign w:val="top"/>
-          </w:tcPr>
-          <w:p>
-            <w:pPr>
-              <w:pStyle w:val="TableText"/>
-              <w:jc w:val="left"/>
-            </w:pPr>
-            <w:r>
-              <w:t xml:space="preserve">Customer app. Bottom tab bar (Home, Buy and renew, Claims, Account); cover status card; confirm expiry; purchase with add-ons; VETC wallet payment; e-certificate with QR; benefits; consent centre; accident reporting; download my data. Public certificate verification page</w:t>
-            </w:r>
-          </w:p>
-        </w:tc>
-        <w:tc>
-          <w:tcPr>
-            <w:tcW w:w="2934" w:type="dxa"/>
+            <w:tcW w:w="6464" w:type="dxa"/>
+            <w:shd w:val="clear" w:color="auto" w:fill="F4F7FB"/>
+            <w:vAlign w:val="top"/>
+          </w:tcPr>
+          <w:p>
+            <w:pPr>
+              <w:pStyle w:val="TableText"/>
+              <w:jc w:val="left"/>
+            </w:pPr>
+            <w:r>
+              <w:t xml:space="preserve">Customer app. Bottom tab bar (Home, Buy and renew, Claims, Account); cover status card; confirm expiry; confirm vehicle use and seats; quick renewal or the full purchase flow with add-ons; payment by VETC wallet or TASCO’s payment gateway, depending on the host; e-certificate with QR; benefits; consent centre; accident reporting; download my data. Public certificate verification page</w:t>
+            </w:r>
+          </w:p>
+        </w:tc>
+        <w:tc>
+          <w:tcPr>
+            <w:tcW w:w="2818" w:type="dxa"/>
             <w:shd w:val="clear" w:color="auto" w:fill="F4F7FB"/>
             <w:vAlign w:val="top"/>
           </w:tcPr>
@@ -22445,7 +22890,7 @@
         </w:tc>
         <w:tc>
           <w:tcPr>
-            <w:tcW w:w="2355" w:type="dxa"/>
+            <w:tcW w:w="2270" w:type="dxa"/>
             <w:shd w:val="clear" w:color="auto" w:fill="F4F7FB"/>
             <w:vAlign w:val="top"/>
           </w:tcPr>
@@ -22482,7 +22927,7 @@
         </w:tc>
         <w:tc>
           <w:tcPr>
-            <w:tcW w:w="6263" w:type="dxa"/>
+            <w:tcW w:w="6464" w:type="dxa"/>
             <w:vAlign w:val="top"/>
           </w:tcPr>
           <w:p>
@@ -22497,7 +22942,7 @@
         </w:tc>
         <w:tc>
           <w:tcPr>
-            <w:tcW w:w="2934" w:type="dxa"/>
+            <w:tcW w:w="2818" w:type="dxa"/>
             <w:vAlign w:val="top"/>
           </w:tcPr>
           <w:p>
@@ -22542,7 +22987,7 @@
         </w:tc>
         <w:tc>
           <w:tcPr>
-            <w:tcW w:w="2355" w:type="dxa"/>
+            <w:tcW w:w="2270" w:type="dxa"/>
             <w:vAlign w:val="top"/>
           </w:tcPr>
           <w:p>
@@ -22591,11 +23036,11 @@
       </w:tblPr>
       <w:tblGrid>
         <w:gridCol w:w="951"/>
-        <w:gridCol w:w="6263"/>
-        <w:gridCol w:w="2934"/>
+        <w:gridCol w:w="6464"/>
+        <w:gridCol w:w="2818"/>
         <w:gridCol w:w="606"/>
         <w:gridCol w:w="850"/>
-        <w:gridCol w:w="2355"/>
+        <w:gridCol w:w="2270"/>
       </w:tblGrid>
       <w:tr>
         <w:trPr>
@@ -22623,7 +23068,7 @@
         </w:tc>
         <w:tc>
           <w:tcPr>
-            <w:tcW w:w="6263" w:type="dxa"/>
+            <w:tcW w:w="6464" w:type="dxa"/>
             <w:shd w:val="clear" w:color="auto" w:fill="0F4761"/>
             <w:vAlign w:val="center"/>
           </w:tcPr>
@@ -22642,7 +23087,7 @@
         </w:tc>
         <w:tc>
           <w:tcPr>
-            <w:tcW w:w="2934" w:type="dxa"/>
+            <w:tcW w:w="2818" w:type="dxa"/>
             <w:shd w:val="clear" w:color="auto" w:fill="0F4761"/>
             <w:vAlign w:val="center"/>
           </w:tcPr>
@@ -22699,7 +23144,7 @@
         </w:tc>
         <w:tc>
           <w:tcPr>
-            <w:tcW w:w="2355" w:type="dxa"/>
+            <w:tcW w:w="2270" w:type="dxa"/>
             <w:shd w:val="clear" w:color="auto" w:fill="0F4761"/>
             <w:vAlign w:val="center"/>
           </w:tcPr>
@@ -22739,7 +23184,7 @@
         </w:tc>
         <w:tc>
           <w:tcPr>
-            <w:tcW w:w="6263" w:type="dxa"/>
+            <w:tcW w:w="6464" w:type="dxa"/>
             <w:vAlign w:val="top"/>
           </w:tcPr>
           <w:p>
@@ -22754,7 +23199,7 @@
         </w:tc>
         <w:tc>
           <w:tcPr>
-            <w:tcW w:w="2934" w:type="dxa"/>
+            <w:tcW w:w="2818" w:type="dxa"/>
             <w:vAlign w:val="top"/>
           </w:tcPr>
           <w:p>
@@ -22799,7 +23244,7 @@
         </w:tc>
         <w:tc>
           <w:tcPr>
-            <w:tcW w:w="2355" w:type="dxa"/>
+            <w:tcW w:w="2270" w:type="dxa"/>
             <w:vAlign w:val="top"/>
           </w:tcPr>
           <w:p>
@@ -22836,7 +23281,7 @@
         </w:tc>
         <w:tc>
           <w:tcPr>
-            <w:tcW w:w="6263" w:type="dxa"/>
+            <w:tcW w:w="6464" w:type="dxa"/>
             <w:shd w:val="clear" w:color="auto" w:fill="F4F7FB"/>
             <w:vAlign w:val="top"/>
           </w:tcPr>
@@ -22852,7 +23297,7 @@
         </w:tc>
         <w:tc>
           <w:tcPr>
-            <w:tcW w:w="2934" w:type="dxa"/>
+            <w:tcW w:w="2818" w:type="dxa"/>
             <w:shd w:val="clear" w:color="auto" w:fill="F4F7FB"/>
             <w:vAlign w:val="top"/>
           </w:tcPr>
@@ -22900,7 +23345,7 @@
         </w:tc>
         <w:tc>
           <w:tcPr>
-            <w:tcW w:w="2355" w:type="dxa"/>
+            <w:tcW w:w="2270" w:type="dxa"/>
             <w:shd w:val="clear" w:color="auto" w:fill="F4F7FB"/>
             <w:vAlign w:val="top"/>
           </w:tcPr>
@@ -22937,7 +23382,7 @@
         </w:tc>
         <w:tc>
           <w:tcPr>
-            <w:tcW w:w="6263" w:type="dxa"/>
+            <w:tcW w:w="6464" w:type="dxa"/>
             <w:vAlign w:val="top"/>
           </w:tcPr>
           <w:p>
@@ -22952,7 +23397,7 @@
         </w:tc>
         <w:tc>
           <w:tcPr>
-            <w:tcW w:w="2934" w:type="dxa"/>
+            <w:tcW w:w="2818" w:type="dxa"/>
             <w:vAlign w:val="top"/>
           </w:tcPr>
           <w:p>
@@ -22997,7 +23442,7 @@
         </w:tc>
         <w:tc>
           <w:tcPr>
-            <w:tcW w:w="2355" w:type="dxa"/>
+            <w:tcW w:w="2270" w:type="dxa"/>
             <w:vAlign w:val="top"/>
           </w:tcPr>
           <w:p>
@@ -23034,7 +23479,7 @@
         </w:tc>
         <w:tc>
           <w:tcPr>
-            <w:tcW w:w="6263" w:type="dxa"/>
+            <w:tcW w:w="6464" w:type="dxa"/>
             <w:shd w:val="clear" w:color="auto" w:fill="F4F7FB"/>
             <w:vAlign w:val="top"/>
           </w:tcPr>
@@ -23050,7 +23495,7 @@
         </w:tc>
         <w:tc>
           <w:tcPr>
-            <w:tcW w:w="2934" w:type="dxa"/>
+            <w:tcW w:w="2818" w:type="dxa"/>
             <w:shd w:val="clear" w:color="auto" w:fill="F4F7FB"/>
             <w:vAlign w:val="top"/>
           </w:tcPr>
@@ -23098,7 +23543,7 @@
         </w:tc>
         <w:tc>
           <w:tcPr>
-            <w:tcW w:w="2355" w:type="dxa"/>
+            <w:tcW w:w="2270" w:type="dxa"/>
             <w:shd w:val="clear" w:color="auto" w:fill="F4F7FB"/>
             <w:vAlign w:val="top"/>
           </w:tcPr>
@@ -23135,7 +23580,7 @@
         </w:tc>
         <w:tc>
           <w:tcPr>
-            <w:tcW w:w="6263" w:type="dxa"/>
+            <w:tcW w:w="6464" w:type="dxa"/>
             <w:vAlign w:val="top"/>
           </w:tcPr>
           <w:p>
@@ -23150,7 +23595,7 @@
         </w:tc>
         <w:tc>
           <w:tcPr>
-            <w:tcW w:w="2934" w:type="dxa"/>
+            <w:tcW w:w="2818" w:type="dxa"/>
             <w:vAlign w:val="top"/>
           </w:tcPr>
           <w:p>
@@ -23195,7 +23640,7 @@
         </w:tc>
         <w:tc>
           <w:tcPr>
-            <w:tcW w:w="2355" w:type="dxa"/>
+            <w:tcW w:w="2270" w:type="dxa"/>
             <w:vAlign w:val="top"/>
           </w:tcPr>
           <w:p>
@@ -23266,7 +23711,7 @@
         <w:pStyle w:val="FirstParagraph"/>
       </w:pPr>
       <w:r>
-        <w:t xml:space="preserve">The staff console and the customer app are being redesigned with business-language labels throughout. The redesign keeps every function listed above. Screenshots of the redesigned screens are in TGP-MAN-01 Staff Console User Manual and TGP-MAN-02 Customer App Guide; navigation is described in TGP-UX-03 Information Architecture and Navigation.</w:t>
+        <w:t xml:space="preserve">The staff console and the customer app use business-language labels throughout. Screenshots are in TGP-MAN-01 Staff Console User Manual and TGP-MAN-02 Customer App Guide; navigation is described in TGP-UX-03 Information Architecture and Navigation.</w:t>
       </w:r>
     </w:p>
     <w:p>
@@ -23284,7 +23729,7 @@
         <w:pStyle w:val="FirstParagraph"/>
       </w:pPr>
       <w:r>
-        <w:t xml:space="preserve">The console has a grouped sidebar, a global search by plate or phone, notifications (rule changes awaiting approval, new hot leads, claims near their acknowledgement time, open data issues) and a user menu for language, theme, password and sign-out.</w:t>
+        <w:t xml:space="preserve">The console has a grouped sidebar, a global search by plate or phone, notifications (rule changes awaiting approval, new hot leads, claims near their acknowledgement time, open data issues, data requests due within 24 hours or overdue) and a user menu for language, theme, password and sign-out.</w:t>
       </w:r>
     </w:p>
     <w:tbl>
@@ -23311,9 +23756,9 @@
       </w:tblPr>
       <w:tblGrid>
         <w:gridCol w:w="1617"/>
-        <w:gridCol w:w="1994"/>
-        <w:gridCol w:w="3481"/>
-        <w:gridCol w:w="1935"/>
+        <w:gridCol w:w="1978"/>
+        <w:gridCol w:w="3500"/>
+        <w:gridCol w:w="1932"/>
       </w:tblGrid>
       <w:tr>
         <w:trPr>
@@ -23341,7 +23786,7 @@
         </w:tc>
         <w:tc>
           <w:tcPr>
-            <w:tcW w:w="1994" w:type="dxa"/>
+            <w:tcW w:w="1978" w:type="dxa"/>
             <w:shd w:val="clear" w:color="auto" w:fill="0F4761"/>
             <w:vAlign w:val="center"/>
           </w:tcPr>
@@ -23360,7 +23805,7 @@
         </w:tc>
         <w:tc>
           <w:tcPr>
-            <w:tcW w:w="3481" w:type="dxa"/>
+            <w:tcW w:w="3500" w:type="dxa"/>
             <w:shd w:val="clear" w:color="auto" w:fill="0F4761"/>
             <w:vAlign w:val="center"/>
           </w:tcPr>
@@ -23379,7 +23824,7 @@
         </w:tc>
         <w:tc>
           <w:tcPr>
-            <w:tcW w:w="1935" w:type="dxa"/>
+            <w:tcW w:w="1932" w:type="dxa"/>
             <w:shd w:val="clear" w:color="auto" w:fill="0F4761"/>
             <w:vAlign w:val="center"/>
           </w:tcPr>
@@ -23418,7 +23863,7 @@
         </w:tc>
         <w:tc>
           <w:tcPr>
-            <w:tcW w:w="1994" w:type="dxa"/>
+            <w:tcW w:w="1978" w:type="dxa"/>
             <w:vAlign w:val="top"/>
           </w:tcPr>
           <w:p>
@@ -23433,7 +23878,7 @@
         </w:tc>
         <w:tc>
           <w:tcPr>
-            <w:tcW w:w="3481" w:type="dxa"/>
+            <w:tcW w:w="3500" w:type="dxa"/>
             <w:vAlign w:val="top"/>
           </w:tcPr>
           <w:p>
@@ -23448,7 +23893,7 @@
         </w:tc>
         <w:tc>
           <w:tcPr>
-            <w:tcW w:w="1935" w:type="dxa"/>
+            <w:tcW w:w="1932" w:type="dxa"/>
             <w:vAlign w:val="top"/>
           </w:tcPr>
           <w:p>
@@ -23484,7 +23929,7 @@
         </w:tc>
         <w:tc>
           <w:tcPr>
-            <w:tcW w:w="1994" w:type="dxa"/>
+            <w:tcW w:w="1978" w:type="dxa"/>
             <w:shd w:val="clear" w:color="auto" w:fill="F4F7FB"/>
             <w:vAlign w:val="top"/>
           </w:tcPr>
@@ -23500,7 +23945,7 @@
         </w:tc>
         <w:tc>
           <w:tcPr>
-            <w:tcW w:w="3481" w:type="dxa"/>
+            <w:tcW w:w="3500" w:type="dxa"/>
             <w:shd w:val="clear" w:color="auto" w:fill="F4F7FB"/>
             <w:vAlign w:val="top"/>
           </w:tcPr>
@@ -23516,7 +23961,7 @@
         </w:tc>
         <w:tc>
           <w:tcPr>
-            <w:tcW w:w="1935" w:type="dxa"/>
+            <w:tcW w:w="1932" w:type="dxa"/>
             <w:shd w:val="clear" w:color="auto" w:fill="F4F7FB"/>
             <w:vAlign w:val="top"/>
           </w:tcPr>
@@ -23552,7 +23997,7 @@
         </w:tc>
         <w:tc>
           <w:tcPr>
-            <w:tcW w:w="1994" w:type="dxa"/>
+            <w:tcW w:w="1978" w:type="dxa"/>
             <w:vAlign w:val="top"/>
           </w:tcPr>
           <w:p>
@@ -23567,7 +24012,7 @@
         </w:tc>
         <w:tc>
           <w:tcPr>
-            <w:tcW w:w="3481" w:type="dxa"/>
+            <w:tcW w:w="3500" w:type="dxa"/>
             <w:vAlign w:val="top"/>
           </w:tcPr>
           <w:p>
@@ -23582,7 +24027,7 @@
         </w:tc>
         <w:tc>
           <w:tcPr>
-            <w:tcW w:w="1935" w:type="dxa"/>
+            <w:tcW w:w="1932" w:type="dxa"/>
             <w:vAlign w:val="top"/>
           </w:tcPr>
           <w:p>
@@ -23618,7 +24063,7 @@
         </w:tc>
         <w:tc>
           <w:tcPr>
-            <w:tcW w:w="1994" w:type="dxa"/>
+            <w:tcW w:w="1978" w:type="dxa"/>
             <w:shd w:val="clear" w:color="auto" w:fill="F4F7FB"/>
             <w:vAlign w:val="top"/>
           </w:tcPr>
@@ -23634,7 +24079,7 @@
         </w:tc>
         <w:tc>
           <w:tcPr>
-            <w:tcW w:w="3481" w:type="dxa"/>
+            <w:tcW w:w="3500" w:type="dxa"/>
             <w:shd w:val="clear" w:color="auto" w:fill="F4F7FB"/>
             <w:vAlign w:val="top"/>
           </w:tcPr>
@@ -23650,7 +24095,7 @@
         </w:tc>
         <w:tc>
           <w:tcPr>
-            <w:tcW w:w="1935" w:type="dxa"/>
+            <w:tcW w:w="1932" w:type="dxa"/>
             <w:shd w:val="clear" w:color="auto" w:fill="F4F7FB"/>
             <w:vAlign w:val="top"/>
           </w:tcPr>
@@ -23686,7 +24131,7 @@
         </w:tc>
         <w:tc>
           <w:tcPr>
-            <w:tcW w:w="1994" w:type="dxa"/>
+            <w:tcW w:w="1978" w:type="dxa"/>
             <w:vAlign w:val="top"/>
           </w:tcPr>
           <w:p>
@@ -23701,7 +24146,7 @@
         </w:tc>
         <w:tc>
           <w:tcPr>
-            <w:tcW w:w="3481" w:type="dxa"/>
+            <w:tcW w:w="3500" w:type="dxa"/>
             <w:vAlign w:val="top"/>
           </w:tcPr>
           <w:p>
@@ -23716,7 +24161,7 @@
         </w:tc>
         <w:tc>
           <w:tcPr>
-            <w:tcW w:w="1935" w:type="dxa"/>
+            <w:tcW w:w="1932" w:type="dxa"/>
             <w:vAlign w:val="top"/>
           </w:tcPr>
           <w:p>
@@ -23752,7 +24197,7 @@
         </w:tc>
         <w:tc>
           <w:tcPr>
-            <w:tcW w:w="1994" w:type="dxa"/>
+            <w:tcW w:w="1978" w:type="dxa"/>
             <w:shd w:val="clear" w:color="auto" w:fill="F4F7FB"/>
             <w:vAlign w:val="top"/>
           </w:tcPr>
@@ -23768,7 +24213,7 @@
         </w:tc>
         <w:tc>
           <w:tcPr>
-            <w:tcW w:w="3481" w:type="dxa"/>
+            <w:tcW w:w="3500" w:type="dxa"/>
             <w:shd w:val="clear" w:color="auto" w:fill="F4F7FB"/>
             <w:vAlign w:val="top"/>
           </w:tcPr>
@@ -23784,7 +24229,7 @@
         </w:tc>
         <w:tc>
           <w:tcPr>
-            <w:tcW w:w="1935" w:type="dxa"/>
+            <w:tcW w:w="1932" w:type="dxa"/>
             <w:shd w:val="clear" w:color="auto" w:fill="F4F7FB"/>
             <w:vAlign w:val="top"/>
           </w:tcPr>
@@ -23820,7 +24265,7 @@
         </w:tc>
         <w:tc>
           <w:tcPr>
-            <w:tcW w:w="1994" w:type="dxa"/>
+            <w:tcW w:w="1978" w:type="dxa"/>
             <w:vAlign w:val="top"/>
           </w:tcPr>
           <w:p>
@@ -23835,7 +24280,7 @@
         </w:tc>
         <w:tc>
           <w:tcPr>
-            <w:tcW w:w="3481" w:type="dxa"/>
+            <w:tcW w:w="3500" w:type="dxa"/>
             <w:vAlign w:val="top"/>
           </w:tcPr>
           <w:p>
@@ -23850,7 +24295,7 @@
         </w:tc>
         <w:tc>
           <w:tcPr>
-            <w:tcW w:w="1935" w:type="dxa"/>
+            <w:tcW w:w="1932" w:type="dxa"/>
             <w:vAlign w:val="top"/>
           </w:tcPr>
           <w:p>
@@ -23886,7 +24331,7 @@
         </w:tc>
         <w:tc>
           <w:tcPr>
-            <w:tcW w:w="1994" w:type="dxa"/>
+            <w:tcW w:w="1978" w:type="dxa"/>
             <w:shd w:val="clear" w:color="auto" w:fill="F4F7FB"/>
             <w:vAlign w:val="top"/>
           </w:tcPr>
@@ -23902,7 +24347,7 @@
         </w:tc>
         <w:tc>
           <w:tcPr>
-            <w:tcW w:w="3481" w:type="dxa"/>
+            <w:tcW w:w="3500" w:type="dxa"/>
             <w:shd w:val="clear" w:color="auto" w:fill="F4F7FB"/>
             <w:vAlign w:val="top"/>
           </w:tcPr>
@@ -23918,7 +24363,7 @@
         </w:tc>
         <w:tc>
           <w:tcPr>
-            <w:tcW w:w="1935" w:type="dxa"/>
+            <w:tcW w:w="1932" w:type="dxa"/>
             <w:shd w:val="clear" w:color="auto" w:fill="F4F7FB"/>
             <w:vAlign w:val="top"/>
           </w:tcPr>
@@ -23954,7 +24399,7 @@
         </w:tc>
         <w:tc>
           <w:tcPr>
-            <w:tcW w:w="1994" w:type="dxa"/>
+            <w:tcW w:w="1978" w:type="dxa"/>
             <w:vAlign w:val="top"/>
           </w:tcPr>
           <w:p>
@@ -23969,7 +24414,7 @@
         </w:tc>
         <w:tc>
           <w:tcPr>
-            <w:tcW w:w="3481" w:type="dxa"/>
+            <w:tcW w:w="3500" w:type="dxa"/>
             <w:vAlign w:val="top"/>
           </w:tcPr>
           <w:p>
@@ -23984,7 +24429,7 @@
         </w:tc>
         <w:tc>
           <w:tcPr>
-            <w:tcW w:w="1935" w:type="dxa"/>
+            <w:tcW w:w="1932" w:type="dxa"/>
             <w:noWrap/>
             <w:vAlign w:val="top"/>
           </w:tcPr>
@@ -24021,7 +24466,7 @@
         </w:tc>
         <w:tc>
           <w:tcPr>
-            <w:tcW w:w="1994" w:type="dxa"/>
+            <w:tcW w:w="1978" w:type="dxa"/>
             <w:shd w:val="clear" w:color="auto" w:fill="F4F7FB"/>
             <w:vAlign w:val="top"/>
           </w:tcPr>
@@ -24037,7 +24482,7 @@
         </w:tc>
         <w:tc>
           <w:tcPr>
-            <w:tcW w:w="3481" w:type="dxa"/>
+            <w:tcW w:w="3500" w:type="dxa"/>
             <w:shd w:val="clear" w:color="auto" w:fill="F4F7FB"/>
             <w:vAlign w:val="top"/>
           </w:tcPr>
@@ -24053,7 +24498,7 @@
         </w:tc>
         <w:tc>
           <w:tcPr>
-            <w:tcW w:w="1935" w:type="dxa"/>
+            <w:tcW w:w="1932" w:type="dxa"/>
             <w:shd w:val="clear" w:color="auto" w:fill="F4F7FB"/>
             <w:noWrap/>
             <w:vAlign w:val="top"/>
@@ -24090,7 +24535,7 @@
         </w:tc>
         <w:tc>
           <w:tcPr>
-            <w:tcW w:w="1994" w:type="dxa"/>
+            <w:tcW w:w="1978" w:type="dxa"/>
             <w:vAlign w:val="top"/>
           </w:tcPr>
           <w:p>
@@ -24105,7 +24550,7 @@
         </w:tc>
         <w:tc>
           <w:tcPr>
-            <w:tcW w:w="3481" w:type="dxa"/>
+            <w:tcW w:w="3500" w:type="dxa"/>
             <w:vAlign w:val="top"/>
           </w:tcPr>
           <w:p>
@@ -24120,7 +24565,7 @@
         </w:tc>
         <w:tc>
           <w:tcPr>
-            <w:tcW w:w="1935" w:type="dxa"/>
+            <w:tcW w:w="1932" w:type="dxa"/>
             <w:vAlign w:val="top"/>
           </w:tcPr>
           <w:p>
@@ -24150,14 +24595,81 @@
               <w:jc w:val="left"/>
             </w:pPr>
             <w:r>
+              <w:t xml:space="preserve">Data requests</w:t>
+            </w:r>
+          </w:p>
+        </w:tc>
+        <w:tc>
+          <w:tcPr>
+            <w:tcW w:w="1978" w:type="dxa"/>
+            <w:shd w:val="clear" w:color="auto" w:fill="F4F7FB"/>
+            <w:vAlign w:val="top"/>
+          </w:tcPr>
+          <w:p>
+            <w:pPr>
+              <w:pStyle w:val="TableText"/>
+              <w:jc w:val="left"/>
+            </w:pPr>
+            <w:r>
+              <w:t xml:space="preserve">Compliance</w:t>
+            </w:r>
+          </w:p>
+        </w:tc>
+        <w:tc>
+          <w:tcPr>
+            <w:tcW w:w="3500" w:type="dxa"/>
+            <w:shd w:val="clear" w:color="auto" w:fill="F4F7FB"/>
+            <w:vAlign w:val="top"/>
+          </w:tcPr>
+          <w:p>
+            <w:pPr>
+              <w:pStyle w:val="TableText"/>
+              <w:jc w:val="left"/>
+            </w:pPr>
+            <w:r>
+              <w:t xml:space="preserve">Log, verify identity, export, erase or refuse; due times and timeline</w:t>
+            </w:r>
+          </w:p>
+        </w:tc>
+        <w:tc>
+          <w:tcPr>
+            <w:tcW w:w="1932" w:type="dxa"/>
+            <w:shd w:val="clear" w:color="auto" w:fill="F4F7FB"/>
+            <w:vAlign w:val="top"/>
+          </w:tcPr>
+          <w:p>
+            <w:pPr>
+              <w:pStyle w:val="TableText"/>
+              <w:jc w:val="left"/>
+            </w:pPr>
+            <w:r>
+              <w:t xml:space="preserve">FR-080, FR-118</w:t>
+            </w:r>
+          </w:p>
+        </w:tc>
+      </w:tr>
+      <w:tr>
+        <w:trPr>
+          <w:cantSplit/>
+        </w:trPr>
+        <w:tc>
+          <w:tcPr>
+            <w:tcW w:w="1617" w:type="dxa"/>
+            <w:vAlign w:val="top"/>
+          </w:tcPr>
+          <w:p>
+            <w:pPr>
+              <w:pStyle w:val="TableText"/>
+              <w:jc w:val="left"/>
+            </w:pPr>
+            <w:r>
               <w:t xml:space="preserve">Users and Operations</w:t>
             </w:r>
           </w:p>
         </w:tc>
         <w:tc>
           <w:tcPr>
-            <w:tcW w:w="1994" w:type="dxa"/>
-            <w:shd w:val="clear" w:color="auto" w:fill="F4F7FB"/>
+            <w:tcW w:w="1978" w:type="dxa"/>
             <w:vAlign w:val="top"/>
           </w:tcPr>
           <w:p>
@@ -24172,8 +24684,7 @@
         </w:tc>
         <w:tc>
           <w:tcPr>
-            <w:tcW w:w="3481" w:type="dxa"/>
-            <w:shd w:val="clear" w:color="auto" w:fill="F4F7FB"/>
+            <w:tcW w:w="3500" w:type="dxa"/>
             <w:vAlign w:val="top"/>
           </w:tcPr>
           <w:p>
@@ -24188,8 +24699,7 @@
         </w:tc>
         <w:tc>
           <w:tcPr>
-            <w:tcW w:w="1935" w:type="dxa"/>
-            <w:shd w:val="clear" w:color="auto" w:fill="F4F7FB"/>
+            <w:tcW w:w="1932" w:type="dxa"/>
             <w:vAlign w:val="top"/>
           </w:tcPr>
           <w:p>
@@ -24210,7 +24720,7 @@
         <w:spacing w:before="160"/>
       </w:pPr>
       <w:r>
-        <w:t xml:space="preserve">Workflow actions use verbs: Claim, Send to customer, Record inspection, Submit for approval, Approve, Reject, Roll back.</w:t>
+        <w:t xml:space="preserve">Workflow actions use verbs: Claim, Send to customer, Record inspection, Submit for approval, Approve, Reject, Roll back, Log request, Export data, Erase personal data.</w:t>
       </w:r>
     </w:p>
     <w:p>
@@ -24246,9 +24756,9 @@
         <w:tblLook w:val="04A0" w:firstRow="1" w:lastRow="0" w:firstColumn="0" w:lastColumn="0" w:noHBand="0" w:noVBand="1"/>
       </w:tblPr>
       <w:tblGrid>
-        <w:gridCol w:w="2212"/>
-        <w:gridCol w:w="5083"/>
-        <w:gridCol w:w="1732"/>
+        <w:gridCol w:w="2008"/>
+        <w:gridCol w:w="5068"/>
+        <w:gridCol w:w="1951"/>
       </w:tblGrid>
       <w:tr>
         <w:trPr>
@@ -24257,7 +24767,7 @@
         </w:trPr>
         <w:tc>
           <w:tcPr>
-            <w:tcW w:w="2212" w:type="dxa"/>
+            <w:tcW w:w="2008" w:type="dxa"/>
             <w:shd w:val="clear" w:color="auto" w:fill="0F4761"/>
             <w:vAlign w:val="center"/>
           </w:tcPr>
@@ -24276,7 +24786,7 @@
         </w:tc>
         <w:tc>
           <w:tcPr>
-            <w:tcW w:w="5083" w:type="dxa"/>
+            <w:tcW w:w="5068" w:type="dxa"/>
             <w:shd w:val="clear" w:color="auto" w:fill="0F4761"/>
             <w:vAlign w:val="center"/>
           </w:tcPr>
@@ -24295,7 +24805,7 @@
         </w:tc>
         <w:tc>
           <w:tcPr>
-            <w:tcW w:w="1732" w:type="dxa"/>
+            <w:tcW w:w="1951" w:type="dxa"/>
             <w:shd w:val="clear" w:color="auto" w:fill="0F4761"/>
             <w:vAlign w:val="center"/>
           </w:tcPr>
@@ -24319,7 +24829,7 @@
         </w:trPr>
         <w:tc>
           <w:tcPr>
-            <w:tcW w:w="2212" w:type="dxa"/>
+            <w:tcW w:w="2008" w:type="dxa"/>
             <w:vAlign w:val="top"/>
           </w:tcPr>
           <w:p>
@@ -24334,31 +24844,49 @@
         </w:tc>
         <w:tc>
           <w:tcPr>
-            <w:tcW w:w="5083" w:type="dxa"/>
-            <w:vAlign w:val="top"/>
-          </w:tcPr>
-          <w:p>
-            <w:pPr>
-              <w:pStyle w:val="TableText"/>
-              <w:jc w:val="left"/>
-            </w:pPr>
-            <w:r>
-              <w:t xml:space="preserve">Quotes waiting for confirmation, cover status, confirm expiry, benefits, my policies</w:t>
-            </w:r>
-          </w:p>
-        </w:tc>
-        <w:tc>
-          <w:tcPr>
-            <w:tcW w:w="1732" w:type="dxa"/>
-            <w:vAlign w:val="top"/>
-          </w:tcPr>
-          <w:p>
-            <w:pPr>
-              <w:pStyle w:val="TableText"/>
-              <w:jc w:val="left"/>
-            </w:pPr>
-            <w:r>
-              <w:t xml:space="preserve">FR-075, FR-076</w:t>
+            <w:tcW w:w="5068" w:type="dxa"/>
+            <w:vAlign w:val="top"/>
+          </w:tcPr>
+          <w:p>
+            <w:pPr>
+              <w:pStyle w:val="TableText"/>
+              <w:jc w:val="left"/>
+            </w:pPr>
+            <w:r>
+              <w:t xml:space="preserve">Quotes waiting for confirmation, cover status, confirm expiry,</w:t>
+            </w:r>
+            <w:r>
+              <w:t xml:space="preserve"> </w:t>
+            </w:r>
+            <w:r>
+              <w:t xml:space="preserve">“</w:t>
+            </w:r>
+            <w:r>
+              <w:t xml:space="preserve">Gia hạn nhanh</w:t>
+            </w:r>
+            <w:r>
+              <w:t xml:space="preserve">”</w:t>
+            </w:r>
+            <w:r>
+              <w:t xml:space="preserve"> </w:t>
+            </w:r>
+            <w:r>
+              <w:t xml:space="preserve">when the customer qualifies, benefits, my policies</w:t>
+            </w:r>
+          </w:p>
+        </w:tc>
+        <w:tc>
+          <w:tcPr>
+            <w:tcW w:w="1951" w:type="dxa"/>
+            <w:vAlign w:val="top"/>
+          </w:tcPr>
+          <w:p>
+            <w:pPr>
+              <w:pStyle w:val="TableText"/>
+              <w:jc w:val="left"/>
+            </w:pPr>
+            <w:r>
+              <w:t xml:space="preserve">FR-075, FR-076, FR-119</w:t>
             </w:r>
           </w:p>
         </w:tc>
@@ -24369,7 +24897,7 @@
         </w:trPr>
         <w:tc>
           <w:tcPr>
-            <w:tcW w:w="2212" w:type="dxa"/>
+            <w:tcW w:w="2008" w:type="dxa"/>
             <w:shd w:val="clear" w:color="auto" w:fill="F4F7FB"/>
             <w:vAlign w:val="top"/>
           </w:tcPr>
@@ -24385,34 +24913,33 @@
         </w:tc>
         <w:tc>
           <w:tcPr>
-            <w:tcW w:w="5083" w:type="dxa"/>
-            <w:shd w:val="clear" w:color="auto" w:fill="F4F7FB"/>
-            <w:vAlign w:val="top"/>
-          </w:tcPr>
-          <w:p>
-            <w:pPr>
-              <w:pStyle w:val="TableText"/>
-              <w:jc w:val="left"/>
-            </w:pPr>
-            <w:r>
-              <w:t xml:space="preserve">TNDS with optional add-ons, review, pay with the VETC wallet, e-certificate</w:t>
-            </w:r>
-          </w:p>
-        </w:tc>
-        <w:tc>
-          <w:tcPr>
-            <w:tcW w:w="1732" w:type="dxa"/>
-            <w:shd w:val="clear" w:color="auto" w:fill="F4F7FB"/>
-            <w:noWrap/>
-            <w:vAlign w:val="top"/>
-          </w:tcPr>
-          <w:p>
-            <w:pPr>
-              <w:pStyle w:val="TableText"/>
-              <w:jc w:val="left"/>
-            </w:pPr>
-            <w:r>
-              <w:t xml:space="preserve">FR-077</w:t>
+            <w:tcW w:w="5068" w:type="dxa"/>
+            <w:shd w:val="clear" w:color="auto" w:fill="F4F7FB"/>
+            <w:vAlign w:val="top"/>
+          </w:tcPr>
+          <w:p>
+            <w:pPr>
+              <w:pStyle w:val="TableText"/>
+              <w:jc w:val="left"/>
+            </w:pPr>
+            <w:r>
+              <w:t xml:space="preserve">Confirm vehicle use and seats, TNDS with optional add-ons, review, pay with the VETC wallet or TASCO’s payment gateway, e-certificate</w:t>
+            </w:r>
+          </w:p>
+        </w:tc>
+        <w:tc>
+          <w:tcPr>
+            <w:tcW w:w="1951" w:type="dxa"/>
+            <w:shd w:val="clear" w:color="auto" w:fill="F4F7FB"/>
+            <w:vAlign w:val="top"/>
+          </w:tcPr>
+          <w:p>
+            <w:pPr>
+              <w:pStyle w:val="TableText"/>
+              <w:jc w:val="left"/>
+            </w:pPr>
+            <w:r>
+              <w:t xml:space="preserve">FR-077, FR-116, FR-117</w:t>
             </w:r>
           </w:p>
         </w:tc>
@@ -24423,7 +24950,7 @@
         </w:trPr>
         <w:tc>
           <w:tcPr>
-            <w:tcW w:w="2212" w:type="dxa"/>
+            <w:tcW w:w="2008" w:type="dxa"/>
             <w:vAlign w:val="top"/>
           </w:tcPr>
           <w:p>
@@ -24438,7 +24965,7 @@
         </w:tc>
         <w:tc>
           <w:tcPr>
-            <w:tcW w:w="5083" w:type="dxa"/>
+            <w:tcW w:w="5068" w:type="dxa"/>
             <w:vAlign w:val="top"/>
           </w:tcPr>
           <w:p>
@@ -24453,7 +24980,7 @@
         </w:tc>
         <w:tc>
           <w:tcPr>
-            <w:tcW w:w="1732" w:type="dxa"/>
+            <w:tcW w:w="1951" w:type="dxa"/>
             <w:vAlign w:val="top"/>
           </w:tcPr>
           <w:p>
@@ -24473,7 +25000,7 @@
         </w:trPr>
         <w:tc>
           <w:tcPr>
-            <w:tcW w:w="2212" w:type="dxa"/>
+            <w:tcW w:w="2008" w:type="dxa"/>
             <w:shd w:val="clear" w:color="auto" w:fill="F4F7FB"/>
             <w:vAlign w:val="top"/>
           </w:tcPr>
@@ -24489,7 +25016,7 @@
         </w:tc>
         <w:tc>
           <w:tcPr>
-            <w:tcW w:w="5083" w:type="dxa"/>
+            <w:tcW w:w="5068" w:type="dxa"/>
             <w:shd w:val="clear" w:color="auto" w:fill="F4F7FB"/>
             <w:vAlign w:val="top"/>
           </w:tcPr>
@@ -24505,7 +25032,7 @@
         </w:tc>
         <w:tc>
           <w:tcPr>
-            <w:tcW w:w="1732" w:type="dxa"/>
+            <w:tcW w:w="1951" w:type="dxa"/>
             <w:shd w:val="clear" w:color="auto" w:fill="F4F7FB"/>
             <w:vAlign w:val="top"/>
           </w:tcPr>
@@ -24526,7 +25053,7 @@
         </w:trPr>
         <w:tc>
           <w:tcPr>
-            <w:tcW w:w="2212" w:type="dxa"/>
+            <w:tcW w:w="2008" w:type="dxa"/>
             <w:vAlign w:val="top"/>
           </w:tcPr>
           <w:p>
@@ -24541,7 +25068,7 @@
         </w:tc>
         <w:tc>
           <w:tcPr>
-            <w:tcW w:w="5083" w:type="dxa"/>
+            <w:tcW w:w="5068" w:type="dxa"/>
             <w:vAlign w:val="top"/>
           </w:tcPr>
           <w:p>
@@ -24556,7 +25083,7 @@
         </w:tc>
         <w:tc>
           <w:tcPr>
-            <w:tcW w:w="1732" w:type="dxa"/>
+            <w:tcW w:w="1951" w:type="dxa"/>
             <w:noWrap/>
             <w:vAlign w:val="top"/>
           </w:tcPr>
@@ -24639,8 +25166,8 @@
         <w:tblLook w:val="04A0" w:firstRow="1" w:lastRow="0" w:firstColumn="0" w:lastColumn="0" w:noHBand="0" w:noVBand="1"/>
       </w:tblPr>
       <w:tblGrid>
-        <w:gridCol w:w="5369"/>
-        <w:gridCol w:w="3658"/>
+        <w:gridCol w:w="5103"/>
+        <w:gridCol w:w="3924"/>
       </w:tblGrid>
       <w:tr>
         <w:trPr>
@@ -24649,7 +25176,7 @@
         </w:trPr>
         <w:tc>
           <w:tcPr>
-            <w:tcW w:w="5369" w:type="dxa"/>
+            <w:tcW w:w="5103" w:type="dxa"/>
             <w:shd w:val="clear" w:color="auto" w:fill="0F4761"/>
             <w:vAlign w:val="center"/>
           </w:tcPr>
@@ -24668,7 +25195,7 @@
         </w:tc>
         <w:tc>
           <w:tcPr>
-            <w:tcW w:w="3658" w:type="dxa"/>
+            <w:tcW w:w="3924" w:type="dxa"/>
             <w:shd w:val="clear" w:color="auto" w:fill="0F4761"/>
             <w:vAlign w:val="center"/>
           </w:tcPr>
@@ -24692,7 +25219,7 @@
         </w:trPr>
         <w:tc>
           <w:tcPr>
-            <w:tcW w:w="5369" w:type="dxa"/>
+            <w:tcW w:w="5103" w:type="dxa"/>
             <w:vAlign w:val="top"/>
           </w:tcPr>
           <w:p>
@@ -24707,16 +25234,16 @@
         </w:tc>
         <w:tc>
           <w:tcPr>
-            <w:tcW w:w="3658" w:type="dxa"/>
-            <w:vAlign w:val="top"/>
-          </w:tcPr>
-          <w:p>
-            <w:pPr>
-              <w:pStyle w:val="TableText"/>
-              <w:jc w:val="left"/>
-            </w:pPr>
-            <w:r>
-              <w:t xml:space="preserve">FR-004 to FR-007</w:t>
+            <w:tcW w:w="3924" w:type="dxa"/>
+            <w:vAlign w:val="top"/>
+          </w:tcPr>
+          <w:p>
+            <w:pPr>
+              <w:pStyle w:val="TableText"/>
+              <w:jc w:val="left"/>
+            </w:pPr>
+            <w:r>
+              <w:t xml:space="preserve">FR-004 to FR-007, FR-116</w:t>
             </w:r>
           </w:p>
         </w:tc>
@@ -24727,7 +25254,7 @@
         </w:trPr>
         <w:tc>
           <w:tcPr>
-            <w:tcW w:w="5369" w:type="dxa"/>
+            <w:tcW w:w="5103" w:type="dxa"/>
             <w:shd w:val="clear" w:color="auto" w:fill="F4F7FB"/>
             <w:vAlign w:val="top"/>
           </w:tcPr>
@@ -24743,7 +25270,7 @@
         </w:tc>
         <w:tc>
           <w:tcPr>
-            <w:tcW w:w="3658" w:type="dxa"/>
+            <w:tcW w:w="3924" w:type="dxa"/>
             <w:shd w:val="clear" w:color="auto" w:fill="F4F7FB"/>
             <w:noWrap/>
             <w:vAlign w:val="top"/>
@@ -24765,7 +25292,7 @@
         </w:trPr>
         <w:tc>
           <w:tcPr>
-            <w:tcW w:w="5369" w:type="dxa"/>
+            <w:tcW w:w="5103" w:type="dxa"/>
             <w:vAlign w:val="top"/>
           </w:tcPr>
           <w:p>
@@ -24780,7 +25307,7 @@
         </w:tc>
         <w:tc>
           <w:tcPr>
-            <w:tcW w:w="3658" w:type="dxa"/>
+            <w:tcW w:w="3924" w:type="dxa"/>
             <w:vAlign w:val="top"/>
           </w:tcPr>
           <w:p>
@@ -24800,7 +25327,7 @@
         </w:trPr>
         <w:tc>
           <w:tcPr>
-            <w:tcW w:w="5369" w:type="dxa"/>
+            <w:tcW w:w="5103" w:type="dxa"/>
             <w:shd w:val="clear" w:color="auto" w:fill="F4F7FB"/>
             <w:vAlign w:val="top"/>
           </w:tcPr>
@@ -24816,7 +25343,7 @@
         </w:tc>
         <w:tc>
           <w:tcPr>
-            <w:tcW w:w="3658" w:type="dxa"/>
+            <w:tcW w:w="3924" w:type="dxa"/>
             <w:shd w:val="clear" w:color="auto" w:fill="F4F7FB"/>
             <w:vAlign w:val="top"/>
           </w:tcPr>
@@ -24837,7 +25364,7 @@
         </w:trPr>
         <w:tc>
           <w:tcPr>
-            <w:tcW w:w="5369" w:type="dxa"/>
+            <w:tcW w:w="5103" w:type="dxa"/>
             <w:vAlign w:val="top"/>
           </w:tcPr>
           <w:p>
@@ -24852,7 +25379,7 @@
         </w:tc>
         <w:tc>
           <w:tcPr>
-            <w:tcW w:w="3658" w:type="dxa"/>
+            <w:tcW w:w="3924" w:type="dxa"/>
             <w:vAlign w:val="top"/>
           </w:tcPr>
           <w:p>
@@ -24872,7 +25399,7 @@
         </w:trPr>
         <w:tc>
           <w:tcPr>
-            <w:tcW w:w="5369" w:type="dxa"/>
+            <w:tcW w:w="5103" w:type="dxa"/>
             <w:shd w:val="clear" w:color="auto" w:fill="F4F7FB"/>
             <w:vAlign w:val="top"/>
           </w:tcPr>
@@ -24888,7 +25415,7 @@
         </w:tc>
         <w:tc>
           <w:tcPr>
-            <w:tcW w:w="3658" w:type="dxa"/>
+            <w:tcW w:w="3924" w:type="dxa"/>
             <w:shd w:val="clear" w:color="auto" w:fill="F4F7FB"/>
             <w:vAlign w:val="top"/>
           </w:tcPr>
@@ -24909,7 +25436,7 @@
         </w:trPr>
         <w:tc>
           <w:tcPr>
-            <w:tcW w:w="5369" w:type="dxa"/>
+            <w:tcW w:w="5103" w:type="dxa"/>
             <w:vAlign w:val="top"/>
           </w:tcPr>
           <w:p>
@@ -24924,7 +25451,7 @@
         </w:tc>
         <w:tc>
           <w:tcPr>
-            <w:tcW w:w="3658" w:type="dxa"/>
+            <w:tcW w:w="3924" w:type="dxa"/>
             <w:vAlign w:val="top"/>
           </w:tcPr>
           <w:p>
@@ -24944,7 +25471,7 @@
         </w:trPr>
         <w:tc>
           <w:tcPr>
-            <w:tcW w:w="5369" w:type="dxa"/>
+            <w:tcW w:w="5103" w:type="dxa"/>
             <w:shd w:val="clear" w:color="auto" w:fill="F4F7FB"/>
             <w:vAlign w:val="top"/>
           </w:tcPr>
@@ -24960,7 +25487,7 @@
         </w:tc>
         <w:tc>
           <w:tcPr>
-            <w:tcW w:w="3658" w:type="dxa"/>
+            <w:tcW w:w="3924" w:type="dxa"/>
             <w:shd w:val="clear" w:color="auto" w:fill="F4F7FB"/>
             <w:vAlign w:val="top"/>
           </w:tcPr>
@@ -24981,7 +25508,7 @@
         </w:trPr>
         <w:tc>
           <w:tcPr>
-            <w:tcW w:w="5369" w:type="dxa"/>
+            <w:tcW w:w="5103" w:type="dxa"/>
             <w:vAlign w:val="top"/>
           </w:tcPr>
           <w:p>
@@ -24996,7 +25523,7 @@
         </w:tc>
         <w:tc>
           <w:tcPr>
-            <w:tcW w:w="3658" w:type="dxa"/>
+            <w:tcW w:w="3924" w:type="dxa"/>
             <w:vAlign w:val="top"/>
           </w:tcPr>
           <w:p>
@@ -25016,7 +25543,7 @@
         </w:trPr>
         <w:tc>
           <w:tcPr>
-            <w:tcW w:w="5369" w:type="dxa"/>
+            <w:tcW w:w="5103" w:type="dxa"/>
             <w:shd w:val="clear" w:color="auto" w:fill="F4F7FB"/>
             <w:vAlign w:val="top"/>
           </w:tcPr>
@@ -25032,7 +25559,7 @@
         </w:tc>
         <w:tc>
           <w:tcPr>
-            <w:tcW w:w="3658" w:type="dxa"/>
+            <w:tcW w:w="3924" w:type="dxa"/>
             <w:shd w:val="clear" w:color="auto" w:fill="F4F7FB"/>
             <w:vAlign w:val="top"/>
           </w:tcPr>
@@ -25053,7 +25580,7 @@
         </w:trPr>
         <w:tc>
           <w:tcPr>
-            <w:tcW w:w="5369" w:type="dxa"/>
+            <w:tcW w:w="5103" w:type="dxa"/>
             <w:vAlign w:val="top"/>
           </w:tcPr>
           <w:p>
@@ -25068,16 +25595,16 @@
         </w:tc>
         <w:tc>
           <w:tcPr>
-            <w:tcW w:w="3658" w:type="dxa"/>
-            <w:vAlign w:val="top"/>
-          </w:tcPr>
-          <w:p>
-            <w:pPr>
-              <w:pStyle w:val="TableText"/>
-              <w:jc w:val="left"/>
-            </w:pPr>
-            <w:r>
-              <w:t xml:space="preserve">FR-045, FR-046, FR-057, FR-113</w:t>
+            <w:tcW w:w="3924" w:type="dxa"/>
+            <w:vAlign w:val="top"/>
+          </w:tcPr>
+          <w:p>
+            <w:pPr>
+              <w:pStyle w:val="TableText"/>
+              <w:jc w:val="left"/>
+            </w:pPr>
+            <w:r>
+              <w:t xml:space="preserve">FR-045, FR-046, FR-057, FR-113, FR-117</w:t>
             </w:r>
           </w:p>
         </w:tc>
@@ -25088,7 +25615,7 @@
         </w:trPr>
         <w:tc>
           <w:tcPr>
-            <w:tcW w:w="5369" w:type="dxa"/>
+            <w:tcW w:w="5103" w:type="dxa"/>
             <w:shd w:val="clear" w:color="auto" w:fill="F4F7FB"/>
             <w:vAlign w:val="top"/>
           </w:tcPr>
@@ -25104,7 +25631,7 @@
         </w:tc>
         <w:tc>
           <w:tcPr>
-            <w:tcW w:w="3658" w:type="dxa"/>
+            <w:tcW w:w="3924" w:type="dxa"/>
             <w:shd w:val="clear" w:color="auto" w:fill="F4F7FB"/>
             <w:vAlign w:val="top"/>
           </w:tcPr>
@@ -25125,7 +25652,7 @@
         </w:trPr>
         <w:tc>
           <w:tcPr>
-            <w:tcW w:w="5369" w:type="dxa"/>
+            <w:tcW w:w="5103" w:type="dxa"/>
             <w:vAlign w:val="top"/>
           </w:tcPr>
           <w:p>
@@ -25140,7 +25667,7 @@
         </w:tc>
         <w:tc>
           <w:tcPr>
-            <w:tcW w:w="3658" w:type="dxa"/>
+            <w:tcW w:w="3924" w:type="dxa"/>
             <w:vAlign w:val="top"/>
           </w:tcPr>
           <w:p>
@@ -25160,7 +25687,7 @@
         </w:trPr>
         <w:tc>
           <w:tcPr>
-            <w:tcW w:w="5369" w:type="dxa"/>
+            <w:tcW w:w="5103" w:type="dxa"/>
             <w:shd w:val="clear" w:color="auto" w:fill="F4F7FB"/>
             <w:vAlign w:val="top"/>
           </w:tcPr>
@@ -25176,7 +25703,7 @@
         </w:tc>
         <w:tc>
           <w:tcPr>
-            <w:tcW w:w="3658" w:type="dxa"/>
+            <w:tcW w:w="3924" w:type="dxa"/>
             <w:shd w:val="clear" w:color="auto" w:fill="F4F7FB"/>
             <w:noWrap/>
             <w:vAlign w:val="top"/>
@@ -25198,7 +25725,7 @@
         </w:trPr>
         <w:tc>
           <w:tcPr>
-            <w:tcW w:w="5369" w:type="dxa"/>
+            <w:tcW w:w="5103" w:type="dxa"/>
             <w:vAlign w:val="top"/>
           </w:tcPr>
           <w:p>
@@ -25213,7 +25740,7 @@
         </w:tc>
         <w:tc>
           <w:tcPr>
-            <w:tcW w:w="3658" w:type="dxa"/>
+            <w:tcW w:w="3924" w:type="dxa"/>
             <w:noWrap/>
             <w:vAlign w:val="top"/>
           </w:tcPr>
@@ -25234,7 +25761,7 @@
         </w:trPr>
         <w:tc>
           <w:tcPr>
-            <w:tcW w:w="5369" w:type="dxa"/>
+            <w:tcW w:w="5103" w:type="dxa"/>
             <w:shd w:val="clear" w:color="auto" w:fill="F4F7FB"/>
             <w:vAlign w:val="top"/>
           </w:tcPr>
@@ -25250,7 +25777,7 @@
         </w:tc>
         <w:tc>
           <w:tcPr>
-            <w:tcW w:w="3658" w:type="dxa"/>
+            <w:tcW w:w="3924" w:type="dxa"/>
             <w:shd w:val="clear" w:color="auto" w:fill="F4F7FB"/>
             <w:vAlign w:val="top"/>
           </w:tcPr>
@@ -25271,7 +25798,7 @@
         </w:trPr>
         <w:tc>
           <w:tcPr>
-            <w:tcW w:w="5369" w:type="dxa"/>
+            <w:tcW w:w="5103" w:type="dxa"/>
             <w:vAlign w:val="top"/>
           </w:tcPr>
           <w:p>
@@ -25286,7 +25813,7 @@
         </w:tc>
         <w:tc>
           <w:tcPr>
-            <w:tcW w:w="3658" w:type="dxa"/>
+            <w:tcW w:w="3924" w:type="dxa"/>
             <w:noWrap/>
             <w:vAlign w:val="top"/>
           </w:tcPr>
@@ -25307,7 +25834,7 @@
         </w:trPr>
         <w:tc>
           <w:tcPr>
-            <w:tcW w:w="5369" w:type="dxa"/>
+            <w:tcW w:w="5103" w:type="dxa"/>
             <w:shd w:val="clear" w:color="auto" w:fill="F4F7FB"/>
             <w:vAlign w:val="top"/>
           </w:tcPr>
@@ -25323,17 +25850,17 @@
         </w:tc>
         <w:tc>
           <w:tcPr>
-            <w:tcW w:w="3658" w:type="dxa"/>
-            <w:shd w:val="clear" w:color="auto" w:fill="F4F7FB"/>
-            <w:vAlign w:val="top"/>
-          </w:tcPr>
-          <w:p>
-            <w:pPr>
-              <w:pStyle w:val="TableText"/>
-              <w:jc w:val="left"/>
-            </w:pPr>
-            <w:r>
-              <w:t xml:space="preserve">FR-009, FR-036, FR-046, FR-071, FR-076</w:t>
+            <w:tcW w:w="3924" w:type="dxa"/>
+            <w:shd w:val="clear" w:color="auto" w:fill="F4F7FB"/>
+            <w:vAlign w:val="top"/>
+          </w:tcPr>
+          <w:p>
+            <w:pPr>
+              <w:pStyle w:val="TableText"/>
+              <w:jc w:val="left"/>
+            </w:pPr>
+            <w:r>
+              <w:t xml:space="preserve">FR-009, FR-036, FR-046, FR-071, FR-076, FR-118, FR-119</w:t>
             </w:r>
           </w:p>
         </w:tc>
@@ -25344,7 +25871,7 @@
         </w:trPr>
         <w:tc>
           <w:tcPr>
-            <w:tcW w:w="5369" w:type="dxa"/>
+            <w:tcW w:w="5103" w:type="dxa"/>
             <w:vAlign w:val="top"/>
           </w:tcPr>
           <w:p>
@@ -25359,7 +25886,7 @@
         </w:tc>
         <w:tc>
           <w:tcPr>
-            <w:tcW w:w="3658" w:type="dxa"/>
+            <w:tcW w:w="3924" w:type="dxa"/>
             <w:vAlign w:val="top"/>
           </w:tcPr>
           <w:p>
@@ -25379,7 +25906,7 @@
         </w:trPr>
         <w:tc>
           <w:tcPr>
-            <w:tcW w:w="5369" w:type="dxa"/>
+            <w:tcW w:w="5103" w:type="dxa"/>
             <w:shd w:val="clear" w:color="auto" w:fill="F4F7FB"/>
             <w:vAlign w:val="top"/>
           </w:tcPr>
@@ -25395,7 +25922,7 @@
         </w:tc>
         <w:tc>
           <w:tcPr>
-            <w:tcW w:w="3658" w:type="dxa"/>
+            <w:tcW w:w="3924" w:type="dxa"/>
             <w:shd w:val="clear" w:color="auto" w:fill="F4F7FB"/>
             <w:vAlign w:val="top"/>
           </w:tcPr>
@@ -25528,8 +26055,8 @@
       </w:tblPr>
       <w:tblGrid>
         <w:gridCol w:w="972"/>
-        <w:gridCol w:w="4740"/>
-        <w:gridCol w:w="2343"/>
+        <w:gridCol w:w="4928"/>
+        <w:gridCol w:w="2155"/>
         <w:gridCol w:w="972"/>
       </w:tblGrid>
       <w:tr>
@@ -25573,7 +26100,7 @@
         </w:tc>
         <w:tc>
           <w:tcPr>
-            <w:tcW w:w="4740" w:type="dxa"/>
+            <w:tcW w:w="4928" w:type="dxa"/>
             <w:shd w:val="clear" w:color="auto" w:fill="0F4761"/>
             <w:vAlign w:val="center"/>
           </w:tcPr>
@@ -25605,7 +26132,7 @@
         </w:tc>
         <w:tc>
           <w:tcPr>
-            <w:tcW w:w="2343" w:type="dxa"/>
+            <w:tcW w:w="2155" w:type="dxa"/>
             <w:shd w:val="clear" w:color="auto" w:fill="0F4761"/>
             <w:vAlign w:val="center"/>
           </w:tcPr>
@@ -25702,7 +26229,7 @@
         </w:tc>
         <w:tc>
           <w:tcPr>
-            <w:tcW w:w="4740" w:type="dxa"/>
+            <w:tcW w:w="4928" w:type="dxa"/>
             <w:vAlign w:val="top"/>
           </w:tcPr>
           <w:p>
@@ -25729,7 +26256,7 @@
         </w:tc>
         <w:tc>
           <w:tcPr>
-            <w:tcW w:w="2343" w:type="dxa"/>
+            <w:tcW w:w="2155" w:type="dxa"/>
             <w:vAlign w:val="top"/>
           </w:tcPr>
           <w:p>
@@ -25816,7 +26343,7 @@
         </w:tc>
         <w:tc>
           <w:tcPr>
-            <w:tcW w:w="4740" w:type="dxa"/>
+            <w:tcW w:w="4928" w:type="dxa"/>
             <w:vAlign w:val="top"/>
           </w:tcPr>
           <w:p>
@@ -25843,7 +26370,7 @@
         </w:tc>
         <w:tc>
           <w:tcPr>
-            <w:tcW w:w="2343" w:type="dxa"/>
+            <w:tcW w:w="2155" w:type="dxa"/>
             <w:vAlign w:val="top"/>
           </w:tcPr>
           <w:p>
@@ -25930,7 +26457,7 @@
         </w:tc>
         <w:tc>
           <w:tcPr>
-            <w:tcW w:w="4740" w:type="dxa"/>
+            <w:tcW w:w="4928" w:type="dxa"/>
             <w:vAlign w:val="top"/>
           </w:tcPr>
           <w:p>
@@ -25957,7 +26484,7 @@
         </w:tc>
         <w:tc>
           <w:tcPr>
-            <w:tcW w:w="2343" w:type="dxa"/>
+            <w:tcW w:w="2155" w:type="dxa"/>
             <w:vAlign w:val="top"/>
           </w:tcPr>
           <w:p>
@@ -26044,7 +26571,7 @@
         </w:tc>
         <w:tc>
           <w:tcPr>
-            <w:tcW w:w="4740" w:type="dxa"/>
+            <w:tcW w:w="4928" w:type="dxa"/>
             <w:vAlign w:val="top"/>
           </w:tcPr>
           <w:p>
@@ -26071,7 +26598,7 @@
         </w:tc>
         <w:tc>
           <w:tcPr>
-            <w:tcW w:w="2343" w:type="dxa"/>
+            <w:tcW w:w="2155" w:type="dxa"/>
             <w:vAlign w:val="top"/>
           </w:tcPr>
           <w:p>
@@ -26158,7 +26685,7 @@
         </w:tc>
         <w:tc>
           <w:tcPr>
-            <w:tcW w:w="4740" w:type="dxa"/>
+            <w:tcW w:w="4928" w:type="dxa"/>
             <w:vAlign w:val="top"/>
           </w:tcPr>
           <w:p>
@@ -26185,7 +26712,7 @@
         </w:tc>
         <w:tc>
           <w:tcPr>
-            <w:tcW w:w="2343" w:type="dxa"/>
+            <w:tcW w:w="2155" w:type="dxa"/>
             <w:vAlign w:val="top"/>
           </w:tcPr>
           <w:p>
@@ -26272,7 +26799,7 @@
         </w:tc>
         <w:tc>
           <w:tcPr>
-            <w:tcW w:w="4740" w:type="dxa"/>
+            <w:tcW w:w="4928" w:type="dxa"/>
             <w:vAlign w:val="top"/>
           </w:tcPr>
           <w:p>
@@ -26293,13 +26820,13 @@
                 <w:sz w:val="16"/>
                 <w:szCs w:val="16"/>
               </w:rPr>
-              <w:t xml:space="preserve">Loyalty points and referral programme approved or rejected</w:t>
-            </w:r>
-          </w:p>
-        </w:tc>
-        <w:tc>
-          <w:tcPr>
-            <w:tcW w:w="2343" w:type="dxa"/>
+              <w:t xml:space="preserve">Response time for data-subject requests, set at 72 hours, confirmed against Decree 13/2023/ND-CP and the Personal Data Protection Law 91/2025/QH15 (to be confirmed by TASCO legal)</w:t>
+            </w:r>
+          </w:p>
+        </w:tc>
+        <w:tc>
+          <w:tcPr>
+            <w:tcW w:w="2155" w:type="dxa"/>
             <w:vAlign w:val="top"/>
           </w:tcPr>
           <w:p>
@@ -26320,7 +26847,7 @@
                 <w:sz w:val="16"/>
                 <w:szCs w:val="16"/>
               </w:rPr>
-              <w:t xml:space="preserve">TASCO Legal</w:t>
+              <w:t xml:space="preserve">TASCO Legal and Compliance</w:t>
             </w:r>
           </w:p>
         </w:tc>
@@ -26386,7 +26913,7 @@
         </w:tc>
         <w:tc>
           <w:tcPr>
-            <w:tcW w:w="4740" w:type="dxa"/>
+            <w:tcW w:w="4928" w:type="dxa"/>
             <w:vAlign w:val="top"/>
           </w:tcPr>
           <w:p>
@@ -26407,13 +26934,127 @@
                 <w:sz w:val="16"/>
                 <w:szCs w:val="16"/>
               </w:rPr>
+              <w:t xml:space="preserve">Loyalty points and referral programme approved or rejected</w:t>
+            </w:r>
+          </w:p>
+        </w:tc>
+        <w:tc>
+          <w:tcPr>
+            <w:tcW w:w="2155" w:type="dxa"/>
+            <w:vAlign w:val="top"/>
+          </w:tcPr>
+          <w:p>
+            <w:pPr>
+              <w:spacing w:before="60"/>
+              <w:jc w:val="center"/>
+              <w:rPr>
+                <w:rFonts w:ascii="Segoe UI" w:eastAsia="Arial" w:hAnsi="Segoe UI" w:cs="Segoe UI"/>
+                <w:color w:val="101820"/>
+                <w:sz w:val="16"/>
+                <w:szCs w:val="16"/>
+              </w:rPr>
+            </w:pPr>
+            <w:r>
+              <w:rPr>
+                <w:rFonts w:ascii="Segoe UI" w:eastAsia="Arial" w:hAnsi="Segoe UI" w:cs="Segoe UI"/>
+                <w:color w:val="101820"/>
+                <w:sz w:val="16"/>
+                <w:szCs w:val="16"/>
+              </w:rPr>
+              <w:t xml:space="preserve">TASCO Legal</w:t>
+            </w:r>
+          </w:p>
+        </w:tc>
+        <w:tc>
+          <w:tcPr>
+            <w:tcW w:w="972" w:type="dxa"/>
+            <w:vAlign w:val="top"/>
+          </w:tcPr>
+          <w:p>
+            <w:pPr>
+              <w:spacing w:before="60"/>
+              <w:jc w:val="center"/>
+              <w:rPr>
+                <w:rFonts w:ascii="Segoe UI" w:eastAsia="Arial" w:hAnsi="Segoe UI" w:cs="Segoe UI"/>
+                <w:color w:val="101820"/>
+                <w:sz w:val="16"/>
+                <w:szCs w:val="16"/>
+              </w:rPr>
+            </w:pPr>
+            <w:r>
+              <w:rPr>
+                <w:rFonts w:ascii="Segoe UI" w:eastAsia="Arial" w:hAnsi="Segoe UI" w:cs="Segoe UI"/>
+                <w:color w:val="101820"/>
+                <w:sz w:val="16"/>
+                <w:szCs w:val="16"/>
+              </w:rPr>
+              <w:t xml:space="preserve">Open</w:t>
+            </w:r>
+          </w:p>
+        </w:tc>
+      </w:tr>
+      <w:tr>
+        <w:trPr>
+          <w:cantSplit/>
+          <w:trHeight w:val="449"/>
+        </w:trPr>
+        <w:tc>
+          <w:tcPr>
+            <w:tcW w:w="972" w:type="dxa"/>
+            <w:vAlign w:val="top"/>
+          </w:tcPr>
+          <w:p>
+            <w:pPr>
+              <w:spacing w:before="60"/>
+              <w:jc w:val="center"/>
+              <w:rPr>
+                <w:rFonts w:ascii="Segoe UI" w:eastAsia="Arial" w:hAnsi="Segoe UI" w:cs="Segoe UI"/>
+                <w:color w:val="101820"/>
+                <w:sz w:val="16"/>
+                <w:szCs w:val="16"/>
+              </w:rPr>
+            </w:pPr>
+            <w:r>
+              <w:rPr>
+                <w:rFonts w:ascii="Segoe UI" w:eastAsia="Arial" w:hAnsi="Segoe UI" w:cs="Segoe UI"/>
+                <w:color w:val="101820"/>
+                <w:sz w:val="16"/>
+                <w:szCs w:val="16"/>
+              </w:rPr>
+              <w:t xml:space="preserve">8</w:t>
+            </w:r>
+          </w:p>
+        </w:tc>
+        <w:tc>
+          <w:tcPr>
+            <w:tcW w:w="4928" w:type="dxa"/>
+            <w:vAlign w:val="top"/>
+          </w:tcPr>
+          <w:p>
+            <w:pPr>
+              <w:spacing w:before="60"/>
+              <w:jc w:val="left"/>
+              <w:rPr>
+                <w:rFonts w:ascii="Segoe UI" w:eastAsia="Arial" w:hAnsi="Segoe UI" w:cs="Segoe UI"/>
+                <w:color w:val="101820"/>
+                <w:sz w:val="16"/>
+                <w:szCs w:val="16"/>
+              </w:rPr>
+            </w:pPr>
+            <w:r>
+              <w:rPr>
+                <w:rFonts w:ascii="Segoe UI" w:eastAsia="Arial" w:hAnsi="Segoe UI" w:cs="Segoe UI"/>
+                <w:color w:val="101820"/>
+                <w:sz w:val="16"/>
+                <w:szCs w:val="16"/>
+              </w:rPr>
               <w:t xml:space="preserve">MoSCoW priorities for MVP scope confirmed</w:t>
             </w:r>
           </w:p>
         </w:tc>
         <w:tc>
           <w:tcPr>
-            <w:tcW w:w="2343" w:type="dxa"/>
+            <w:tcW w:w="2155" w:type="dxa"/>
             <w:vAlign w:val="top"/>
           </w:tcPr>
           <w:p>
